--- a/input/海淀区2026年6月份农村人居环境检查分析报告模板.docx
+++ b/input/海淀区2026年6月份农村人居环境检查分析报告模板.docx
@@ -489,6 +489,7 @@
           </w14:textFill>
         </w:rPr>
       </w:pPr>
+      <w:bookmarkStart w:id="0" w:name="_GoBack"/>
       <w:r>
         <w:rPr>
           <w:rFonts w:hint="eastAsia" w:ascii="方正小标宋简体" w:hAnsi="方正小标宋简体" w:eastAsia="方正小标宋简体" w:cs="方正小标宋简体"/>
@@ -507,6 +508,7 @@
         <w:t>表1  {{ report_year }}年{{ report_month }}月全区农村人居环境检查发现问题情况统计表</w:t>
       </w:r>
     </w:p>
+    <w:bookmarkEnd w:id="0"/>
     <w:tbl>
       <w:tblPr>
         <w:tblStyle w:val="33"/>
@@ -1691,12 +1693,24 @@
           </w:tcPr>
           <w:p>
             <w:pPr>
+              <w:widowControl/>
               <w:spacing w:after="0" w:line="240" w:lineRule="auto"/>
               <w:jc w:val="center"/>
+              <w:rPr>
+                <w:rFonts w:hint="eastAsia" w:ascii="仿宋_GB2312" w:hAnsi="宋体" w:eastAsia="仿宋_GB2312" w:cs="宋体"/>
+                <w:color w:val="000000"/>
+                <w:kern w:val="0"/>
+                <w:sz w:val="22"/>
+                <w:lang w:eastAsia="zh-CN"/>
+              </w:rPr>
             </w:pPr>
             <w:r>
               <w:rPr>
-                <w:sz w:val="21"/>
+                <w:rFonts w:hint="eastAsia" w:ascii="仿宋_GB2312" w:hAnsi="宋体" w:eastAsia="仿宋_GB2312" w:cs="宋体"/>
+                <w:color w:val="000000"/>
+                <w:kern w:val="0"/>
+                <w:sz w:val="22"/>
+                <w:lang w:eastAsia="zh-CN"/>
               </w:rPr>
               <w:t>{%tr for row in problem_type_rows %}</w:t>
             </w:r>
@@ -1709,8 +1723,16 @@
           </w:tcPr>
           <w:p>
             <w:pPr>
+              <w:widowControl/>
               <w:spacing w:after="0" w:line="240" w:lineRule="auto"/>
               <w:jc w:val="center"/>
+              <w:rPr>
+                <w:rFonts w:hint="eastAsia" w:ascii="仿宋_GB2312" w:hAnsi="宋体" w:eastAsia="仿宋_GB2312" w:cs="宋体"/>
+                <w:color w:val="000000"/>
+                <w:kern w:val="0"/>
+                <w:sz w:val="22"/>
+                <w:lang w:eastAsia="zh-CN"/>
+              </w:rPr>
             </w:pPr>
           </w:p>
         </w:tc>
@@ -1721,8 +1743,16 @@
           </w:tcPr>
           <w:p>
             <w:pPr>
+              <w:widowControl/>
               <w:spacing w:after="0" w:line="240" w:lineRule="auto"/>
               <w:jc w:val="center"/>
+              <w:rPr>
+                <w:rFonts w:hint="eastAsia" w:ascii="仿宋_GB2312" w:hAnsi="宋体" w:eastAsia="仿宋_GB2312" w:cs="宋体"/>
+                <w:color w:val="000000"/>
+                <w:kern w:val="0"/>
+                <w:sz w:val="22"/>
+                <w:lang w:eastAsia="zh-CN"/>
+              </w:rPr>
             </w:pPr>
           </w:p>
         </w:tc>
@@ -1733,8 +1763,16 @@
           </w:tcPr>
           <w:p>
             <w:pPr>
+              <w:widowControl/>
               <w:spacing w:after="0" w:line="240" w:lineRule="auto"/>
               <w:jc w:val="center"/>
+              <w:rPr>
+                <w:rFonts w:hint="eastAsia" w:ascii="仿宋_GB2312" w:hAnsi="宋体" w:eastAsia="仿宋_GB2312" w:cs="宋体"/>
+                <w:color w:val="000000"/>
+                <w:kern w:val="0"/>
+                <w:sz w:val="22"/>
+                <w:lang w:eastAsia="zh-CN"/>
+              </w:rPr>
             </w:pPr>
           </w:p>
         </w:tc>
@@ -1745,8 +1783,16 @@
           </w:tcPr>
           <w:p>
             <w:pPr>
+              <w:widowControl/>
               <w:spacing w:after="0" w:line="240" w:lineRule="auto"/>
               <w:jc w:val="center"/>
+              <w:rPr>
+                <w:rFonts w:hint="eastAsia" w:ascii="仿宋_GB2312" w:hAnsi="宋体" w:eastAsia="仿宋_GB2312" w:cs="宋体"/>
+                <w:color w:val="000000"/>
+                <w:kern w:val="0"/>
+                <w:sz w:val="22"/>
+                <w:lang w:eastAsia="zh-CN"/>
+              </w:rPr>
             </w:pPr>
           </w:p>
         </w:tc>
@@ -1778,12 +1824,24 @@
           </w:tcPr>
           <w:p>
             <w:pPr>
+              <w:widowControl/>
               <w:spacing w:after="0" w:line="240" w:lineRule="auto"/>
               <w:jc w:val="center"/>
+              <w:rPr>
+                <w:rFonts w:hint="eastAsia" w:ascii="仿宋_GB2312" w:hAnsi="宋体" w:eastAsia="仿宋_GB2312" w:cs="宋体"/>
+                <w:color w:val="000000"/>
+                <w:kern w:val="0"/>
+                <w:sz w:val="22"/>
+                <w:lang w:eastAsia="zh-CN"/>
+              </w:rPr>
             </w:pPr>
             <w:r>
               <w:rPr>
-                <w:sz w:val="21"/>
+                <w:rFonts w:hint="eastAsia" w:ascii="仿宋_GB2312" w:hAnsi="宋体" w:eastAsia="仿宋_GB2312" w:cs="宋体"/>
+                <w:color w:val="000000"/>
+                <w:kern w:val="0"/>
+                <w:sz w:val="22"/>
+                <w:lang w:eastAsia="zh-CN"/>
               </w:rPr>
               <w:t>{{ row.seq }}</w:t>
             </w:r>
@@ -1796,12 +1854,24 @@
           </w:tcPr>
           <w:p>
             <w:pPr>
+              <w:widowControl/>
               <w:spacing w:after="0" w:line="240" w:lineRule="auto"/>
               <w:jc w:val="center"/>
+              <w:rPr>
+                <w:rFonts w:hint="eastAsia" w:ascii="仿宋_GB2312" w:hAnsi="宋体" w:eastAsia="仿宋_GB2312" w:cs="宋体"/>
+                <w:color w:val="000000"/>
+                <w:kern w:val="0"/>
+                <w:sz w:val="22"/>
+                <w:lang w:eastAsia="zh-CN"/>
+              </w:rPr>
             </w:pPr>
             <w:r>
               <w:rPr>
-                <w:sz w:val="21"/>
+                <w:rFonts w:hint="eastAsia" w:ascii="仿宋_GB2312" w:hAnsi="宋体" w:eastAsia="仿宋_GB2312" w:cs="宋体"/>
+                <w:color w:val="000000"/>
+                <w:kern w:val="0"/>
+                <w:sz w:val="22"/>
+                <w:lang w:eastAsia="zh-CN"/>
               </w:rPr>
               <w:t>{{ row.category_name }}</w:t>
             </w:r>
@@ -1814,12 +1884,24 @@
           </w:tcPr>
           <w:p>
             <w:pPr>
+              <w:widowControl/>
               <w:spacing w:after="0" w:line="240" w:lineRule="auto"/>
               <w:jc w:val="center"/>
+              <w:rPr>
+                <w:rFonts w:hint="eastAsia" w:ascii="仿宋_GB2312" w:hAnsi="宋体" w:eastAsia="仿宋_GB2312" w:cs="宋体"/>
+                <w:color w:val="000000"/>
+                <w:kern w:val="0"/>
+                <w:sz w:val="22"/>
+                <w:lang w:eastAsia="zh-CN"/>
+              </w:rPr>
             </w:pPr>
             <w:r>
               <w:rPr>
-                <w:sz w:val="21"/>
+                <w:rFonts w:hint="eastAsia" w:ascii="仿宋_GB2312" w:hAnsi="宋体" w:eastAsia="仿宋_GB2312" w:cs="宋体"/>
+                <w:color w:val="000000"/>
+                <w:kern w:val="0"/>
+                <w:sz w:val="22"/>
+                <w:lang w:eastAsia="zh-CN"/>
               </w:rPr>
               <w:t>{{ row.problem_name }}</w:t>
             </w:r>
@@ -1832,12 +1914,24 @@
           </w:tcPr>
           <w:p>
             <w:pPr>
+              <w:widowControl/>
               <w:spacing w:after="0" w:line="240" w:lineRule="auto"/>
               <w:jc w:val="center"/>
+              <w:rPr>
+                <w:rFonts w:hint="eastAsia" w:ascii="仿宋_GB2312" w:hAnsi="宋体" w:eastAsia="仿宋_GB2312" w:cs="宋体"/>
+                <w:color w:val="000000"/>
+                <w:kern w:val="0"/>
+                <w:sz w:val="22"/>
+                <w:lang w:eastAsia="zh-CN"/>
+              </w:rPr>
             </w:pPr>
             <w:r>
               <w:rPr>
-                <w:sz w:val="21"/>
+                <w:rFonts w:hint="eastAsia" w:ascii="仿宋_GB2312" w:hAnsi="宋体" w:eastAsia="仿宋_GB2312" w:cs="宋体"/>
+                <w:color w:val="000000"/>
+                <w:kern w:val="0"/>
+                <w:sz w:val="22"/>
+                <w:lang w:eastAsia="zh-CN"/>
               </w:rPr>
               <w:t>{{ row.count }}</w:t>
             </w:r>
@@ -1850,12 +1944,24 @@
           </w:tcPr>
           <w:p>
             <w:pPr>
+              <w:widowControl/>
               <w:spacing w:after="0" w:line="240" w:lineRule="auto"/>
               <w:jc w:val="center"/>
+              <w:rPr>
+                <w:rFonts w:hint="eastAsia" w:ascii="仿宋_GB2312" w:hAnsi="宋体" w:eastAsia="仿宋_GB2312" w:cs="宋体"/>
+                <w:color w:val="000000"/>
+                <w:kern w:val="0"/>
+                <w:sz w:val="22"/>
+                <w:lang w:eastAsia="zh-CN"/>
+              </w:rPr>
             </w:pPr>
             <w:r>
               <w:rPr>
-                <w:sz w:val="21"/>
+                <w:rFonts w:hint="eastAsia" w:ascii="仿宋_GB2312" w:hAnsi="宋体" w:eastAsia="仿宋_GB2312" w:cs="宋体"/>
+                <w:color w:val="000000"/>
+                <w:kern w:val="0"/>
+                <w:sz w:val="22"/>
+                <w:lang w:eastAsia="zh-CN"/>
               </w:rPr>
               <w:t>{{ row.rate_text }}</w:t>
             </w:r>
@@ -1889,12 +1995,24 @@
           </w:tcPr>
           <w:p>
             <w:pPr>
+              <w:widowControl/>
               <w:spacing w:after="0" w:line="240" w:lineRule="auto"/>
               <w:jc w:val="center"/>
+              <w:rPr>
+                <w:rFonts w:hint="eastAsia" w:ascii="仿宋_GB2312" w:hAnsi="宋体" w:eastAsia="仿宋_GB2312" w:cs="宋体"/>
+                <w:color w:val="000000"/>
+                <w:kern w:val="0"/>
+                <w:sz w:val="22"/>
+                <w:lang w:eastAsia="zh-CN"/>
+              </w:rPr>
             </w:pPr>
             <w:r>
               <w:rPr>
-                <w:sz w:val="21"/>
+                <w:rFonts w:hint="eastAsia" w:ascii="仿宋_GB2312" w:hAnsi="宋体" w:eastAsia="仿宋_GB2312" w:cs="宋体"/>
+                <w:color w:val="000000"/>
+                <w:kern w:val="0"/>
+                <w:sz w:val="22"/>
+                <w:lang w:eastAsia="zh-CN"/>
               </w:rPr>
               <w:t>{%tr endfor %}</w:t>
             </w:r>
@@ -1907,8 +2025,16 @@
           </w:tcPr>
           <w:p>
             <w:pPr>
+              <w:widowControl/>
               <w:spacing w:after="0" w:line="240" w:lineRule="auto"/>
               <w:jc w:val="center"/>
+              <w:rPr>
+                <w:rFonts w:hint="eastAsia" w:ascii="仿宋_GB2312" w:hAnsi="宋体" w:eastAsia="仿宋_GB2312" w:cs="宋体"/>
+                <w:color w:val="000000"/>
+                <w:kern w:val="0"/>
+                <w:sz w:val="22"/>
+                <w:lang w:eastAsia="zh-CN"/>
+              </w:rPr>
             </w:pPr>
           </w:p>
         </w:tc>
@@ -1919,8 +2045,16 @@
           </w:tcPr>
           <w:p>
             <w:pPr>
+              <w:widowControl/>
               <w:spacing w:after="0" w:line="240" w:lineRule="auto"/>
               <w:jc w:val="center"/>
+              <w:rPr>
+                <w:rFonts w:hint="eastAsia" w:ascii="仿宋_GB2312" w:hAnsi="宋体" w:eastAsia="仿宋_GB2312" w:cs="宋体"/>
+                <w:color w:val="000000"/>
+                <w:kern w:val="0"/>
+                <w:sz w:val="22"/>
+                <w:lang w:eastAsia="zh-CN"/>
+              </w:rPr>
             </w:pPr>
           </w:p>
         </w:tc>
@@ -1931,8 +2065,16 @@
           </w:tcPr>
           <w:p>
             <w:pPr>
+              <w:widowControl/>
               <w:spacing w:after="0" w:line="240" w:lineRule="auto"/>
               <w:jc w:val="center"/>
+              <w:rPr>
+                <w:rFonts w:hint="eastAsia" w:ascii="仿宋_GB2312" w:hAnsi="宋体" w:eastAsia="仿宋_GB2312" w:cs="宋体"/>
+                <w:color w:val="000000"/>
+                <w:kern w:val="0"/>
+                <w:sz w:val="22"/>
+                <w:lang w:eastAsia="zh-CN"/>
+              </w:rPr>
             </w:pPr>
           </w:p>
         </w:tc>
@@ -1943,8 +2085,16 @@
           </w:tcPr>
           <w:p>
             <w:pPr>
+              <w:widowControl/>
               <w:spacing w:after="0" w:line="240" w:lineRule="auto"/>
               <w:jc w:val="center"/>
+              <w:rPr>
+                <w:rFonts w:hint="eastAsia" w:ascii="仿宋_GB2312" w:hAnsi="宋体" w:eastAsia="仿宋_GB2312" w:cs="宋体"/>
+                <w:color w:val="000000"/>
+                <w:kern w:val="0"/>
+                <w:sz w:val="22"/>
+                <w:lang w:eastAsia="zh-CN"/>
+              </w:rPr>
             </w:pPr>
           </w:p>
         </w:tc>
@@ -2770,10 +2920,41 @@
       </w:tr>
     </w:tbl>
     <w:p>
+      <w:pPr>
+        <w:widowControl w:val="0"/>
+        <w:spacing w:after="0" w:line="560" w:lineRule="exact"/>
+        <w:ind w:firstLine="640" w:firstLineChars="200"/>
+        <w:jc w:val="both"/>
+        <w:outlineLvl w:val="2"/>
+        <w:rPr>
+          <w:rFonts w:hint="eastAsia" w:ascii="楷体_GB2312" w:hAnsi="楷体" w:eastAsia="楷体_GB2312" w:cs="黑体"/>
+          <w:bCs/>
+          <w:color w:val="000000" w:themeColor="text1"/>
+          <w:kern w:val="44"/>
+          <w:sz w:val="32"/>
+          <w:szCs w:val="32"/>
+          <w:lang w:val="zh-CN" w:eastAsia="zh-CN"/>
+          <w14:textFill>
+            <w14:solidFill>
+              <w14:schemeClr w14:val="tx1"/>
+            </w14:solidFill>
+          </w14:textFill>
+        </w:rPr>
+      </w:pPr>
       <w:r>
         <w:rPr>
-          <w:rFonts w:ascii="仿宋" w:hAnsi="仿宋"/>
-          <w:sz w:val="24"/>
+          <w:rFonts w:hint="eastAsia" w:ascii="楷体_GB2312" w:hAnsi="楷体" w:eastAsia="楷体_GB2312" w:cs="黑体"/>
+          <w:bCs/>
+          <w:color w:val="000000" w:themeColor="text1"/>
+          <w:kern w:val="44"/>
+          <w:sz w:val="32"/>
+          <w:szCs w:val="32"/>
+          <w:lang w:val="zh-CN" w:eastAsia="zh-CN"/>
+          <w14:textFill>
+            <w14:solidFill>
+              <w14:schemeClr w14:val="tx1"/>
+            </w14:solidFill>
+          </w14:textFill>
         </w:rPr>
         <w:t>（四）各村问题情况</w:t>
       </w:r>
@@ -2875,13 +3056,13 @@
         </w:tblCellMar>
       </w:tblPr>
       <w:tblGrid>
-        <w:gridCol w:w="1019"/>
-        <w:gridCol w:w="1081"/>
-        <w:gridCol w:w="2045"/>
-        <w:gridCol w:w="1134"/>
-        <w:gridCol w:w="1600"/>
+        <w:gridCol w:w="1144"/>
+        <w:gridCol w:w="1186"/>
+        <w:gridCol w:w="1997"/>
         <w:gridCol w:w="1154"/>
-        <w:gridCol w:w="823"/>
+        <w:gridCol w:w="1547"/>
+        <w:gridCol w:w="1153"/>
+        <w:gridCol w:w="675"/>
       </w:tblGrid>
       <w:tr>
         <w:tblPrEx>
@@ -2905,7 +3086,7 @@
         </w:trPr>
         <w:tc>
           <w:tcPr>
-            <w:tcW w:w="1019" w:type="dxa"/>
+            <w:tcW w:w="1144" w:type="dxa"/>
             <w:vAlign w:val="center"/>
           </w:tcPr>
           <w:p>
@@ -2948,7 +3129,7 @@
         </w:tc>
         <w:tc>
           <w:tcPr>
-            <w:tcW w:w="1081" w:type="dxa"/>
+            <w:tcW w:w="1186" w:type="dxa"/>
             <w:vAlign w:val="center"/>
           </w:tcPr>
           <w:p>
@@ -2991,7 +3172,7 @@
         </w:tc>
         <w:tc>
           <w:tcPr>
-            <w:tcW w:w="2045" w:type="dxa"/>
+            <w:tcW w:w="1997" w:type="dxa"/>
             <w:vAlign w:val="center"/>
           </w:tcPr>
           <w:p>
@@ -3034,7 +3215,7 @@
         </w:tc>
         <w:tc>
           <w:tcPr>
-            <w:tcW w:w="1134" w:type="dxa"/>
+            <w:tcW w:w="1154" w:type="dxa"/>
             <w:vAlign w:val="center"/>
           </w:tcPr>
           <w:p>
@@ -3077,7 +3258,7 @@
         </w:tc>
         <w:tc>
           <w:tcPr>
-            <w:tcW w:w="1600" w:type="dxa"/>
+            <w:tcW w:w="1547" w:type="dxa"/>
             <w:vAlign w:val="center"/>
           </w:tcPr>
           <w:p>
@@ -3120,7 +3301,7 @@
         </w:tc>
         <w:tc>
           <w:tcPr>
-            <w:tcW w:w="1154" w:type="dxa"/>
+            <w:tcW w:w="1153" w:type="dxa"/>
             <w:vAlign w:val="center"/>
           </w:tcPr>
           <w:p>
@@ -3163,7 +3344,7 @@
         </w:tc>
         <w:tc>
           <w:tcPr>
-            <w:tcW w:w="823" w:type="dxa"/>
+            <w:tcW w:w="675" w:type="dxa"/>
             <w:vAlign w:val="center"/>
           </w:tcPr>
           <w:p>
@@ -3227,42 +3408,33 @@
         </w:trPr>
         <w:tc>
           <w:tcPr>
-            <w:tcW w:w="1019" w:type="dxa"/>
+            <w:tcW w:w="1144" w:type="dxa"/>
             <w:vAlign w:val="center"/>
           </w:tcPr>
           <w:p>
             <w:pPr>
-              <w:widowControl w:val="0"/>
+              <w:widowControl/>
               <w:spacing w:after="0" w:line="240" w:lineRule="auto"/>
               <w:jc w:val="center"/>
-              <w:outlineLvl w:val="2"/>
               <w:rPr>
-                <w:rFonts w:hint="eastAsia" w:ascii="仿宋_GB2312" w:hAnsi="仿宋_GB2312" w:eastAsia="仿宋_GB2312" w:cs="仿宋_GB2312"/>
+                <w:rFonts w:hint="eastAsia" w:ascii="仿宋_GB2312" w:hAnsi="宋体" w:eastAsia="仿宋_GB2312" w:cs="宋体"/>
+                <w:b/>
                 <w:bCs/>
-                <w:color w:val="000000" w:themeColor="text1"/>
-                <w:kern w:val="44"/>
+                <w:color w:val="000000"/>
+                <w:kern w:val="0"/>
                 <w:sz w:val="22"/>
                 <w:lang w:eastAsia="zh-CN"/>
-                <w14:textFill>
-                  <w14:solidFill>
-                    <w14:schemeClr w14:val="tx1"/>
-                  </w14:solidFill>
-                </w14:textFill>
               </w:rPr>
             </w:pPr>
             <w:r>
               <w:rPr>
-                <w:rFonts w:hint="eastAsia" w:ascii="仿宋_GB2312" w:hAnsi="仿宋_GB2312" w:eastAsia="仿宋_GB2312" w:cs="仿宋_GB2312"/>
+                <w:rFonts w:hint="eastAsia" w:ascii="仿宋_GB2312" w:hAnsi="宋体" w:eastAsia="仿宋_GB2312" w:cs="宋体"/>
+                <w:b/>
                 <w:bCs/>
-                <w:color w:val="000000" w:themeColor="text1"/>
-                <w:kern w:val="44"/>
+                <w:color w:val="000000"/>
+                <w:kern w:val="0"/>
                 <w:sz w:val="22"/>
                 <w:lang w:eastAsia="zh-CN"/>
-                <w14:textFill>
-                  <w14:solidFill>
-                    <w14:schemeClr w14:val="tx1"/>
-                  </w14:solidFill>
-                </w14:textFill>
               </w:rPr>
               <w:t>{%tr for row in village_rows %}</w:t>
             </w:r>
@@ -3270,108 +3442,40 @@
         </w:tc>
         <w:tc>
           <w:tcPr>
-            <w:tcW w:w="1081" w:type="dxa"/>
+            <w:tcW w:w="1186" w:type="dxa"/>
             <w:vAlign w:val="center"/>
           </w:tcPr>
           <w:p>
             <w:pPr>
-              <w:widowControl w:val="0"/>
+              <w:widowControl/>
               <w:spacing w:after="0" w:line="240" w:lineRule="auto"/>
               <w:jc w:val="center"/>
-              <w:outlineLvl w:val="2"/>
               <w:rPr>
-                <w:rFonts w:hint="eastAsia" w:ascii="仿宋_GB2312" w:hAnsi="仿宋_GB2312" w:eastAsia="仿宋_GB2312" w:cs="仿宋_GB2312"/>
-                <w:bCs/>
-                <w:color w:val="000000" w:themeColor="text1"/>
-                <w:kern w:val="44"/>
+                <w:rFonts w:hint="eastAsia" w:ascii="仿宋_GB2312" w:hAnsi="宋体" w:eastAsia="仿宋_GB2312" w:cs="宋体"/>
+                <w:color w:val="000000"/>
+                <w:kern w:val="0"/>
                 <w:sz w:val="22"/>
                 <w:lang w:eastAsia="zh-CN"/>
-                <w14:textFill>
-                  <w14:solidFill>
-                    <w14:schemeClr w14:val="tx1"/>
-                  </w14:solidFill>
-                </w14:textFill>
               </w:rPr>
             </w:pPr>
           </w:p>
         </w:tc>
         <w:tc>
           <w:tcPr>
-            <w:tcW w:w="2045" w:type="dxa"/>
+            <w:tcW w:w="1997" w:type="dxa"/>
             <w:vAlign w:val="center"/>
           </w:tcPr>
           <w:p>
             <w:pPr>
-              <w:widowControl w:val="0"/>
+              <w:widowControl/>
               <w:spacing w:after="0" w:line="240" w:lineRule="auto"/>
               <w:jc w:val="center"/>
-              <w:outlineLvl w:val="2"/>
               <w:rPr>
-                <w:rFonts w:hint="eastAsia" w:ascii="仿宋_GB2312" w:hAnsi="仿宋_GB2312" w:eastAsia="仿宋_GB2312" w:cs="仿宋_GB2312"/>
-                <w:bCs/>
-                <w:color w:val="000000" w:themeColor="text1"/>
-                <w:kern w:val="44"/>
+                <w:rFonts w:hint="eastAsia" w:ascii="仿宋_GB2312" w:hAnsi="宋体" w:eastAsia="仿宋_GB2312" w:cs="宋体"/>
+                <w:color w:val="000000"/>
+                <w:kern w:val="0"/>
                 <w:sz w:val="22"/>
                 <w:lang w:eastAsia="zh-CN"/>
-                <w14:textFill>
-                  <w14:solidFill>
-                    <w14:schemeClr w14:val="tx1"/>
-                  </w14:solidFill>
-                </w14:textFill>
-              </w:rPr>
-            </w:pPr>
-          </w:p>
-        </w:tc>
-        <w:tc>
-          <w:tcPr>
-            <w:tcW w:w="1134" w:type="dxa"/>
-            <w:vAlign w:val="center"/>
-          </w:tcPr>
-          <w:p>
-            <w:pPr>
-              <w:widowControl w:val="0"/>
-              <w:spacing w:after="0" w:line="240" w:lineRule="auto"/>
-              <w:jc w:val="center"/>
-              <w:outlineLvl w:val="2"/>
-              <w:rPr>
-                <w:rFonts w:hint="eastAsia" w:ascii="仿宋_GB2312" w:hAnsi="仿宋_GB2312" w:eastAsia="仿宋_GB2312" w:cs="仿宋_GB2312"/>
-                <w:bCs/>
-                <w:color w:val="000000" w:themeColor="text1"/>
-                <w:kern w:val="44"/>
-                <w:sz w:val="22"/>
-                <w:lang w:eastAsia="zh-CN"/>
-                <w14:textFill>
-                  <w14:solidFill>
-                    <w14:schemeClr w14:val="tx1"/>
-                  </w14:solidFill>
-                </w14:textFill>
-              </w:rPr>
-            </w:pPr>
-          </w:p>
-        </w:tc>
-        <w:tc>
-          <w:tcPr>
-            <w:tcW w:w="1600" w:type="dxa"/>
-            <w:vAlign w:val="center"/>
-          </w:tcPr>
-          <w:p>
-            <w:pPr>
-              <w:widowControl w:val="0"/>
-              <w:spacing w:after="0" w:line="240" w:lineRule="auto"/>
-              <w:jc w:val="center"/>
-              <w:outlineLvl w:val="2"/>
-              <w:rPr>
-                <w:rFonts w:hint="eastAsia" w:ascii="仿宋_GB2312" w:hAnsi="仿宋_GB2312" w:eastAsia="仿宋_GB2312" w:cs="仿宋_GB2312"/>
-                <w:bCs/>
-                <w:color w:val="000000" w:themeColor="text1"/>
-                <w:kern w:val="44"/>
-                <w:sz w:val="22"/>
-                <w:lang w:eastAsia="zh-CN"/>
-                <w14:textFill>
-                  <w14:solidFill>
-                    <w14:schemeClr w14:val="tx1"/>
-                  </w14:solidFill>
-                </w14:textFill>
               </w:rPr>
             </w:pPr>
           </w:p>
@@ -3383,53 +3487,77 @@
           </w:tcPr>
           <w:p>
             <w:pPr>
-              <w:widowControl w:val="0"/>
+              <w:widowControl/>
               <w:spacing w:after="0" w:line="240" w:lineRule="auto"/>
               <w:jc w:val="center"/>
-              <w:outlineLvl w:val="2"/>
               <w:rPr>
-                <w:rFonts w:hint="eastAsia" w:ascii="仿宋_GB2312" w:hAnsi="仿宋_GB2312" w:eastAsia="仿宋_GB2312" w:cs="仿宋_GB2312"/>
-                <w:bCs/>
-                <w:color w:val="000000" w:themeColor="text1"/>
-                <w:kern w:val="44"/>
+                <w:rFonts w:hint="eastAsia" w:ascii="仿宋_GB2312" w:hAnsi="宋体" w:eastAsia="仿宋_GB2312" w:cs="宋体"/>
+                <w:color w:val="000000"/>
+                <w:kern w:val="0"/>
                 <w:sz w:val="22"/>
                 <w:lang w:eastAsia="zh-CN"/>
-                <w14:textFill>
-                  <w14:solidFill>
-                    <w14:schemeClr w14:val="tx1"/>
-                  </w14:solidFill>
-                </w14:textFill>
               </w:rPr>
             </w:pPr>
           </w:p>
         </w:tc>
         <w:tc>
           <w:tcPr>
-            <w:tcW w:w="823" w:type="dxa"/>
+            <w:tcW w:w="1547" w:type="dxa"/>
             <w:vAlign w:val="center"/>
           </w:tcPr>
           <w:p>
             <w:pPr>
-              <w:widowControl w:val="0"/>
+              <w:widowControl/>
               <w:spacing w:after="0" w:line="240" w:lineRule="auto"/>
               <w:jc w:val="center"/>
-              <w:outlineLvl w:val="2"/>
               <w:rPr>
-                <w:rFonts w:hint="eastAsia" w:ascii="仿宋_GB2312" w:hAnsi="仿宋_GB2312" w:eastAsia="仿宋_GB2312" w:cs="仿宋_GB2312"/>
-                <w:bCs/>
-                <w:color w:val="000000" w:themeColor="text1"/>
-                <w:kern w:val="44"/>
+                <w:rFonts w:hint="eastAsia" w:ascii="仿宋_GB2312" w:hAnsi="宋体" w:eastAsia="仿宋_GB2312" w:cs="宋体"/>
+                <w:color w:val="000000"/>
+                <w:kern w:val="0"/>
                 <w:sz w:val="22"/>
                 <w:lang w:eastAsia="zh-CN"/>
-                <w14:textFill>
-                  <w14:solidFill>
-                    <w14:schemeClr w14:val="tx1"/>
-                  </w14:solidFill>
-                </w14:textFill>
               </w:rPr>
             </w:pPr>
-            <w:bookmarkStart w:id="0" w:name="_GoBack"/>
-            <w:bookmarkEnd w:id="0"/>
+          </w:p>
+        </w:tc>
+        <w:tc>
+          <w:tcPr>
+            <w:tcW w:w="1153" w:type="dxa"/>
+            <w:vAlign w:val="center"/>
+          </w:tcPr>
+          <w:p>
+            <w:pPr>
+              <w:widowControl/>
+              <w:spacing w:after="0" w:line="240" w:lineRule="auto"/>
+              <w:jc w:val="center"/>
+              <w:rPr>
+                <w:rFonts w:hint="eastAsia" w:ascii="仿宋_GB2312" w:hAnsi="宋体" w:eastAsia="仿宋_GB2312" w:cs="宋体"/>
+                <w:color w:val="000000"/>
+                <w:kern w:val="0"/>
+                <w:sz w:val="22"/>
+                <w:lang w:eastAsia="zh-CN"/>
+              </w:rPr>
+            </w:pPr>
+          </w:p>
+        </w:tc>
+        <w:tc>
+          <w:tcPr>
+            <w:tcW w:w="675" w:type="dxa"/>
+            <w:vAlign w:val="center"/>
+          </w:tcPr>
+          <w:p>
+            <w:pPr>
+              <w:widowControl/>
+              <w:spacing w:after="0" w:line="240" w:lineRule="auto"/>
+              <w:jc w:val="center"/>
+              <w:rPr>
+                <w:rFonts w:hint="eastAsia" w:ascii="仿宋_GB2312" w:hAnsi="宋体" w:eastAsia="仿宋_GB2312" w:cs="宋体"/>
+                <w:color w:val="000000"/>
+                <w:kern w:val="0"/>
+                <w:sz w:val="22"/>
+                <w:lang w:eastAsia="zh-CN"/>
+              </w:rPr>
+            </w:pPr>
           </w:p>
         </w:tc>
       </w:tr>
@@ -3455,42 +3583,33 @@
         </w:trPr>
         <w:tc>
           <w:tcPr>
-            <w:tcW w:w="1019" w:type="dxa"/>
+            <w:tcW w:w="1144" w:type="dxa"/>
             <w:vAlign w:val="center"/>
           </w:tcPr>
           <w:p>
             <w:pPr>
-              <w:widowControl w:val="0"/>
+              <w:widowControl/>
               <w:spacing w:after="0" w:line="240" w:lineRule="auto"/>
               <w:jc w:val="center"/>
-              <w:outlineLvl w:val="2"/>
               <w:rPr>
-                <w:rFonts w:hint="eastAsia" w:ascii="仿宋_GB2312" w:hAnsi="仿宋_GB2312" w:eastAsia="仿宋_GB2312" w:cs="仿宋_GB2312"/>
+                <w:rFonts w:hint="eastAsia" w:ascii="仿宋_GB2312" w:hAnsi="宋体" w:eastAsia="仿宋_GB2312" w:cs="宋体"/>
+                <w:b/>
                 <w:bCs/>
-                <w:color w:val="000000" w:themeColor="text1"/>
-                <w:kern w:val="44"/>
+                <w:color w:val="000000"/>
+                <w:kern w:val="0"/>
                 <w:sz w:val="22"/>
                 <w:lang w:eastAsia="zh-CN"/>
-                <w14:textFill>
-                  <w14:solidFill>
-                    <w14:schemeClr w14:val="tx1"/>
-                  </w14:solidFill>
-                </w14:textFill>
               </w:rPr>
             </w:pPr>
             <w:r>
               <w:rPr>
-                <w:rFonts w:hint="eastAsia" w:ascii="仿宋_GB2312" w:hAnsi="仿宋_GB2312" w:eastAsia="仿宋_GB2312" w:cs="仿宋_GB2312"/>
+                <w:rFonts w:hint="eastAsia" w:ascii="仿宋_GB2312" w:hAnsi="宋体" w:eastAsia="仿宋_GB2312" w:cs="宋体"/>
+                <w:b/>
                 <w:bCs/>
-                <w:color w:val="000000" w:themeColor="text1"/>
-                <w:kern w:val="44"/>
+                <w:color w:val="000000"/>
+                <w:kern w:val="0"/>
                 <w:sz w:val="22"/>
                 <w:lang w:eastAsia="zh-CN"/>
-                <w14:textFill>
-                  <w14:solidFill>
-                    <w14:schemeClr w14:val="tx1"/>
-                  </w14:solidFill>
-                </w14:textFill>
               </w:rPr>
               <w:t>{{ row.town_name }}</w:t>
             </w:r>
@@ -3498,42 +3617,29 @@
         </w:tc>
         <w:tc>
           <w:tcPr>
-            <w:tcW w:w="1081" w:type="dxa"/>
+            <w:tcW w:w="1186" w:type="dxa"/>
             <w:vAlign w:val="center"/>
           </w:tcPr>
           <w:p>
             <w:pPr>
-              <w:widowControl w:val="0"/>
+              <w:widowControl/>
               <w:spacing w:after="0" w:line="240" w:lineRule="auto"/>
               <w:jc w:val="center"/>
-              <w:outlineLvl w:val="2"/>
               <w:rPr>
-                <w:rFonts w:hint="eastAsia" w:ascii="仿宋_GB2312" w:hAnsi="仿宋_GB2312" w:eastAsia="仿宋_GB2312" w:cs="仿宋_GB2312"/>
-                <w:bCs/>
-                <w:color w:val="000000" w:themeColor="text1"/>
-                <w:kern w:val="44"/>
+                <w:rFonts w:hint="eastAsia" w:ascii="仿宋_GB2312" w:hAnsi="宋体" w:eastAsia="仿宋_GB2312" w:cs="宋体"/>
+                <w:color w:val="000000"/>
+                <w:kern w:val="0"/>
                 <w:sz w:val="22"/>
                 <w:lang w:eastAsia="zh-CN"/>
-                <w14:textFill>
-                  <w14:solidFill>
-                    <w14:schemeClr w14:val="tx1"/>
-                  </w14:solidFill>
-                </w14:textFill>
               </w:rPr>
             </w:pPr>
             <w:r>
               <w:rPr>
-                <w:rFonts w:hint="eastAsia" w:ascii="仿宋_GB2312" w:hAnsi="仿宋_GB2312" w:eastAsia="仿宋_GB2312" w:cs="仿宋_GB2312"/>
-                <w:bCs/>
-                <w:color w:val="000000" w:themeColor="text1"/>
-                <w:kern w:val="44"/>
+                <w:rFonts w:hint="eastAsia" w:ascii="仿宋_GB2312" w:hAnsi="宋体" w:eastAsia="仿宋_GB2312" w:cs="宋体"/>
+                <w:color w:val="000000"/>
+                <w:kern w:val="0"/>
                 <w:sz w:val="22"/>
                 <w:lang w:eastAsia="zh-CN"/>
-                <w14:textFill>
-                  <w14:solidFill>
-                    <w14:schemeClr w14:val="tx1"/>
-                  </w14:solidFill>
-                </w14:textFill>
               </w:rPr>
               <w:t>{{ row.village_name }}</w:t>
             </w:r>
@@ -3541,130 +3647,31 @@
         </w:tc>
         <w:tc>
           <w:tcPr>
-            <w:tcW w:w="2045" w:type="dxa"/>
+            <w:tcW w:w="1997" w:type="dxa"/>
             <w:vAlign w:val="center"/>
           </w:tcPr>
           <w:p>
             <w:pPr>
-              <w:widowControl w:val="0"/>
+              <w:widowControl/>
               <w:spacing w:after="0" w:line="240" w:lineRule="auto"/>
               <w:jc w:val="center"/>
-              <w:outlineLvl w:val="2"/>
               <w:rPr>
-                <w:rFonts w:hint="eastAsia" w:ascii="仿宋_GB2312" w:hAnsi="仿宋_GB2312" w:eastAsia="仿宋_GB2312" w:cs="仿宋_GB2312"/>
-                <w:bCs/>
-                <w:color w:val="000000" w:themeColor="text1"/>
-                <w:kern w:val="44"/>
+                <w:rFonts w:hint="eastAsia" w:ascii="仿宋_GB2312" w:hAnsi="宋体" w:eastAsia="仿宋_GB2312" w:cs="宋体"/>
+                <w:color w:val="000000"/>
+                <w:kern w:val="0"/>
                 <w:sz w:val="22"/>
                 <w:lang w:eastAsia="zh-CN"/>
-                <w14:textFill>
-                  <w14:solidFill>
-                    <w14:schemeClr w14:val="tx1"/>
-                  </w14:solidFill>
-                </w14:textFill>
               </w:rPr>
             </w:pPr>
             <w:r>
               <w:rPr>
-                <w:rFonts w:hint="eastAsia" w:ascii="仿宋_GB2312" w:hAnsi="仿宋_GB2312" w:eastAsia="仿宋_GB2312" w:cs="仿宋_GB2312"/>
-                <w:bCs/>
-                <w:color w:val="000000" w:themeColor="text1"/>
-                <w:kern w:val="44"/>
+                <w:rFonts w:hint="eastAsia" w:ascii="仿宋_GB2312" w:hAnsi="宋体" w:eastAsia="仿宋_GB2312" w:cs="宋体"/>
+                <w:color w:val="000000"/>
+                <w:kern w:val="0"/>
                 <w:sz w:val="22"/>
                 <w:lang w:eastAsia="zh-CN"/>
-                <w14:textFill>
-                  <w14:solidFill>
-                    <w14:schemeClr w14:val="tx1"/>
-                  </w14:solidFill>
-                </w14:textFill>
               </w:rPr>
               <w:t>{{ row.garbage_count }}</w:t>
-            </w:r>
-          </w:p>
-        </w:tc>
-        <w:tc>
-          <w:tcPr>
-            <w:tcW w:w="1134" w:type="dxa"/>
-            <w:vAlign w:val="center"/>
-          </w:tcPr>
-          <w:p>
-            <w:pPr>
-              <w:widowControl w:val="0"/>
-              <w:spacing w:after="0" w:line="240" w:lineRule="auto"/>
-              <w:jc w:val="center"/>
-              <w:outlineLvl w:val="2"/>
-              <w:rPr>
-                <w:rFonts w:hint="eastAsia" w:ascii="仿宋_GB2312" w:hAnsi="仿宋_GB2312" w:eastAsia="仿宋_GB2312" w:cs="仿宋_GB2312"/>
-                <w:bCs/>
-                <w:color w:val="000000" w:themeColor="text1"/>
-                <w:kern w:val="44"/>
-                <w:sz w:val="22"/>
-                <w:lang w:eastAsia="zh-CN"/>
-                <w14:textFill>
-                  <w14:solidFill>
-                    <w14:schemeClr w14:val="tx1"/>
-                  </w14:solidFill>
-                </w14:textFill>
-              </w:rPr>
-            </w:pPr>
-            <w:r>
-              <w:rPr>
-                <w:rFonts w:hint="eastAsia" w:ascii="仿宋_GB2312" w:hAnsi="仿宋_GB2312" w:eastAsia="仿宋_GB2312" w:cs="仿宋_GB2312"/>
-                <w:bCs/>
-                <w:color w:val="000000" w:themeColor="text1"/>
-                <w:kern w:val="44"/>
-                <w:sz w:val="22"/>
-                <w:lang w:eastAsia="zh-CN"/>
-                <w14:textFill>
-                  <w14:solidFill>
-                    <w14:schemeClr w14:val="tx1"/>
-                  </w14:solidFill>
-                </w14:textFill>
-              </w:rPr>
-              <w:t>{{ row.village_appearance_count }}</w:t>
-            </w:r>
-          </w:p>
-        </w:tc>
-        <w:tc>
-          <w:tcPr>
-            <w:tcW w:w="1600" w:type="dxa"/>
-            <w:vAlign w:val="center"/>
-          </w:tcPr>
-          <w:p>
-            <w:pPr>
-              <w:widowControl w:val="0"/>
-              <w:spacing w:after="0" w:line="240" w:lineRule="auto"/>
-              <w:jc w:val="center"/>
-              <w:outlineLvl w:val="2"/>
-              <w:rPr>
-                <w:rFonts w:hint="eastAsia" w:ascii="仿宋_GB2312" w:hAnsi="仿宋_GB2312" w:eastAsia="仿宋_GB2312" w:cs="仿宋_GB2312"/>
-                <w:bCs/>
-                <w:color w:val="000000" w:themeColor="text1"/>
-                <w:kern w:val="44"/>
-                <w:sz w:val="22"/>
-                <w:lang w:eastAsia="zh-CN"/>
-                <w14:textFill>
-                  <w14:solidFill>
-                    <w14:schemeClr w14:val="tx1"/>
-                  </w14:solidFill>
-                </w14:textFill>
-              </w:rPr>
-            </w:pPr>
-            <w:r>
-              <w:rPr>
-                <w:rFonts w:hint="eastAsia" w:ascii="仿宋_GB2312" w:hAnsi="仿宋_GB2312" w:eastAsia="仿宋_GB2312" w:cs="仿宋_GB2312"/>
-                <w:bCs/>
-                <w:color w:val="000000" w:themeColor="text1"/>
-                <w:kern w:val="44"/>
-                <w:sz w:val="22"/>
-                <w:lang w:eastAsia="zh-CN"/>
-                <w14:textFill>
-                  <w14:solidFill>
-                    <w14:schemeClr w14:val="tx1"/>
-                  </w14:solidFill>
-                </w14:textFill>
-              </w:rPr>
-              <w:t>{{ row.sewage_count }}</w:t>
             </w:r>
           </w:p>
         </w:tc>
@@ -3675,37 +3682,84 @@
           </w:tcPr>
           <w:p>
             <w:pPr>
-              <w:widowControl w:val="0"/>
+              <w:widowControl/>
               <w:spacing w:after="0" w:line="240" w:lineRule="auto"/>
               <w:jc w:val="center"/>
-              <w:outlineLvl w:val="2"/>
               <w:rPr>
-                <w:rFonts w:hint="eastAsia" w:ascii="仿宋_GB2312" w:hAnsi="仿宋_GB2312" w:eastAsia="仿宋_GB2312" w:cs="仿宋_GB2312"/>
-                <w:bCs/>
-                <w:color w:val="000000" w:themeColor="text1"/>
-                <w:kern w:val="44"/>
+                <w:rFonts w:hint="eastAsia" w:ascii="仿宋_GB2312" w:hAnsi="宋体" w:eastAsia="仿宋_GB2312" w:cs="宋体"/>
+                <w:color w:val="000000"/>
+                <w:kern w:val="0"/>
                 <w:sz w:val="22"/>
                 <w:lang w:eastAsia="zh-CN"/>
-                <w14:textFill>
-                  <w14:solidFill>
-                    <w14:schemeClr w14:val="tx1"/>
-                  </w14:solidFill>
-                </w14:textFill>
               </w:rPr>
             </w:pPr>
             <w:r>
               <w:rPr>
-                <w:rFonts w:hint="eastAsia" w:ascii="仿宋_GB2312" w:hAnsi="仿宋_GB2312" w:eastAsia="仿宋_GB2312" w:cs="仿宋_GB2312"/>
-                <w:bCs/>
-                <w:color w:val="000000" w:themeColor="text1"/>
-                <w:kern w:val="44"/>
+                <w:rFonts w:hint="eastAsia" w:ascii="仿宋_GB2312" w:hAnsi="宋体" w:eastAsia="仿宋_GB2312" w:cs="宋体"/>
+                <w:color w:val="000000"/>
+                <w:kern w:val="0"/>
                 <w:sz w:val="22"/>
                 <w:lang w:eastAsia="zh-CN"/>
-                <w14:textFill>
-                  <w14:solidFill>
-                    <w14:schemeClr w14:val="tx1"/>
-                  </w14:solidFill>
-                </w14:textFill>
+              </w:rPr>
+              <w:t>{{ row.village_appearance_count }}</w:t>
+            </w:r>
+          </w:p>
+        </w:tc>
+        <w:tc>
+          <w:tcPr>
+            <w:tcW w:w="1547" w:type="dxa"/>
+            <w:vAlign w:val="center"/>
+          </w:tcPr>
+          <w:p>
+            <w:pPr>
+              <w:widowControl/>
+              <w:spacing w:after="0" w:line="240" w:lineRule="auto"/>
+              <w:jc w:val="center"/>
+              <w:rPr>
+                <w:rFonts w:hint="eastAsia" w:ascii="仿宋_GB2312" w:hAnsi="宋体" w:eastAsia="仿宋_GB2312" w:cs="宋体"/>
+                <w:color w:val="000000"/>
+                <w:kern w:val="0"/>
+                <w:sz w:val="22"/>
+                <w:lang w:eastAsia="zh-CN"/>
+              </w:rPr>
+            </w:pPr>
+            <w:r>
+              <w:rPr>
+                <w:rFonts w:hint="eastAsia" w:ascii="仿宋_GB2312" w:hAnsi="宋体" w:eastAsia="仿宋_GB2312" w:cs="宋体"/>
+                <w:color w:val="000000"/>
+                <w:kern w:val="0"/>
+                <w:sz w:val="22"/>
+                <w:lang w:eastAsia="zh-CN"/>
+              </w:rPr>
+              <w:t>{{ row.sewage_count }}</w:t>
+            </w:r>
+          </w:p>
+        </w:tc>
+        <w:tc>
+          <w:tcPr>
+            <w:tcW w:w="1153" w:type="dxa"/>
+            <w:vAlign w:val="center"/>
+          </w:tcPr>
+          <w:p>
+            <w:pPr>
+              <w:widowControl/>
+              <w:spacing w:after="0" w:line="240" w:lineRule="auto"/>
+              <w:jc w:val="center"/>
+              <w:rPr>
+                <w:rFonts w:hint="eastAsia" w:ascii="仿宋_GB2312" w:hAnsi="宋体" w:eastAsia="仿宋_GB2312" w:cs="宋体"/>
+                <w:color w:val="000000"/>
+                <w:kern w:val="0"/>
+                <w:sz w:val="22"/>
+                <w:lang w:eastAsia="zh-CN"/>
+              </w:rPr>
+            </w:pPr>
+            <w:r>
+              <w:rPr>
+                <w:rFonts w:hint="eastAsia" w:ascii="仿宋_GB2312" w:hAnsi="宋体" w:eastAsia="仿宋_GB2312" w:cs="宋体"/>
+                <w:color w:val="000000"/>
+                <w:kern w:val="0"/>
+                <w:sz w:val="22"/>
+                <w:lang w:eastAsia="zh-CN"/>
               </w:rPr>
               <w:t>{{ row.toilet_count }}</w:t>
             </w:r>
@@ -3713,42 +3767,29 @@
         </w:tc>
         <w:tc>
           <w:tcPr>
-            <w:tcW w:w="823" w:type="dxa"/>
+            <w:tcW w:w="675" w:type="dxa"/>
             <w:vAlign w:val="center"/>
           </w:tcPr>
           <w:p>
             <w:pPr>
-              <w:widowControl w:val="0"/>
+              <w:widowControl/>
               <w:spacing w:after="0" w:line="240" w:lineRule="auto"/>
               <w:jc w:val="center"/>
-              <w:outlineLvl w:val="2"/>
               <w:rPr>
-                <w:rFonts w:hint="eastAsia" w:ascii="仿宋_GB2312" w:hAnsi="仿宋_GB2312" w:eastAsia="仿宋_GB2312" w:cs="仿宋_GB2312"/>
-                <w:bCs/>
-                <w:color w:val="000000" w:themeColor="text1"/>
-                <w:kern w:val="44"/>
+                <w:rFonts w:hint="eastAsia" w:ascii="仿宋_GB2312" w:hAnsi="宋体" w:eastAsia="仿宋_GB2312" w:cs="宋体"/>
+                <w:color w:val="000000"/>
+                <w:kern w:val="0"/>
                 <w:sz w:val="22"/>
                 <w:lang w:eastAsia="zh-CN"/>
-                <w14:textFill>
-                  <w14:solidFill>
-                    <w14:schemeClr w14:val="tx1"/>
-                  </w14:solidFill>
-                </w14:textFill>
               </w:rPr>
             </w:pPr>
             <w:r>
               <w:rPr>
-                <w:rFonts w:hint="eastAsia" w:ascii="仿宋_GB2312" w:hAnsi="仿宋_GB2312" w:eastAsia="仿宋_GB2312" w:cs="仿宋_GB2312"/>
-                <w:bCs/>
-                <w:color w:val="000000" w:themeColor="text1"/>
-                <w:kern w:val="44"/>
+                <w:rFonts w:hint="eastAsia" w:ascii="仿宋_GB2312" w:hAnsi="宋体" w:eastAsia="仿宋_GB2312" w:cs="宋体"/>
+                <w:color w:val="000000"/>
+                <w:kern w:val="0"/>
                 <w:sz w:val="22"/>
                 <w:lang w:eastAsia="zh-CN"/>
-                <w14:textFill>
-                  <w14:solidFill>
-                    <w14:schemeClr w14:val="tx1"/>
-                  </w14:solidFill>
-                </w14:textFill>
               </w:rPr>
               <w:t>{{ row.total_count }}</w:t>
             </w:r>
@@ -3777,15 +3818,14 @@
         </w:trPr>
         <w:tc>
           <w:tcPr>
-            <w:tcW w:w="1019" w:type="dxa"/>
+            <w:tcW w:w="1144" w:type="dxa"/>
             <w:vAlign w:val="center"/>
           </w:tcPr>
           <w:p>
             <w:pPr>
-              <w:widowControl w:val="0"/>
+              <w:widowControl/>
               <w:spacing w:after="0" w:line="240" w:lineRule="auto"/>
               <w:jc w:val="center"/>
-              <w:outlineLvl w:val="2"/>
               <w:rPr>
                 <w:rFonts w:hint="eastAsia" w:ascii="仿宋_GB2312" w:hAnsi="仿宋_GB2312" w:eastAsia="仿宋_GB2312" w:cs="仿宋_GB2312"/>
                 <w:bCs/>
@@ -3802,17 +3842,13 @@
             </w:pPr>
             <w:r>
               <w:rPr>
-                <w:rFonts w:hint="eastAsia" w:ascii="仿宋_GB2312" w:hAnsi="仿宋_GB2312" w:eastAsia="仿宋_GB2312" w:cs="仿宋_GB2312"/>
+                <w:rFonts w:hint="eastAsia" w:ascii="仿宋_GB2312" w:hAnsi="宋体" w:eastAsia="仿宋_GB2312" w:cs="宋体"/>
+                <w:b/>
                 <w:bCs/>
-                <w:color w:val="000000" w:themeColor="text1"/>
-                <w:kern w:val="44"/>
+                <w:color w:val="000000"/>
+                <w:kern w:val="0"/>
                 <w:sz w:val="22"/>
                 <w:lang w:eastAsia="zh-CN"/>
-                <w14:textFill>
-                  <w14:solidFill>
-                    <w14:schemeClr w14:val="tx1"/>
-                  </w14:solidFill>
-                </w14:textFill>
               </w:rPr>
               <w:t>{%tr endfor %}</w:t>
             </w:r>
@@ -3820,108 +3856,40 @@
         </w:tc>
         <w:tc>
           <w:tcPr>
-            <w:tcW w:w="1081" w:type="dxa"/>
+            <w:tcW w:w="1186" w:type="dxa"/>
             <w:vAlign w:val="center"/>
           </w:tcPr>
           <w:p>
             <w:pPr>
-              <w:widowControl w:val="0"/>
+              <w:widowControl/>
               <w:spacing w:after="0" w:line="240" w:lineRule="auto"/>
               <w:jc w:val="center"/>
-              <w:outlineLvl w:val="2"/>
               <w:rPr>
-                <w:rFonts w:hint="eastAsia" w:ascii="仿宋_GB2312" w:hAnsi="仿宋_GB2312" w:eastAsia="仿宋_GB2312" w:cs="仿宋_GB2312"/>
-                <w:bCs/>
-                <w:color w:val="000000" w:themeColor="text1"/>
-                <w:kern w:val="44"/>
+                <w:rFonts w:hint="eastAsia" w:ascii="仿宋_GB2312" w:hAnsi="宋体" w:eastAsia="仿宋_GB2312" w:cs="宋体"/>
+                <w:color w:val="000000"/>
+                <w:kern w:val="0"/>
                 <w:sz w:val="22"/>
                 <w:lang w:eastAsia="zh-CN"/>
-                <w14:textFill>
-                  <w14:solidFill>
-                    <w14:schemeClr w14:val="tx1"/>
-                  </w14:solidFill>
-                </w14:textFill>
               </w:rPr>
             </w:pPr>
           </w:p>
         </w:tc>
         <w:tc>
           <w:tcPr>
-            <w:tcW w:w="2045" w:type="dxa"/>
+            <w:tcW w:w="1997" w:type="dxa"/>
             <w:vAlign w:val="center"/>
           </w:tcPr>
           <w:p>
             <w:pPr>
-              <w:widowControl w:val="0"/>
+              <w:widowControl/>
               <w:spacing w:after="0" w:line="240" w:lineRule="auto"/>
               <w:jc w:val="center"/>
-              <w:outlineLvl w:val="2"/>
               <w:rPr>
-                <w:rFonts w:hint="eastAsia" w:ascii="仿宋_GB2312" w:hAnsi="仿宋_GB2312" w:eastAsia="仿宋_GB2312" w:cs="仿宋_GB2312"/>
-                <w:bCs/>
-                <w:color w:val="000000" w:themeColor="text1"/>
-                <w:kern w:val="44"/>
+                <w:rFonts w:hint="eastAsia" w:ascii="仿宋_GB2312" w:hAnsi="宋体" w:eastAsia="仿宋_GB2312" w:cs="宋体"/>
+                <w:color w:val="000000"/>
+                <w:kern w:val="0"/>
                 <w:sz w:val="22"/>
                 <w:lang w:eastAsia="zh-CN"/>
-                <w14:textFill>
-                  <w14:solidFill>
-                    <w14:schemeClr w14:val="tx1"/>
-                  </w14:solidFill>
-                </w14:textFill>
-              </w:rPr>
-            </w:pPr>
-          </w:p>
-        </w:tc>
-        <w:tc>
-          <w:tcPr>
-            <w:tcW w:w="1134" w:type="dxa"/>
-            <w:vAlign w:val="center"/>
-          </w:tcPr>
-          <w:p>
-            <w:pPr>
-              <w:widowControl w:val="0"/>
-              <w:spacing w:after="0" w:line="240" w:lineRule="auto"/>
-              <w:jc w:val="center"/>
-              <w:outlineLvl w:val="2"/>
-              <w:rPr>
-                <w:rFonts w:hint="eastAsia" w:ascii="仿宋_GB2312" w:hAnsi="仿宋_GB2312" w:eastAsia="仿宋_GB2312" w:cs="仿宋_GB2312"/>
-                <w:bCs/>
-                <w:color w:val="000000" w:themeColor="text1"/>
-                <w:kern w:val="44"/>
-                <w:sz w:val="22"/>
-                <w:lang w:eastAsia="zh-CN"/>
-                <w14:textFill>
-                  <w14:solidFill>
-                    <w14:schemeClr w14:val="tx1"/>
-                  </w14:solidFill>
-                </w14:textFill>
-              </w:rPr>
-            </w:pPr>
-          </w:p>
-        </w:tc>
-        <w:tc>
-          <w:tcPr>
-            <w:tcW w:w="1600" w:type="dxa"/>
-            <w:vAlign w:val="center"/>
-          </w:tcPr>
-          <w:p>
-            <w:pPr>
-              <w:widowControl w:val="0"/>
-              <w:spacing w:after="0" w:line="240" w:lineRule="auto"/>
-              <w:jc w:val="center"/>
-              <w:outlineLvl w:val="2"/>
-              <w:rPr>
-                <w:rFonts w:hint="eastAsia" w:ascii="仿宋_GB2312" w:hAnsi="仿宋_GB2312" w:eastAsia="仿宋_GB2312" w:cs="仿宋_GB2312"/>
-                <w:bCs/>
-                <w:color w:val="000000" w:themeColor="text1"/>
-                <w:kern w:val="44"/>
-                <w:sz w:val="22"/>
-                <w:lang w:eastAsia="zh-CN"/>
-                <w14:textFill>
-                  <w14:solidFill>
-                    <w14:schemeClr w14:val="tx1"/>
-                  </w14:solidFill>
-                </w14:textFill>
               </w:rPr>
             </w:pPr>
           </w:p>
@@ -3933,49 +3901,75 @@
           </w:tcPr>
           <w:p>
             <w:pPr>
-              <w:widowControl w:val="0"/>
+              <w:widowControl/>
               <w:spacing w:after="0" w:line="240" w:lineRule="auto"/>
               <w:jc w:val="center"/>
-              <w:outlineLvl w:val="2"/>
               <w:rPr>
-                <w:rFonts w:hint="eastAsia" w:ascii="仿宋_GB2312" w:hAnsi="仿宋_GB2312" w:eastAsia="仿宋_GB2312" w:cs="仿宋_GB2312"/>
-                <w:bCs/>
-                <w:color w:val="000000" w:themeColor="text1"/>
-                <w:kern w:val="44"/>
+                <w:rFonts w:hint="eastAsia" w:ascii="仿宋_GB2312" w:hAnsi="宋体" w:eastAsia="仿宋_GB2312" w:cs="宋体"/>
+                <w:color w:val="000000"/>
+                <w:kern w:val="0"/>
                 <w:sz w:val="22"/>
                 <w:lang w:eastAsia="zh-CN"/>
-                <w14:textFill>
-                  <w14:solidFill>
-                    <w14:schemeClr w14:val="tx1"/>
-                  </w14:solidFill>
-                </w14:textFill>
               </w:rPr>
             </w:pPr>
           </w:p>
         </w:tc>
         <w:tc>
           <w:tcPr>
-            <w:tcW w:w="823" w:type="dxa"/>
+            <w:tcW w:w="1547" w:type="dxa"/>
             <w:vAlign w:val="center"/>
           </w:tcPr>
           <w:p>
             <w:pPr>
-              <w:widowControl w:val="0"/>
+              <w:widowControl/>
               <w:spacing w:after="0" w:line="240" w:lineRule="auto"/>
               <w:jc w:val="center"/>
-              <w:outlineLvl w:val="2"/>
               <w:rPr>
-                <w:rFonts w:hint="eastAsia" w:ascii="仿宋_GB2312" w:hAnsi="仿宋_GB2312" w:eastAsia="仿宋_GB2312" w:cs="仿宋_GB2312"/>
-                <w:bCs/>
-                <w:color w:val="000000" w:themeColor="text1"/>
-                <w:kern w:val="44"/>
+                <w:rFonts w:hint="eastAsia" w:ascii="仿宋_GB2312" w:hAnsi="宋体" w:eastAsia="仿宋_GB2312" w:cs="宋体"/>
+                <w:color w:val="000000"/>
+                <w:kern w:val="0"/>
                 <w:sz w:val="22"/>
                 <w:lang w:eastAsia="zh-CN"/>
-                <w14:textFill>
-                  <w14:solidFill>
-                    <w14:schemeClr w14:val="tx1"/>
-                  </w14:solidFill>
-                </w14:textFill>
+              </w:rPr>
+            </w:pPr>
+          </w:p>
+        </w:tc>
+        <w:tc>
+          <w:tcPr>
+            <w:tcW w:w="1153" w:type="dxa"/>
+            <w:vAlign w:val="center"/>
+          </w:tcPr>
+          <w:p>
+            <w:pPr>
+              <w:widowControl/>
+              <w:spacing w:after="0" w:line="240" w:lineRule="auto"/>
+              <w:jc w:val="center"/>
+              <w:rPr>
+                <w:rFonts w:hint="eastAsia" w:ascii="仿宋_GB2312" w:hAnsi="宋体" w:eastAsia="仿宋_GB2312" w:cs="宋体"/>
+                <w:color w:val="000000"/>
+                <w:kern w:val="0"/>
+                <w:sz w:val="22"/>
+                <w:lang w:eastAsia="zh-CN"/>
+              </w:rPr>
+            </w:pPr>
+          </w:p>
+        </w:tc>
+        <w:tc>
+          <w:tcPr>
+            <w:tcW w:w="675" w:type="dxa"/>
+            <w:vAlign w:val="center"/>
+          </w:tcPr>
+          <w:p>
+            <w:pPr>
+              <w:widowControl/>
+              <w:spacing w:after="0" w:line="240" w:lineRule="auto"/>
+              <w:jc w:val="center"/>
+              <w:rPr>
+                <w:rFonts w:hint="eastAsia" w:ascii="仿宋_GB2312" w:hAnsi="宋体" w:eastAsia="仿宋_GB2312" w:cs="宋体"/>
+                <w:color w:val="000000"/>
+                <w:kern w:val="0"/>
+                <w:sz w:val="22"/>
+                <w:lang w:eastAsia="zh-CN"/>
               </w:rPr>
             </w:pPr>
           </w:p>
@@ -4297,7 +4291,7 @@
     <w:lsdException w:uiPriority="99" w:name="HTML Sample"/>
     <w:lsdException w:uiPriority="99" w:name="HTML Typewriter"/>
     <w:lsdException w:uiPriority="99" w:name="HTML Variable"/>
-    <w:lsdException w:uiPriority="99" w:name="Normal Table"/>
+    <w:lsdException w:qFormat="1" w:uiPriority="99" w:name="Normal Table"/>
     <w:lsdException w:uiPriority="99" w:name="annotation subject"/>
     <w:lsdException w:uiPriority="99" w:name="Table Simple 1"/>
     <w:lsdException w:uiPriority="99" w:name="Table Simple 2"/>
@@ -4346,22 +4340,22 @@
     <w:lsdException w:uiPriority="99" w:name="Table Theme"/>
     <w:lsdException w:qFormat="1" w:unhideWhenUsed="0" w:uiPriority="1" w:semiHidden="0" w:name="No Spacing"/>
     <w:lsdException w:qFormat="1" w:unhideWhenUsed="0" w:uiPriority="60" w:semiHidden="0" w:name="Light Shading"/>
-    <w:lsdException w:unhideWhenUsed="0" w:uiPriority="61" w:semiHidden="0" w:name="Light List"/>
-    <w:lsdException w:unhideWhenUsed="0" w:uiPriority="62" w:semiHidden="0" w:name="Light Grid"/>
-    <w:lsdException w:unhideWhenUsed="0" w:uiPriority="63" w:semiHidden="0" w:name="Medium Shading 1"/>
+    <w:lsdException w:qFormat="1" w:unhideWhenUsed="0" w:uiPriority="61" w:semiHidden="0" w:name="Light List"/>
+    <w:lsdException w:qFormat="1" w:unhideWhenUsed="0" w:uiPriority="62" w:semiHidden="0" w:name="Light Grid"/>
+    <w:lsdException w:qFormat="1" w:unhideWhenUsed="0" w:uiPriority="63" w:semiHidden="0" w:name="Medium Shading 1"/>
     <w:lsdException w:unhideWhenUsed="0" w:uiPriority="64" w:semiHidden="0" w:name="Medium Shading 2"/>
     <w:lsdException w:unhideWhenUsed="0" w:uiPriority="65" w:semiHidden="0" w:name="Medium List 1"/>
     <w:lsdException w:unhideWhenUsed="0" w:uiPriority="66" w:semiHidden="0" w:name="Medium List 2"/>
-    <w:lsdException w:unhideWhenUsed="0" w:uiPriority="67" w:semiHidden="0" w:name="Medium Grid 1"/>
-    <w:lsdException w:unhideWhenUsed="0" w:uiPriority="68" w:semiHidden="0" w:name="Medium Grid 2"/>
+    <w:lsdException w:qFormat="1" w:unhideWhenUsed="0" w:uiPriority="67" w:semiHidden="0" w:name="Medium Grid 1"/>
+    <w:lsdException w:qFormat="1" w:unhideWhenUsed="0" w:uiPriority="68" w:semiHidden="0" w:name="Medium Grid 2"/>
     <w:lsdException w:qFormat="1" w:unhideWhenUsed="0" w:uiPriority="69" w:semiHidden="0" w:name="Medium Grid 3"/>
     <w:lsdException w:unhideWhenUsed="0" w:uiPriority="70" w:semiHidden="0" w:name="Dark List"/>
     <w:lsdException w:unhideWhenUsed="0" w:uiPriority="71" w:semiHidden="0" w:name="Colorful Shading"/>
     <w:lsdException w:unhideWhenUsed="0" w:uiPriority="72" w:semiHidden="0" w:name="Colorful List"/>
-    <w:lsdException w:unhideWhenUsed="0" w:uiPriority="73" w:semiHidden="0" w:name="Colorful Grid"/>
+    <w:lsdException w:qFormat="1" w:unhideWhenUsed="0" w:uiPriority="73" w:semiHidden="0" w:name="Colorful Grid"/>
     <w:lsdException w:qFormat="1" w:unhideWhenUsed="0" w:uiPriority="60" w:semiHidden="0" w:name="Light Shading Accent 1"/>
-    <w:lsdException w:unhideWhenUsed="0" w:uiPriority="61" w:semiHidden="0" w:name="Light List Accent 1"/>
-    <w:lsdException w:unhideWhenUsed="0" w:uiPriority="62" w:semiHidden="0" w:name="Light Grid Accent 1"/>
+    <w:lsdException w:qFormat="1" w:unhideWhenUsed="0" w:uiPriority="61" w:semiHidden="0" w:name="Light List Accent 1"/>
+    <w:lsdException w:qFormat="1" w:unhideWhenUsed="0" w:uiPriority="62" w:semiHidden="0" w:name="Light Grid Accent 1"/>
     <w:lsdException w:qFormat="1" w:unhideWhenUsed="0" w:uiPriority="63" w:semiHidden="0" w:name="Medium Shading 1 Accent 1"/>
     <w:lsdException w:unhideWhenUsed="0" w:uiPriority="64" w:semiHidden="0" w:name="Medium Shading 2 Accent 1"/>
     <w:lsdException w:unhideWhenUsed="0" w:uiPriority="65" w:semiHidden="0" w:name="Medium List 1 Accent 1"/>
@@ -4369,31 +4363,31 @@
     <w:lsdException w:qFormat="1" w:unhideWhenUsed="0" w:uiPriority="29" w:semiHidden="0" w:name="Quote"/>
     <w:lsdException w:qFormat="1" w:unhideWhenUsed="0" w:uiPriority="30" w:semiHidden="0" w:name="Intense Quote"/>
     <w:lsdException w:unhideWhenUsed="0" w:uiPriority="66" w:semiHidden="0" w:name="Medium List 2 Accent 1"/>
-    <w:lsdException w:unhideWhenUsed="0" w:uiPriority="67" w:semiHidden="0" w:name="Medium Grid 1 Accent 1"/>
+    <w:lsdException w:qFormat="1" w:unhideWhenUsed="0" w:uiPriority="67" w:semiHidden="0" w:name="Medium Grid 1 Accent 1"/>
     <w:lsdException w:qFormat="1" w:unhideWhenUsed="0" w:uiPriority="68" w:semiHidden="0" w:name="Medium Grid 2 Accent 1"/>
     <w:lsdException w:qFormat="1" w:unhideWhenUsed="0" w:uiPriority="69" w:semiHidden="0" w:name="Medium Grid 3 Accent 1"/>
-    <w:lsdException w:unhideWhenUsed="0" w:uiPriority="70" w:semiHidden="0" w:name="Dark List Accent 1"/>
+    <w:lsdException w:qFormat="1" w:unhideWhenUsed="0" w:uiPriority="70" w:semiHidden="0" w:name="Dark List Accent 1"/>
     <w:lsdException w:unhideWhenUsed="0" w:uiPriority="71" w:semiHidden="0" w:name="Colorful Shading Accent 1"/>
     <w:lsdException w:unhideWhenUsed="0" w:uiPriority="72" w:semiHidden="0" w:name="Colorful List Accent 1"/>
-    <w:lsdException w:unhideWhenUsed="0" w:uiPriority="73" w:semiHidden="0" w:name="Colorful Grid Accent 1"/>
+    <w:lsdException w:qFormat="1" w:unhideWhenUsed="0" w:uiPriority="73" w:semiHidden="0" w:name="Colorful Grid Accent 1"/>
     <w:lsdException w:qFormat="1" w:unhideWhenUsed="0" w:uiPriority="60" w:semiHidden="0" w:name="Light Shading Accent 2"/>
-    <w:lsdException w:unhideWhenUsed="0" w:uiPriority="61" w:semiHidden="0" w:name="Light List Accent 2"/>
-    <w:lsdException w:unhideWhenUsed="0" w:uiPriority="62" w:semiHidden="0" w:name="Light Grid Accent 2"/>
-    <w:lsdException w:unhideWhenUsed="0" w:uiPriority="63" w:semiHidden="0" w:name="Medium Shading 1 Accent 2"/>
+    <w:lsdException w:qFormat="1" w:unhideWhenUsed="0" w:uiPriority="61" w:semiHidden="0" w:name="Light List Accent 2"/>
+    <w:lsdException w:qFormat="1" w:unhideWhenUsed="0" w:uiPriority="62" w:semiHidden="0" w:name="Light Grid Accent 2"/>
+    <w:lsdException w:qFormat="1" w:unhideWhenUsed="0" w:uiPriority="63" w:semiHidden="0" w:name="Medium Shading 1 Accent 2"/>
     <w:lsdException w:unhideWhenUsed="0" w:uiPriority="64" w:semiHidden="0" w:name="Medium Shading 2 Accent 2"/>
     <w:lsdException w:unhideWhenUsed="0" w:uiPriority="65" w:semiHidden="0" w:name="Medium List 1 Accent 2"/>
     <w:lsdException w:unhideWhenUsed="0" w:uiPriority="66" w:semiHidden="0" w:name="Medium List 2 Accent 2"/>
-    <w:lsdException w:unhideWhenUsed="0" w:uiPriority="67" w:semiHidden="0" w:name="Medium Grid 1 Accent 2"/>
+    <w:lsdException w:qFormat="1" w:unhideWhenUsed="0" w:uiPriority="67" w:semiHidden="0" w:name="Medium Grid 1 Accent 2"/>
     <w:lsdException w:qFormat="1" w:unhideWhenUsed="0" w:uiPriority="68" w:semiHidden="0" w:name="Medium Grid 2 Accent 2"/>
-    <w:lsdException w:unhideWhenUsed="0" w:uiPriority="69" w:semiHidden="0" w:name="Medium Grid 3 Accent 2"/>
+    <w:lsdException w:qFormat="1" w:unhideWhenUsed="0" w:uiPriority="69" w:semiHidden="0" w:name="Medium Grid 3 Accent 2"/>
     <w:lsdException w:unhideWhenUsed="0" w:uiPriority="70" w:semiHidden="0" w:name="Dark List Accent 2"/>
     <w:lsdException w:unhideWhenUsed="0" w:uiPriority="71" w:semiHidden="0" w:name="Colorful Shading Accent 2"/>
-    <w:lsdException w:unhideWhenUsed="0" w:uiPriority="72" w:semiHidden="0" w:name="Colorful List Accent 2"/>
-    <w:lsdException w:unhideWhenUsed="0" w:uiPriority="73" w:semiHidden="0" w:name="Colorful Grid Accent 2"/>
+    <w:lsdException w:qFormat="1" w:unhideWhenUsed="0" w:uiPriority="72" w:semiHidden="0" w:name="Colorful List Accent 2"/>
+    <w:lsdException w:qFormat="1" w:unhideWhenUsed="0" w:uiPriority="73" w:semiHidden="0" w:name="Colorful Grid Accent 2"/>
     <w:lsdException w:qFormat="1" w:unhideWhenUsed="0" w:uiPriority="60" w:semiHidden="0" w:name="Light Shading Accent 3"/>
-    <w:lsdException w:unhideWhenUsed="0" w:uiPriority="61" w:semiHidden="0" w:name="Light List Accent 3"/>
-    <w:lsdException w:unhideWhenUsed="0" w:uiPriority="62" w:semiHidden="0" w:name="Light Grid Accent 3"/>
-    <w:lsdException w:unhideWhenUsed="0" w:uiPriority="63" w:semiHidden="0" w:name="Medium Shading 1 Accent 3"/>
+    <w:lsdException w:qFormat="1" w:unhideWhenUsed="0" w:uiPriority="61" w:semiHidden="0" w:name="Light List Accent 3"/>
+    <w:lsdException w:qFormat="1" w:unhideWhenUsed="0" w:uiPriority="62" w:semiHidden="0" w:name="Light Grid Accent 3"/>
+    <w:lsdException w:qFormat="1" w:unhideWhenUsed="0" w:uiPriority="63" w:semiHidden="0" w:name="Medium Shading 1 Accent 3"/>
     <w:lsdException w:unhideWhenUsed="0" w:uiPriority="64" w:semiHidden="0" w:name="Medium Shading 2 Accent 3"/>
     <w:lsdException w:unhideWhenUsed="0" w:uiPriority="65" w:semiHidden="0" w:name="Medium List 1 Accent 3"/>
     <w:lsdException w:qFormat="1" w:unhideWhenUsed="0" w:uiPriority="66" w:semiHidden="0" w:name="Medium List 2 Accent 3"/>
@@ -4402,50 +4396,50 @@
     <w:lsdException w:qFormat="1" w:unhideWhenUsed="0" w:uiPriority="69" w:semiHidden="0" w:name="Medium Grid 3 Accent 3"/>
     <w:lsdException w:unhideWhenUsed="0" w:uiPriority="70" w:semiHidden="0" w:name="Dark List Accent 3"/>
     <w:lsdException w:unhideWhenUsed="0" w:uiPriority="71" w:semiHidden="0" w:name="Colorful Shading Accent 3"/>
-    <w:lsdException w:unhideWhenUsed="0" w:uiPriority="72" w:semiHidden="0" w:name="Colorful List Accent 3"/>
-    <w:lsdException w:unhideWhenUsed="0" w:uiPriority="73" w:semiHidden="0" w:name="Colorful Grid Accent 3"/>
+    <w:lsdException w:qFormat="1" w:unhideWhenUsed="0" w:uiPriority="72" w:semiHidden="0" w:name="Colorful List Accent 3"/>
+    <w:lsdException w:qFormat="1" w:unhideWhenUsed="0" w:uiPriority="73" w:semiHidden="0" w:name="Colorful Grid Accent 3"/>
     <w:lsdException w:unhideWhenUsed="0" w:uiPriority="60" w:semiHidden="0" w:name="Light Shading Accent 4"/>
-    <w:lsdException w:unhideWhenUsed="0" w:uiPriority="61" w:semiHidden="0" w:name="Light List Accent 4"/>
-    <w:lsdException w:unhideWhenUsed="0" w:uiPriority="62" w:semiHidden="0" w:name="Light Grid Accent 4"/>
-    <w:lsdException w:unhideWhenUsed="0" w:uiPriority="63" w:semiHidden="0" w:name="Medium Shading 1 Accent 4"/>
+    <w:lsdException w:qFormat="1" w:unhideWhenUsed="0" w:uiPriority="61" w:semiHidden="0" w:name="Light List Accent 4"/>
+    <w:lsdException w:qFormat="1" w:unhideWhenUsed="0" w:uiPriority="62" w:semiHidden="0" w:name="Light Grid Accent 4"/>
+    <w:lsdException w:qFormat="1" w:unhideWhenUsed="0" w:uiPriority="63" w:semiHidden="0" w:name="Medium Shading 1 Accent 4"/>
     <w:lsdException w:unhideWhenUsed="0" w:uiPriority="64" w:semiHidden="0" w:name="Medium Shading 2 Accent 4"/>
     <w:lsdException w:qFormat="1" w:unhideWhenUsed="0" w:uiPriority="65" w:semiHidden="0" w:name="Medium List 1 Accent 4"/>
-    <w:lsdException w:unhideWhenUsed="0" w:uiPriority="66" w:semiHidden="0" w:name="Medium List 2 Accent 4"/>
+    <w:lsdException w:qFormat="1" w:unhideWhenUsed="0" w:uiPriority="66" w:semiHidden="0" w:name="Medium List 2 Accent 4"/>
     <w:lsdException w:qFormat="1" w:unhideWhenUsed="0" w:uiPriority="67" w:semiHidden="0" w:name="Medium Grid 1 Accent 4"/>
-    <w:lsdException w:unhideWhenUsed="0" w:uiPriority="68" w:semiHidden="0" w:name="Medium Grid 2 Accent 4"/>
+    <w:lsdException w:qFormat="1" w:unhideWhenUsed="0" w:uiPriority="68" w:semiHidden="0" w:name="Medium Grid 2 Accent 4"/>
     <w:lsdException w:qFormat="1" w:unhideWhenUsed="0" w:uiPriority="69" w:semiHidden="0" w:name="Medium Grid 3 Accent 4"/>
     <w:lsdException w:unhideWhenUsed="0" w:uiPriority="70" w:semiHidden="0" w:name="Dark List Accent 4"/>
     <w:lsdException w:unhideWhenUsed="0" w:uiPriority="71" w:semiHidden="0" w:name="Colorful Shading Accent 4"/>
-    <w:lsdException w:unhideWhenUsed="0" w:uiPriority="72" w:semiHidden="0" w:name="Colorful List Accent 4"/>
-    <w:lsdException w:unhideWhenUsed="0" w:uiPriority="73" w:semiHidden="0" w:name="Colorful Grid Accent 4"/>
+    <w:lsdException w:qFormat="1" w:unhideWhenUsed="0" w:uiPriority="72" w:semiHidden="0" w:name="Colorful List Accent 4"/>
+    <w:lsdException w:qFormat="1" w:unhideWhenUsed="0" w:uiPriority="73" w:semiHidden="0" w:name="Colorful Grid Accent 4"/>
     <w:lsdException w:unhideWhenUsed="0" w:uiPriority="60" w:semiHidden="0" w:name="Light Shading Accent 5"/>
-    <w:lsdException w:unhideWhenUsed="0" w:uiPriority="61" w:semiHidden="0" w:name="Light List Accent 5"/>
-    <w:lsdException w:unhideWhenUsed="0" w:uiPriority="62" w:semiHidden="0" w:name="Light Grid Accent 5"/>
+    <w:lsdException w:qFormat="1" w:unhideWhenUsed="0" w:uiPriority="61" w:semiHidden="0" w:name="Light List Accent 5"/>
+    <w:lsdException w:qFormat="1" w:unhideWhenUsed="0" w:uiPriority="62" w:semiHidden="0" w:name="Light Grid Accent 5"/>
     <w:lsdException w:unhideWhenUsed="0" w:uiPriority="63" w:semiHidden="0" w:name="Medium Shading 1 Accent 5"/>
     <w:lsdException w:unhideWhenUsed="0" w:uiPriority="64" w:semiHidden="0" w:name="Medium Shading 2 Accent 5"/>
     <w:lsdException w:unhideWhenUsed="0" w:uiPriority="65" w:semiHidden="0" w:name="Medium List 1 Accent 5"/>
-    <w:lsdException w:unhideWhenUsed="0" w:uiPriority="66" w:semiHidden="0" w:name="Medium List 2 Accent 5"/>
+    <w:lsdException w:qFormat="1" w:unhideWhenUsed="0" w:uiPriority="66" w:semiHidden="0" w:name="Medium List 2 Accent 5"/>
     <w:lsdException w:qFormat="1" w:unhideWhenUsed="0" w:uiPriority="67" w:semiHidden="0" w:name="Medium Grid 1 Accent 5"/>
-    <w:lsdException w:unhideWhenUsed="0" w:uiPriority="68" w:semiHidden="0" w:name="Medium Grid 2 Accent 5"/>
+    <w:lsdException w:qFormat="1" w:unhideWhenUsed="0" w:uiPriority="68" w:semiHidden="0" w:name="Medium Grid 2 Accent 5"/>
     <w:lsdException w:unhideWhenUsed="0" w:uiPriority="69" w:semiHidden="0" w:name="Medium Grid 3 Accent 5"/>
     <w:lsdException w:unhideWhenUsed="0" w:uiPriority="70" w:semiHidden="0" w:name="Dark List Accent 5"/>
-    <w:lsdException w:unhideWhenUsed="0" w:uiPriority="71" w:semiHidden="0" w:name="Colorful Shading Accent 5"/>
-    <w:lsdException w:unhideWhenUsed="0" w:uiPriority="72" w:semiHidden="0" w:name="Colorful List Accent 5"/>
-    <w:lsdException w:unhideWhenUsed="0" w:uiPriority="73" w:semiHidden="0" w:name="Colorful Grid Accent 5"/>
-    <w:lsdException w:unhideWhenUsed="0" w:uiPriority="60" w:semiHidden="0" w:name="Light Shading Accent 6"/>
-    <w:lsdException w:unhideWhenUsed="0" w:uiPriority="61" w:semiHidden="0" w:name="Light List Accent 6"/>
-    <w:lsdException w:unhideWhenUsed="0" w:uiPriority="62" w:semiHidden="0" w:name="Light Grid Accent 6"/>
+    <w:lsdException w:qFormat="1" w:unhideWhenUsed="0" w:uiPriority="71" w:semiHidden="0" w:name="Colorful Shading Accent 5"/>
+    <w:lsdException w:qFormat="1" w:unhideWhenUsed="0" w:uiPriority="72" w:semiHidden="0" w:name="Colorful List Accent 5"/>
+    <w:lsdException w:qFormat="1" w:unhideWhenUsed="0" w:uiPriority="73" w:semiHidden="0" w:name="Colorful Grid Accent 5"/>
+    <w:lsdException w:qFormat="1" w:unhideWhenUsed="0" w:uiPriority="60" w:semiHidden="0" w:name="Light Shading Accent 6"/>
+    <w:lsdException w:qFormat="1" w:unhideWhenUsed="0" w:uiPriority="61" w:semiHidden="0" w:name="Light List Accent 6"/>
+    <w:lsdException w:qFormat="1" w:unhideWhenUsed="0" w:uiPriority="62" w:semiHidden="0" w:name="Light Grid Accent 6"/>
     <w:lsdException w:unhideWhenUsed="0" w:uiPriority="63" w:semiHidden="0" w:name="Medium Shading 1 Accent 6"/>
     <w:lsdException w:unhideWhenUsed="0" w:uiPriority="64" w:semiHidden="0" w:name="Medium Shading 2 Accent 6"/>
     <w:lsdException w:unhideWhenUsed="0" w:uiPriority="65" w:semiHidden="0" w:name="Medium List 1 Accent 6"/>
-    <w:lsdException w:unhideWhenUsed="0" w:uiPriority="66" w:semiHidden="0" w:name="Medium List 2 Accent 6"/>
-    <w:lsdException w:unhideWhenUsed="0" w:uiPriority="67" w:semiHidden="0" w:name="Medium Grid 1 Accent 6"/>
-    <w:lsdException w:unhideWhenUsed="0" w:uiPriority="68" w:semiHidden="0" w:name="Medium Grid 2 Accent 6"/>
+    <w:lsdException w:qFormat="1" w:unhideWhenUsed="0" w:uiPriority="66" w:semiHidden="0" w:name="Medium List 2 Accent 6"/>
+    <w:lsdException w:qFormat="1" w:unhideWhenUsed="0" w:uiPriority="67" w:semiHidden="0" w:name="Medium Grid 1 Accent 6"/>
+    <w:lsdException w:qFormat="1" w:unhideWhenUsed="0" w:uiPriority="68" w:semiHidden="0" w:name="Medium Grid 2 Accent 6"/>
     <w:lsdException w:unhideWhenUsed="0" w:uiPriority="69" w:semiHidden="0" w:name="Medium Grid 3 Accent 6"/>
     <w:lsdException w:unhideWhenUsed="0" w:uiPriority="70" w:semiHidden="0" w:name="Dark List Accent 6"/>
     <w:lsdException w:unhideWhenUsed="0" w:uiPriority="71" w:semiHidden="0" w:name="Colorful Shading Accent 6"/>
-    <w:lsdException w:unhideWhenUsed="0" w:uiPriority="72" w:semiHidden="0" w:name="Colorful List Accent 6"/>
-    <w:lsdException w:unhideWhenUsed="0" w:uiPriority="73" w:semiHidden="0" w:name="Colorful Grid Accent 6"/>
+    <w:lsdException w:qFormat="1" w:unhideWhenUsed="0" w:uiPriority="72" w:semiHidden="0" w:name="Colorful List Accent 6"/>
+    <w:lsdException w:qFormat="1" w:unhideWhenUsed="0" w:uiPriority="73" w:semiHidden="0" w:name="Colorful Grid Accent 6"/>
   </w:latentStyles>
   <w:style w:type="paragraph" w:default="1" w:styleId="1">
     <w:name w:val="Normal"/>
@@ -4708,6 +4702,7 @@
     <w:name w:val="Normal Table"/>
     <w:semiHidden/>
     <w:unhideWhenUsed/>
+    <w:qFormat/>
     <w:uiPriority w:val="99"/>
     <w:tblPr>
       <w:tblCellMar>
@@ -5643,6 +5638,7 @@
   <w:style w:type="table" w:styleId="40">
     <w:name w:val="Light Shading Accent 6"/>
     <w:basedOn w:val="32"/>
+    <w:qFormat/>
     <w:uiPriority w:val="60"/>
     <w:pPr>
       <w:spacing w:after="0" w:line="240" w:lineRule="auto"/>
@@ -5742,6 +5738,7 @@
   <w:style w:type="table" w:styleId="41">
     <w:name w:val="Light List"/>
     <w:basedOn w:val="32"/>
+    <w:qFormat/>
     <w:uiPriority w:val="61"/>
     <w:pPr>
       <w:spacing w:after="0" w:line="240" w:lineRule="auto"/>
@@ -5835,6 +5832,7 @@
   <w:style w:type="table" w:styleId="42">
     <w:name w:val="Light List Accent 1"/>
     <w:basedOn w:val="32"/>
+    <w:qFormat/>
     <w:uiPriority w:val="61"/>
     <w:pPr>
       <w:spacing w:after="0" w:line="240" w:lineRule="auto"/>
@@ -5928,6 +5926,7 @@
   <w:style w:type="table" w:styleId="43">
     <w:name w:val="Light List Accent 2"/>
     <w:basedOn w:val="32"/>
+    <w:qFormat/>
     <w:uiPriority w:val="61"/>
     <w:pPr>
       <w:spacing w:after="0" w:line="240" w:lineRule="auto"/>
@@ -6021,6 +6020,7 @@
   <w:style w:type="table" w:styleId="44">
     <w:name w:val="Light List Accent 3"/>
     <w:basedOn w:val="32"/>
+    <w:qFormat/>
     <w:uiPriority w:val="61"/>
     <w:pPr>
       <w:spacing w:after="0" w:line="240" w:lineRule="auto"/>
@@ -6114,6 +6114,7 @@
   <w:style w:type="table" w:styleId="45">
     <w:name w:val="Light List Accent 4"/>
     <w:basedOn w:val="32"/>
+    <w:qFormat/>
     <w:uiPriority w:val="61"/>
     <w:pPr>
       <w:spacing w:after="0" w:line="240" w:lineRule="auto"/>
@@ -6207,6 +6208,7 @@
   <w:style w:type="table" w:styleId="46">
     <w:name w:val="Light List Accent 5"/>
     <w:basedOn w:val="32"/>
+    <w:qFormat/>
     <w:uiPriority w:val="61"/>
     <w:pPr>
       <w:spacing w:after="0" w:line="240" w:lineRule="auto"/>
@@ -6300,6 +6302,7 @@
   <w:style w:type="table" w:styleId="47">
     <w:name w:val="Light List Accent 6"/>
     <w:basedOn w:val="32"/>
+    <w:qFormat/>
     <w:uiPriority w:val="61"/>
     <w:pPr>
       <w:spacing w:after="0" w:line="240" w:lineRule="auto"/>
@@ -6393,6 +6396,7 @@
   <w:style w:type="table" w:styleId="48">
     <w:name w:val="Light Grid"/>
     <w:basedOn w:val="32"/>
+    <w:qFormat/>
     <w:uiPriority w:val="62"/>
     <w:pPr>
       <w:spacing w:after="0" w:line="240" w:lineRule="auto"/>
@@ -6519,6 +6523,7 @@
   <w:style w:type="table" w:styleId="49">
     <w:name w:val="Light Grid Accent 1"/>
     <w:basedOn w:val="32"/>
+    <w:qFormat/>
     <w:uiPriority w:val="62"/>
     <w:pPr>
       <w:spacing w:after="0" w:line="240" w:lineRule="auto"/>
@@ -6645,6 +6650,7 @@
   <w:style w:type="table" w:styleId="50">
     <w:name w:val="Light Grid Accent 2"/>
     <w:basedOn w:val="32"/>
+    <w:qFormat/>
     <w:uiPriority w:val="62"/>
     <w:pPr>
       <w:spacing w:after="0" w:line="240" w:lineRule="auto"/>
@@ -6771,6 +6777,7 @@
   <w:style w:type="table" w:styleId="51">
     <w:name w:val="Light Grid Accent 3"/>
     <w:basedOn w:val="32"/>
+    <w:qFormat/>
     <w:uiPriority w:val="62"/>
     <w:pPr>
       <w:spacing w:after="0" w:line="240" w:lineRule="auto"/>
@@ -6897,6 +6904,7 @@
   <w:style w:type="table" w:styleId="52">
     <w:name w:val="Light Grid Accent 4"/>
     <w:basedOn w:val="32"/>
+    <w:qFormat/>
     <w:uiPriority w:val="62"/>
     <w:pPr>
       <w:spacing w:after="0" w:line="240" w:lineRule="auto"/>
@@ -7023,6 +7031,7 @@
   <w:style w:type="table" w:styleId="53">
     <w:name w:val="Light Grid Accent 5"/>
     <w:basedOn w:val="32"/>
+    <w:qFormat/>
     <w:uiPriority w:val="62"/>
     <w:pPr>
       <w:spacing w:after="0" w:line="240" w:lineRule="auto"/>
@@ -7149,6 +7158,7 @@
   <w:style w:type="table" w:styleId="54">
     <w:name w:val="Light Grid Accent 6"/>
     <w:basedOn w:val="32"/>
+    <w:qFormat/>
     <w:uiPriority w:val="62"/>
     <w:pPr>
       <w:spacing w:after="0" w:line="240" w:lineRule="auto"/>
@@ -7275,6 +7285,7 @@
   <w:style w:type="table" w:styleId="55">
     <w:name w:val="Medium Shading 1"/>
     <w:basedOn w:val="32"/>
+    <w:qFormat/>
     <w:uiPriority w:val="63"/>
     <w:pPr>
       <w:spacing w:after="0" w:line="240" w:lineRule="auto"/>
@@ -7490,6 +7501,7 @@
   <w:style w:type="table" w:styleId="57">
     <w:name w:val="Medium Shading 1 Accent 2"/>
     <w:basedOn w:val="32"/>
+    <w:qFormat/>
     <w:uiPriority w:val="63"/>
     <w:pPr>
       <w:spacing w:after="0" w:line="240" w:lineRule="auto"/>
@@ -7597,6 +7609,7 @@
   <w:style w:type="table" w:styleId="58">
     <w:name w:val="Medium Shading 1 Accent 3"/>
     <w:basedOn w:val="32"/>
+    <w:qFormat/>
     <w:uiPriority w:val="63"/>
     <w:pPr>
       <w:spacing w:after="0" w:line="240" w:lineRule="auto"/>
@@ -7704,6 +7717,7 @@
   <w:style w:type="table" w:styleId="59">
     <w:name w:val="Medium Shading 1 Accent 4"/>
     <w:basedOn w:val="32"/>
+    <w:qFormat/>
     <w:uiPriority w:val="63"/>
     <w:pPr>
       <w:spacing w:after="0" w:line="240" w:lineRule="auto"/>
@@ -10328,6 +10342,7 @@
   <w:style w:type="table" w:styleId="80">
     <w:name w:val="Medium List 2 Accent 4"/>
     <w:basedOn w:val="32"/>
+    <w:qFormat/>
     <w:uiPriority w:val="66"/>
     <w:pPr>
       <w:spacing w:after="0" w:line="240" w:lineRule="auto"/>
@@ -10457,6 +10472,7 @@
   <w:style w:type="table" w:styleId="81">
     <w:name w:val="Medium List 2 Accent 5"/>
     <w:basedOn w:val="32"/>
+    <w:qFormat/>
     <w:uiPriority w:val="66"/>
     <w:pPr>
       <w:spacing w:after="0" w:line="240" w:lineRule="auto"/>
@@ -10586,6 +10602,7 @@
   <w:style w:type="table" w:styleId="82">
     <w:name w:val="Medium List 2 Accent 6"/>
     <w:basedOn w:val="32"/>
+    <w:qFormat/>
     <w:uiPriority w:val="66"/>
     <w:pPr>
       <w:spacing w:after="0" w:line="240" w:lineRule="auto"/>
@@ -10715,6 +10732,7 @@
   <w:style w:type="table" w:styleId="83">
     <w:name w:val="Medium Grid 1"/>
     <w:basedOn w:val="32"/>
+    <w:qFormat/>
     <w:uiPriority w:val="67"/>
     <w:pPr>
       <w:spacing w:after="0" w:line="240" w:lineRule="auto"/>
@@ -10784,6 +10802,7 @@
   <w:style w:type="table" w:styleId="84">
     <w:name w:val="Medium Grid 1 Accent 1"/>
     <w:basedOn w:val="32"/>
+    <w:qFormat/>
     <w:uiPriority w:val="67"/>
     <w:pPr>
       <w:spacing w:after="0" w:line="240" w:lineRule="auto"/>
@@ -10853,6 +10872,7 @@
   <w:style w:type="table" w:styleId="85">
     <w:name w:val="Medium Grid 1 Accent 2"/>
     <w:basedOn w:val="32"/>
+    <w:qFormat/>
     <w:uiPriority w:val="67"/>
     <w:pPr>
       <w:spacing w:after="0" w:line="240" w:lineRule="auto"/>
@@ -11132,6 +11152,7 @@
   <w:style w:type="table" w:styleId="89">
     <w:name w:val="Medium Grid 1 Accent 6"/>
     <w:basedOn w:val="32"/>
+    <w:qFormat/>
     <w:uiPriority w:val="67"/>
     <w:pPr>
       <w:spacing w:after="0" w:line="240" w:lineRule="auto"/>
@@ -11201,6 +11222,7 @@
   <w:style w:type="table" w:styleId="90">
     <w:name w:val="Medium Grid 2"/>
     <w:basedOn w:val="32"/>
+    <w:qFormat/>
     <w:uiPriority w:val="68"/>
     <w:pPr>
       <w:spacing w:after="0" w:line="240" w:lineRule="auto"/>
@@ -11788,6 +11810,7 @@
   <w:style w:type="table" w:styleId="94">
     <w:name w:val="Medium Grid 2 Accent 4"/>
     <w:basedOn w:val="32"/>
+    <w:qFormat/>
     <w:uiPriority w:val="68"/>
     <w:pPr>
       <w:spacing w:after="0" w:line="240" w:lineRule="auto"/>
@@ -11934,6 +11957,7 @@
   <w:style w:type="table" w:styleId="95">
     <w:name w:val="Medium Grid 2 Accent 5"/>
     <w:basedOn w:val="32"/>
+    <w:qFormat/>
     <w:uiPriority w:val="68"/>
     <w:pPr>
       <w:spacing w:after="0" w:line="240" w:lineRule="auto"/>
@@ -12080,6 +12104,7 @@
   <w:style w:type="table" w:styleId="96">
     <w:name w:val="Medium Grid 2 Accent 6"/>
     <w:basedOn w:val="32"/>
+    <w:qFormat/>
     <w:uiPriority w:val="68"/>
     <w:pPr>
       <w:spacing w:after="0" w:line="240" w:lineRule="auto"/>
@@ -12542,6 +12567,7 @@
   <w:style w:type="table" w:styleId="99">
     <w:name w:val="Medium Grid 3 Accent 2"/>
     <w:basedOn w:val="32"/>
+    <w:qFormat/>
     <w:uiPriority w:val="69"/>
     <w:pPr>
       <w:spacing w:after="0" w:line="240" w:lineRule="auto"/>
@@ -13444,6 +13470,7 @@
   <w:style w:type="table" w:styleId="105">
     <w:name w:val="Dark List Accent 1"/>
     <w:basedOn w:val="32"/>
+    <w:qFormat/>
     <w:uiPriority w:val="70"/>
     <w:pPr>
       <w:spacing w:after="0" w:line="240" w:lineRule="auto"/>
@@ -14854,6 +14881,7 @@
   <w:style w:type="table" w:styleId="116">
     <w:name w:val="Colorful Shading Accent 5"/>
     <w:basedOn w:val="32"/>
+    <w:qFormat/>
     <w:uiPriority w:val="71"/>
     <w:pPr>
       <w:spacing w:after="0" w:line="240" w:lineRule="auto"/>
@@ -15334,6 +15362,7 @@
   <w:style w:type="table" w:styleId="120">
     <w:name w:val="Colorful List Accent 2"/>
     <w:basedOn w:val="32"/>
+    <w:qFormat/>
     <w:uiPriority w:val="72"/>
     <w:pPr>
       <w:spacing w:after="0" w:line="240" w:lineRule="auto"/>
@@ -15426,6 +15455,7 @@
   <w:style w:type="table" w:styleId="121">
     <w:name w:val="Colorful List Accent 3"/>
     <w:basedOn w:val="32"/>
+    <w:qFormat/>
     <w:uiPriority w:val="72"/>
     <w:pPr>
       <w:spacing w:after="0" w:line="240" w:lineRule="auto"/>
@@ -15518,6 +15548,7 @@
   <w:style w:type="table" w:styleId="122">
     <w:name w:val="Colorful List Accent 4"/>
     <w:basedOn w:val="32"/>
+    <w:qFormat/>
     <w:uiPriority w:val="72"/>
     <w:pPr>
       <w:spacing w:after="0" w:line="240" w:lineRule="auto"/>
@@ -15610,6 +15641,7 @@
   <w:style w:type="table" w:styleId="123">
     <w:name w:val="Colorful List Accent 5"/>
     <w:basedOn w:val="32"/>
+    <w:qFormat/>
     <w:uiPriority w:val="72"/>
     <w:pPr>
       <w:spacing w:after="0" w:line="240" w:lineRule="auto"/>
@@ -15702,6 +15734,7 @@
   <w:style w:type="table" w:styleId="124">
     <w:name w:val="Colorful List Accent 6"/>
     <w:basedOn w:val="32"/>
+    <w:qFormat/>
     <w:uiPriority w:val="72"/>
     <w:pPr>
       <w:spacing w:after="0" w:line="240" w:lineRule="auto"/>
@@ -15794,6 +15827,7 @@
   <w:style w:type="table" w:styleId="125">
     <w:name w:val="Colorful Grid"/>
     <w:basedOn w:val="32"/>
+    <w:qFormat/>
     <w:uiPriority w:val="73"/>
     <w:pPr>
       <w:spacing w:after="0" w:line="240" w:lineRule="auto"/>
@@ -15890,6 +15924,7 @@
   <w:style w:type="table" w:styleId="126">
     <w:name w:val="Colorful Grid Accent 1"/>
     <w:basedOn w:val="32"/>
+    <w:qFormat/>
     <w:uiPriority w:val="73"/>
     <w:pPr>
       <w:spacing w:after="0" w:line="240" w:lineRule="auto"/>
@@ -15986,6 +16021,7 @@
   <w:style w:type="table" w:styleId="127">
     <w:name w:val="Colorful Grid Accent 2"/>
     <w:basedOn w:val="32"/>
+    <w:qFormat/>
     <w:uiPriority w:val="73"/>
     <w:pPr>
       <w:spacing w:after="0" w:line="240" w:lineRule="auto"/>
@@ -16082,6 +16118,7 @@
   <w:style w:type="table" w:styleId="128">
     <w:name w:val="Colorful Grid Accent 3"/>
     <w:basedOn w:val="32"/>
+    <w:qFormat/>
     <w:uiPriority w:val="73"/>
     <w:pPr>
       <w:spacing w:after="0" w:line="240" w:lineRule="auto"/>
@@ -16178,6 +16215,7 @@
   <w:style w:type="table" w:styleId="129">
     <w:name w:val="Colorful Grid Accent 4"/>
     <w:basedOn w:val="32"/>
+    <w:qFormat/>
     <w:uiPriority w:val="73"/>
     <w:pPr>
       <w:spacing w:after="0" w:line="240" w:lineRule="auto"/>
@@ -16274,6 +16312,7 @@
   <w:style w:type="table" w:styleId="130">
     <w:name w:val="Colorful Grid Accent 5"/>
     <w:basedOn w:val="32"/>
+    <w:qFormat/>
     <w:uiPriority w:val="73"/>
     <w:pPr>
       <w:spacing w:after="0" w:line="240" w:lineRule="auto"/>
@@ -16370,6 +16409,7 @@
   <w:style w:type="table" w:styleId="131">
     <w:name w:val="Colorful Grid Accent 6"/>
     <w:basedOn w:val="32"/>
+    <w:qFormat/>
     <w:uiPriority w:val="73"/>
     <w:pPr>
       <w:spacing w:after="0" w:line="240" w:lineRule="auto"/>
@@ -16487,12 +16527,14 @@
     <w:name w:val="Header Char"/>
     <w:basedOn w:val="132"/>
     <w:link w:val="25"/>
+    <w:qFormat/>
     <w:uiPriority w:val="99"/>
   </w:style>
   <w:style w:type="character" w:customStyle="1" w:styleId="136">
     <w:name w:val="Footer Char"/>
     <w:basedOn w:val="132"/>
     <w:link w:val="24"/>
+    <w:qFormat/>
     <w:uiPriority w:val="99"/>
   </w:style>
   <w:style w:type="paragraph" w:styleId="137">
@@ -16528,6 +16570,7 @@
     <w:name w:val="Heading 2 Char"/>
     <w:basedOn w:val="132"/>
     <w:link w:val="5"/>
+    <w:qFormat/>
     <w:uiPriority w:val="9"/>
     <w:rPr>
       <w:rFonts w:asciiTheme="majorHAnsi" w:hAnsiTheme="majorHAnsi" w:eastAsiaTheme="majorEastAsia" w:cstheme="majorBidi"/>
@@ -16547,6 +16590,7 @@
     <w:name w:val="Heading 3 Char"/>
     <w:basedOn w:val="132"/>
     <w:link w:val="6"/>
+    <w:qFormat/>
     <w:uiPriority w:val="9"/>
     <w:rPr>
       <w:rFonts w:asciiTheme="majorHAnsi" w:hAnsiTheme="majorHAnsi" w:eastAsiaTheme="majorEastAsia" w:cstheme="majorBidi"/>
@@ -16564,6 +16608,7 @@
     <w:name w:val="Title Char"/>
     <w:basedOn w:val="132"/>
     <w:link w:val="31"/>
+    <w:qFormat/>
     <w:uiPriority w:val="10"/>
     <w:rPr>
       <w:rFonts w:asciiTheme="majorHAnsi" w:hAnsiTheme="majorHAnsi" w:eastAsiaTheme="majorEastAsia" w:cstheme="majorBidi"/>
@@ -16578,6 +16623,7 @@
     <w:name w:val="Subtitle Char"/>
     <w:basedOn w:val="132"/>
     <w:link w:val="26"/>
+    <w:qFormat/>
     <w:uiPriority w:val="11"/>
     <w:rPr>
       <w:rFonts w:asciiTheme="majorHAnsi" w:hAnsiTheme="majorHAnsi" w:eastAsiaTheme="majorEastAsia" w:cstheme="majorBidi"/>
@@ -16615,6 +16661,7 @@
     <w:name w:val="Body Text 2 Char"/>
     <w:basedOn w:val="132"/>
     <w:link w:val="28"/>
+    <w:qFormat/>
     <w:uiPriority w:val="99"/>
   </w:style>
   <w:style w:type="character" w:customStyle="1" w:styleId="146">
@@ -16632,6 +16679,7 @@
     <w:name w:val="Macro Text Char"/>
     <w:basedOn w:val="132"/>
     <w:link w:val="3"/>
+    <w:qFormat/>
     <w:uiPriority w:val="99"/>
     <w:rPr>
       <w:rFonts w:ascii="Courier" w:hAnsi="Courier"/>
@@ -16661,6 +16709,7 @@
     <w:name w:val="Quote Char"/>
     <w:basedOn w:val="132"/>
     <w:link w:val="148"/>
+    <w:qFormat/>
     <w:uiPriority w:val="29"/>
     <w:rPr>
       <w:i/>
@@ -16678,6 +16727,7 @@
     <w:basedOn w:val="132"/>
     <w:link w:val="7"/>
     <w:semiHidden/>
+    <w:qFormat/>
     <w:uiPriority w:val="9"/>
     <w:rPr>
       <w:rFonts w:asciiTheme="majorHAnsi" w:hAnsiTheme="majorHAnsi" w:eastAsiaTheme="majorEastAsia" w:cstheme="majorBidi"/>
@@ -16698,6 +16748,7 @@
     <w:basedOn w:val="132"/>
     <w:link w:val="8"/>
     <w:semiHidden/>
+    <w:qFormat/>
     <w:uiPriority w:val="9"/>
     <w:rPr>
       <w:rFonts w:asciiTheme="majorHAnsi" w:hAnsiTheme="majorHAnsi" w:eastAsiaTheme="majorEastAsia" w:cstheme="majorBidi"/>
@@ -16709,6 +16760,7 @@
     <w:basedOn w:val="132"/>
     <w:link w:val="9"/>
     <w:semiHidden/>
+    <w:qFormat/>
     <w:uiPriority w:val="9"/>
     <w:rPr>
       <w:rFonts w:asciiTheme="majorHAnsi" w:hAnsiTheme="majorHAnsi" w:eastAsiaTheme="majorEastAsia" w:cstheme="majorBidi"/>
@@ -16722,6 +16774,7 @@
     <w:basedOn w:val="132"/>
     <w:link w:val="10"/>
     <w:semiHidden/>
+    <w:qFormat/>
     <w:uiPriority w:val="9"/>
     <w:rPr>
       <w:rFonts w:asciiTheme="majorHAnsi" w:hAnsiTheme="majorHAnsi" w:eastAsiaTheme="majorEastAsia" w:cstheme="majorBidi"/>
@@ -16743,6 +16796,7 @@
     <w:basedOn w:val="132"/>
     <w:link w:val="11"/>
     <w:semiHidden/>
+    <w:qFormat/>
     <w:uiPriority w:val="9"/>
     <w:rPr>
       <w:rFonts w:asciiTheme="majorHAnsi" w:hAnsiTheme="majorHAnsi" w:eastAsiaTheme="majorEastAsia" w:cstheme="majorBidi"/>
@@ -16761,6 +16815,7 @@
     <w:basedOn w:val="132"/>
     <w:link w:val="12"/>
     <w:semiHidden/>
+    <w:qFormat/>
     <w:uiPriority w:val="9"/>
     <w:rPr>
       <w:rFonts w:asciiTheme="majorHAnsi" w:hAnsiTheme="majorHAnsi" w:eastAsiaTheme="majorEastAsia" w:cstheme="majorBidi"/>

--- a/input/海淀区2026年6月份农村人居环境检查分析报告模板.docx
+++ b/input/海淀区2026年6月份农村人居环境检查分析报告模板.docx
@@ -489,7 +489,6 @@
           </w14:textFill>
         </w:rPr>
       </w:pPr>
-      <w:bookmarkStart w:id="0" w:name="_GoBack"/>
       <w:r>
         <w:rPr>
           <w:rFonts w:hint="eastAsia" w:ascii="方正小标宋简体" w:hAnsi="方正小标宋简体" w:eastAsia="方正小标宋简体" w:cs="方正小标宋简体"/>
@@ -508,10 +507,9 @@
         <w:t>表1  {{ report_year }}年{{ report_month }}月全区农村人居环境检查发现问题情况统计表</w:t>
       </w:r>
     </w:p>
-    <w:bookmarkEnd w:id="0"/>
     <w:tbl>
       <w:tblPr>
-        <w:tblStyle w:val="33"/>
+        <w:tblStyle w:val="34"/>
         <w:tblW w:w="0" w:type="auto"/>
         <w:jc w:val="center"/>
         <w:tblBorders>
@@ -563,8 +561,12 @@
           </w:tcPr>
           <w:p>
             <w:pPr>
+              <w:keepNext w:val="0"/>
+              <w:keepLines w:val="0"/>
               <w:widowControl w:val="0"/>
-              <w:spacing w:after="0" w:line="360" w:lineRule="exact"/>
+              <w:suppressLineNumbers w:val="0"/>
+              <w:spacing w:before="0" w:beforeAutospacing="0" w:after="0" w:afterAutospacing="0" w:line="360" w:lineRule="exact"/>
+              <w:ind w:left="0" w:right="0"/>
               <w:jc w:val="center"/>
               <w:textAlignment w:val="center"/>
               <w:rPr>
@@ -608,8 +610,12 @@
           </w:tcPr>
           <w:p>
             <w:pPr>
+              <w:keepNext w:val="0"/>
+              <w:keepLines w:val="0"/>
               <w:widowControl w:val="0"/>
-              <w:spacing w:after="0" w:line="360" w:lineRule="exact"/>
+              <w:suppressLineNumbers w:val="0"/>
+              <w:spacing w:before="0" w:beforeAutospacing="0" w:after="0" w:afterAutospacing="0" w:line="360" w:lineRule="exact"/>
+              <w:ind w:left="0" w:right="0"/>
               <w:jc w:val="center"/>
               <w:textAlignment w:val="center"/>
               <w:rPr>
@@ -653,8 +659,12 @@
           </w:tcPr>
           <w:p>
             <w:pPr>
+              <w:keepNext w:val="0"/>
+              <w:keepLines w:val="0"/>
               <w:widowControl w:val="0"/>
-              <w:spacing w:after="0" w:line="360" w:lineRule="exact"/>
+              <w:suppressLineNumbers w:val="0"/>
+              <w:spacing w:before="0" w:beforeAutospacing="0" w:after="0" w:afterAutospacing="0" w:line="360" w:lineRule="exact"/>
+              <w:ind w:left="0" w:right="0"/>
               <w:jc w:val="center"/>
               <w:textAlignment w:val="center"/>
               <w:rPr>
@@ -698,8 +708,12 @@
           </w:tcPr>
           <w:p>
             <w:pPr>
+              <w:keepNext w:val="0"/>
+              <w:keepLines w:val="0"/>
               <w:widowControl w:val="0"/>
-              <w:spacing w:after="0" w:line="360" w:lineRule="exact"/>
+              <w:suppressLineNumbers w:val="0"/>
+              <w:spacing w:before="0" w:beforeAutospacing="0" w:after="0" w:afterAutospacing="0" w:line="360" w:lineRule="exact"/>
+              <w:ind w:left="0" w:right="0"/>
               <w:jc w:val="center"/>
               <w:textAlignment w:val="center"/>
               <w:rPr>
@@ -764,8 +778,12 @@
           </w:tcPr>
           <w:p>
             <w:pPr>
+              <w:keepNext w:val="0"/>
+              <w:keepLines w:val="0"/>
               <w:widowControl w:val="0"/>
-              <w:spacing w:after="0" w:line="360" w:lineRule="exact"/>
+              <w:suppressLineNumbers w:val="0"/>
+              <w:spacing w:before="0" w:beforeAutospacing="0" w:after="0" w:afterAutospacing="0" w:line="360" w:lineRule="exact"/>
+              <w:ind w:left="0" w:right="0"/>
               <w:jc w:val="center"/>
               <w:textAlignment w:val="center"/>
               <w:rPr>
@@ -805,8 +823,12 @@
           </w:tcPr>
           <w:p>
             <w:pPr>
+              <w:keepNext w:val="0"/>
+              <w:keepLines w:val="0"/>
               <w:widowControl w:val="0"/>
-              <w:spacing w:after="0" w:line="360" w:lineRule="exact"/>
+              <w:suppressLineNumbers w:val="0"/>
+              <w:spacing w:before="0" w:beforeAutospacing="0" w:after="0" w:afterAutospacing="0" w:line="360" w:lineRule="exact"/>
+              <w:ind w:left="0" w:right="0"/>
               <w:jc w:val="center"/>
               <w:textAlignment w:val="center"/>
               <w:rPr>
@@ -831,8 +853,12 @@
           </w:tcPr>
           <w:p>
             <w:pPr>
+              <w:keepNext w:val="0"/>
+              <w:keepLines w:val="0"/>
               <w:widowControl w:val="0"/>
-              <w:spacing w:after="0" w:line="360" w:lineRule="exact"/>
+              <w:suppressLineNumbers w:val="0"/>
+              <w:spacing w:before="0" w:beforeAutospacing="0" w:after="0" w:afterAutospacing="0" w:line="360" w:lineRule="exact"/>
+              <w:ind w:left="0" w:right="0"/>
               <w:jc w:val="center"/>
               <w:textAlignment w:val="center"/>
               <w:rPr>
@@ -857,8 +883,12 @@
           </w:tcPr>
           <w:p>
             <w:pPr>
+              <w:keepNext w:val="0"/>
+              <w:keepLines w:val="0"/>
               <w:widowControl w:val="0"/>
-              <w:spacing w:after="0" w:line="360" w:lineRule="exact"/>
+              <w:suppressLineNumbers w:val="0"/>
+              <w:spacing w:before="0" w:beforeAutospacing="0" w:after="0" w:afterAutospacing="0" w:line="360" w:lineRule="exact"/>
+              <w:ind w:left="0" w:right="0"/>
               <w:jc w:val="center"/>
               <w:textAlignment w:val="center"/>
               <w:rPr>
@@ -904,8 +934,12 @@
           </w:tcPr>
           <w:p>
             <w:pPr>
+              <w:keepNext w:val="0"/>
+              <w:keepLines w:val="0"/>
               <w:widowControl w:val="0"/>
-              <w:spacing w:after="0" w:line="360" w:lineRule="exact"/>
+              <w:suppressLineNumbers w:val="0"/>
+              <w:spacing w:before="0" w:beforeAutospacing="0" w:after="0" w:afterAutospacing="0" w:line="360" w:lineRule="exact"/>
+              <w:ind w:left="0" w:right="0"/>
               <w:jc w:val="center"/>
               <w:textAlignment w:val="center"/>
               <w:rPr>
@@ -945,8 +979,12 @@
           </w:tcPr>
           <w:p>
             <w:pPr>
+              <w:keepNext w:val="0"/>
+              <w:keepLines w:val="0"/>
               <w:widowControl w:val="0"/>
-              <w:spacing w:after="0" w:line="360" w:lineRule="exact"/>
+              <w:suppressLineNumbers w:val="0"/>
+              <w:spacing w:before="0" w:beforeAutospacing="0" w:after="0" w:afterAutospacing="0" w:line="360" w:lineRule="exact"/>
+              <w:ind w:left="0" w:right="0"/>
               <w:jc w:val="center"/>
               <w:textAlignment w:val="center"/>
               <w:rPr>
@@ -986,8 +1024,12 @@
           </w:tcPr>
           <w:p>
             <w:pPr>
+              <w:keepNext w:val="0"/>
+              <w:keepLines w:val="0"/>
               <w:widowControl w:val="0"/>
-              <w:spacing w:after="0" w:line="360" w:lineRule="exact"/>
+              <w:suppressLineNumbers w:val="0"/>
+              <w:spacing w:before="0" w:beforeAutospacing="0" w:after="0" w:afterAutospacing="0" w:line="360" w:lineRule="exact"/>
+              <w:ind w:left="0" w:right="0"/>
               <w:jc w:val="center"/>
               <w:textAlignment w:val="center"/>
               <w:rPr>
@@ -1027,8 +1069,12 @@
           </w:tcPr>
           <w:p>
             <w:pPr>
+              <w:keepNext w:val="0"/>
+              <w:keepLines w:val="0"/>
               <w:widowControl w:val="0"/>
-              <w:spacing w:after="0" w:line="360" w:lineRule="exact"/>
+              <w:suppressLineNumbers w:val="0"/>
+              <w:spacing w:before="0" w:beforeAutospacing="0" w:after="0" w:afterAutospacing="0" w:line="360" w:lineRule="exact"/>
+              <w:ind w:left="0" w:right="0"/>
               <w:jc w:val="center"/>
               <w:textAlignment w:val="center"/>
               <w:rPr>
@@ -1089,8 +1135,12 @@
           </w:tcPr>
           <w:p>
             <w:pPr>
+              <w:keepNext w:val="0"/>
+              <w:keepLines w:val="0"/>
               <w:widowControl w:val="0"/>
-              <w:spacing w:after="0" w:line="360" w:lineRule="exact"/>
+              <w:suppressLineNumbers w:val="0"/>
+              <w:spacing w:before="0" w:beforeAutospacing="0" w:after="0" w:afterAutospacing="0" w:line="360" w:lineRule="exact"/>
+              <w:ind w:left="0" w:right="0"/>
               <w:jc w:val="center"/>
               <w:textAlignment w:val="center"/>
               <w:rPr>
@@ -1130,8 +1180,12 @@
           </w:tcPr>
           <w:p>
             <w:pPr>
+              <w:keepNext w:val="0"/>
+              <w:keepLines w:val="0"/>
               <w:widowControl w:val="0"/>
-              <w:spacing w:after="0" w:line="360" w:lineRule="exact"/>
+              <w:suppressLineNumbers w:val="0"/>
+              <w:spacing w:before="0" w:beforeAutospacing="0" w:after="0" w:afterAutospacing="0" w:line="360" w:lineRule="exact"/>
+              <w:ind w:left="0" w:right="0"/>
               <w:jc w:val="center"/>
               <w:textAlignment w:val="center"/>
               <w:rPr>
@@ -1156,8 +1210,12 @@
           </w:tcPr>
           <w:p>
             <w:pPr>
+              <w:keepNext w:val="0"/>
+              <w:keepLines w:val="0"/>
               <w:widowControl w:val="0"/>
-              <w:spacing w:after="0" w:line="360" w:lineRule="exact"/>
+              <w:suppressLineNumbers w:val="0"/>
+              <w:spacing w:before="0" w:beforeAutospacing="0" w:after="0" w:afterAutospacing="0" w:line="360" w:lineRule="exact"/>
+              <w:ind w:left="0" w:right="0"/>
               <w:jc w:val="center"/>
               <w:textAlignment w:val="center"/>
               <w:rPr>
@@ -1182,8 +1240,12 @@
           </w:tcPr>
           <w:p>
             <w:pPr>
+              <w:keepNext w:val="0"/>
+              <w:keepLines w:val="0"/>
               <w:widowControl w:val="0"/>
-              <w:spacing w:after="0" w:line="360" w:lineRule="exact"/>
+              <w:suppressLineNumbers w:val="0"/>
+              <w:spacing w:before="0" w:beforeAutospacing="0" w:after="0" w:afterAutospacing="0" w:line="360" w:lineRule="exact"/>
+              <w:ind w:left="0" w:right="0"/>
               <w:jc w:val="center"/>
               <w:textAlignment w:val="center"/>
               <w:rPr>
@@ -1450,17 +1512,9 @@
     <w:tbl>
       <w:tblPr>
         <w:tblStyle w:val="33"/>
-        <w:tblW w:w="0" w:type="auto"/>
+        <w:tblW w:w="5000" w:type="pct"/>
         <w:jc w:val="center"/>
-        <w:tblBorders>
-          <w:top w:val="single" w:color="auto" w:sz="4" w:space="0"/>
-          <w:left w:val="single" w:color="auto" w:sz="4" w:space="0"/>
-          <w:bottom w:val="single" w:color="auto" w:sz="4" w:space="0"/>
-          <w:right w:val="single" w:color="auto" w:sz="4" w:space="0"/>
-          <w:insideH w:val="single" w:color="auto" w:sz="4" w:space="0"/>
-          <w:insideV w:val="single" w:color="auto" w:sz="4" w:space="0"/>
-        </w:tblBorders>
-        <w:tblLayout w:type="fixed"/>
+        <w:tblLayout w:type="autofit"/>
         <w:tblCellMar>
           <w:top w:w="0" w:type="dxa"/>
           <w:left w:w="108" w:type="dxa"/>
@@ -1469,22 +1523,14 @@
         </w:tblCellMar>
       </w:tblPr>
       <w:tblGrid>
-        <w:gridCol w:w="744"/>
-        <w:gridCol w:w="3225"/>
-        <w:gridCol w:w="2012"/>
-        <w:gridCol w:w="1322"/>
-        <w:gridCol w:w="1553"/>
+        <w:gridCol w:w="2650"/>
+        <w:gridCol w:w="1771"/>
+        <w:gridCol w:w="1704"/>
+        <w:gridCol w:w="1230"/>
+        <w:gridCol w:w="1501"/>
       </w:tblGrid>
       <w:tr>
         <w:tblPrEx>
-          <w:tblBorders>
-            <w:top w:val="single" w:color="auto" w:sz="4" w:space="0"/>
-            <w:left w:val="single" w:color="auto" w:sz="4" w:space="0"/>
-            <w:bottom w:val="single" w:color="auto" w:sz="4" w:space="0"/>
-            <w:right w:val="single" w:color="auto" w:sz="4" w:space="0"/>
-            <w:insideH w:val="single" w:color="auto" w:sz="4" w:space="0"/>
-            <w:insideV w:val="single" w:color="auto" w:sz="4" w:space="0"/>
-          </w:tblBorders>
           <w:tblCellMar>
             <w:top w:w="0" w:type="dxa"/>
             <w:left w:w="108" w:type="dxa"/>
@@ -1493,17 +1539,29 @@
           </w:tblCellMar>
         </w:tblPrEx>
         <w:trPr>
+          <w:trHeight w:val="283" w:hRule="atLeast"/>
+          <w:tblHeader/>
           <w:jc w:val="center"/>
         </w:trPr>
         <w:tc>
           <w:tcPr>
-            <w:tcW w:w="744" w:type="dxa"/>
+            <w:tcW w:w="1008" w:type="pct"/>
+            <w:tcBorders>
+              <w:top w:val="single" w:color="auto" w:sz="4" w:space="0"/>
+              <w:left w:val="single" w:color="auto" w:sz="4" w:space="0"/>
+              <w:bottom w:val="single" w:color="auto" w:sz="4" w:space="0"/>
+              <w:right w:val="single" w:color="auto" w:sz="4" w:space="0"/>
+            </w:tcBorders>
             <w:vAlign w:val="center"/>
           </w:tcPr>
           <w:p>
             <w:pPr>
+              <w:keepNext w:val="0"/>
+              <w:keepLines w:val="0"/>
               <w:widowControl/>
-              <w:spacing w:after="0" w:line="240" w:lineRule="auto"/>
+              <w:suppressLineNumbers w:val="0"/>
+              <w:spacing w:before="0" w:beforeAutospacing="0" w:afterAutospacing="0"/>
+              <w:ind w:left="0" w:right="0"/>
               <w:jc w:val="center"/>
               <w:rPr>
                 <w:rFonts w:hint="eastAsia" w:ascii="仿宋_GB2312" w:hAnsi="宋体" w:eastAsia="仿宋_GB2312" w:cs="宋体"/>
@@ -1512,7 +1570,6 @@
                 <w:color w:val="000000"/>
                 <w:kern w:val="0"/>
                 <w:sz w:val="22"/>
-                <w:lang w:eastAsia="zh-CN"/>
               </w:rPr>
             </w:pPr>
             <w:r>
@@ -1523,7 +1580,6 @@
                 <w:color w:val="000000"/>
                 <w:kern w:val="0"/>
                 <w:sz w:val="22"/>
-                <w:lang w:eastAsia="zh-CN"/>
               </w:rPr>
               <w:t>序号</w:t>
             </w:r>
@@ -1531,13 +1587,23 @@
         </w:tc>
         <w:tc>
           <w:tcPr>
-            <w:tcW w:w="3225" w:type="dxa"/>
+            <w:tcW w:w="1142" w:type="pct"/>
+            <w:tcBorders>
+              <w:top w:val="single" w:color="auto" w:sz="4" w:space="0"/>
+              <w:left w:val="nil"/>
+              <w:bottom w:val="single" w:color="auto" w:sz="4" w:space="0"/>
+              <w:right w:val="single" w:color="auto" w:sz="4" w:space="0"/>
+            </w:tcBorders>
             <w:vAlign w:val="center"/>
           </w:tcPr>
           <w:p>
             <w:pPr>
+              <w:keepNext w:val="0"/>
+              <w:keepLines w:val="0"/>
               <w:widowControl/>
-              <w:spacing w:after="0" w:line="240" w:lineRule="auto"/>
+              <w:suppressLineNumbers w:val="0"/>
+              <w:spacing w:before="0" w:beforeAutospacing="0" w:afterAutospacing="0"/>
+              <w:ind w:left="0" w:right="0"/>
               <w:jc w:val="center"/>
               <w:rPr>
                 <w:rFonts w:hint="eastAsia" w:ascii="仿宋_GB2312" w:hAnsi="宋体" w:eastAsia="仿宋_GB2312" w:cs="宋体"/>
@@ -1546,7 +1612,6 @@
                 <w:color w:val="000000"/>
                 <w:kern w:val="0"/>
                 <w:sz w:val="22"/>
-                <w:lang w:eastAsia="zh-CN"/>
               </w:rPr>
             </w:pPr>
             <w:r>
@@ -1557,7 +1622,6 @@
                 <w:color w:val="000000"/>
                 <w:kern w:val="0"/>
                 <w:sz w:val="22"/>
-                <w:lang w:eastAsia="zh-CN"/>
               </w:rPr>
               <w:t>问题类型</w:t>
             </w:r>
@@ -1565,13 +1629,23 @@
         </w:tc>
         <w:tc>
           <w:tcPr>
-            <w:tcW w:w="2012" w:type="dxa"/>
+            <w:tcW w:w="1097" w:type="pct"/>
+            <w:tcBorders>
+              <w:top w:val="single" w:color="auto" w:sz="4" w:space="0"/>
+              <w:left w:val="nil"/>
+              <w:bottom w:val="single" w:color="auto" w:sz="4" w:space="0"/>
+              <w:right w:val="single" w:color="auto" w:sz="4" w:space="0"/>
+            </w:tcBorders>
             <w:vAlign w:val="center"/>
           </w:tcPr>
           <w:p>
             <w:pPr>
+              <w:keepNext w:val="0"/>
+              <w:keepLines w:val="0"/>
               <w:widowControl/>
-              <w:spacing w:after="0" w:line="240" w:lineRule="auto"/>
+              <w:suppressLineNumbers w:val="0"/>
+              <w:spacing w:before="0" w:beforeAutospacing="0" w:afterAutospacing="0"/>
+              <w:ind w:left="0" w:right="0"/>
               <w:jc w:val="center"/>
               <w:rPr>
                 <w:rFonts w:hint="eastAsia" w:ascii="仿宋_GB2312" w:hAnsi="宋体" w:eastAsia="仿宋_GB2312" w:cs="宋体"/>
@@ -1580,7 +1654,6 @@
                 <w:color w:val="000000"/>
                 <w:kern w:val="0"/>
                 <w:sz w:val="22"/>
-                <w:lang w:eastAsia="zh-CN"/>
               </w:rPr>
             </w:pPr>
             <w:r>
@@ -1591,7 +1664,6 @@
                 <w:color w:val="000000"/>
                 <w:kern w:val="0"/>
                 <w:sz w:val="22"/>
-                <w:lang w:eastAsia="zh-CN"/>
               </w:rPr>
               <w:t>具体问题（各项问题由高至低）</w:t>
             </w:r>
@@ -1599,13 +1671,23 @@
         </w:tc>
         <w:tc>
           <w:tcPr>
-            <w:tcW w:w="1322" w:type="dxa"/>
+            <w:tcW w:w="787" w:type="pct"/>
+            <w:tcBorders>
+              <w:top w:val="single" w:color="auto" w:sz="4" w:space="0"/>
+              <w:left w:val="nil"/>
+              <w:bottom w:val="single" w:color="auto" w:sz="4" w:space="0"/>
+              <w:right w:val="single" w:color="auto" w:sz="4" w:space="0"/>
+            </w:tcBorders>
             <w:vAlign w:val="center"/>
           </w:tcPr>
           <w:p>
             <w:pPr>
+              <w:keepNext w:val="0"/>
+              <w:keepLines w:val="0"/>
               <w:widowControl/>
-              <w:spacing w:after="0" w:line="240" w:lineRule="auto"/>
+              <w:suppressLineNumbers w:val="0"/>
+              <w:spacing w:before="0" w:beforeAutospacing="0" w:afterAutospacing="0"/>
+              <w:ind w:left="0" w:right="0"/>
               <w:jc w:val="center"/>
               <w:rPr>
                 <w:rFonts w:hint="eastAsia" w:ascii="仿宋_GB2312" w:hAnsi="宋体" w:eastAsia="仿宋_GB2312" w:cs="宋体"/>
@@ -1614,7 +1696,6 @@
                 <w:color w:val="000000"/>
                 <w:kern w:val="0"/>
                 <w:sz w:val="22"/>
-                <w:lang w:eastAsia="zh-CN"/>
               </w:rPr>
             </w:pPr>
             <w:r>
@@ -1625,7 +1706,6 @@
                 <w:color w:val="000000"/>
                 <w:kern w:val="0"/>
                 <w:sz w:val="22"/>
-                <w:lang w:eastAsia="zh-CN"/>
               </w:rPr>
               <w:t>问题数量（个）</w:t>
             </w:r>
@@ -1633,13 +1713,23 @@
         </w:tc>
         <w:tc>
           <w:tcPr>
-            <w:tcW w:w="1553" w:type="dxa"/>
+            <w:tcW w:w="964" w:type="pct"/>
+            <w:tcBorders>
+              <w:top w:val="single" w:color="auto" w:sz="4" w:space="0"/>
+              <w:left w:val="nil"/>
+              <w:bottom w:val="single" w:color="auto" w:sz="4" w:space="0"/>
+              <w:right w:val="single" w:color="auto" w:sz="4" w:space="0"/>
+            </w:tcBorders>
             <w:vAlign w:val="center"/>
           </w:tcPr>
           <w:p>
             <w:pPr>
+              <w:keepNext w:val="0"/>
+              <w:keepLines w:val="0"/>
               <w:widowControl/>
-              <w:spacing w:after="0" w:line="240" w:lineRule="auto"/>
+              <w:suppressLineNumbers w:val="0"/>
+              <w:spacing w:before="0" w:beforeAutospacing="0" w:afterAutospacing="0"/>
+              <w:ind w:left="0" w:right="0"/>
               <w:jc w:val="center"/>
               <w:rPr>
                 <w:rFonts w:hint="eastAsia" w:ascii="仿宋_GB2312" w:hAnsi="宋体" w:eastAsia="仿宋_GB2312" w:cs="宋体"/>
@@ -1648,7 +1738,6 @@
                 <w:color w:val="000000"/>
                 <w:kern w:val="0"/>
                 <w:sz w:val="22"/>
-                <w:lang w:eastAsia="zh-CN"/>
               </w:rPr>
             </w:pPr>
             <w:r>
@@ -1659,7 +1748,6 @@
                 <w:color w:val="000000"/>
                 <w:kern w:val="0"/>
                 <w:sz w:val="22"/>
-                <w:lang w:eastAsia="zh-CN"/>
               </w:rPr>
               <w:t>占比</w:t>
             </w:r>
@@ -1668,14 +1756,6 @@
       </w:tr>
       <w:tr>
         <w:tblPrEx>
-          <w:tblBorders>
-            <w:top w:val="single" w:color="auto" w:sz="4" w:space="0"/>
-            <w:left w:val="single" w:color="auto" w:sz="4" w:space="0"/>
-            <w:bottom w:val="single" w:color="auto" w:sz="4" w:space="0"/>
-            <w:right w:val="single" w:color="auto" w:sz="4" w:space="0"/>
-            <w:insideH w:val="single" w:color="auto" w:sz="4" w:space="0"/>
-            <w:insideV w:val="single" w:color="auto" w:sz="4" w:space="0"/>
-          </w:tblBorders>
           <w:tblCellMar>
             <w:top w:w="0" w:type="dxa"/>
             <w:left w:w="108" w:type="dxa"/>
@@ -1684,33 +1764,45 @@
           </w:tblCellMar>
         </w:tblPrEx>
         <w:trPr>
+          <w:trHeight w:val="283" w:hRule="atLeast"/>
           <w:jc w:val="center"/>
         </w:trPr>
         <w:tc>
           <w:tcPr>
-            <w:tcW w:w="744" w:type="dxa"/>
+            <w:tcW w:w="1008" w:type="pct"/>
+            <w:tcBorders>
+              <w:top w:val="nil"/>
+              <w:left w:val="single" w:color="auto" w:sz="4" w:space="0"/>
+              <w:bottom w:val="single" w:color="auto" w:sz="4" w:space="0"/>
+              <w:right w:val="single" w:color="auto" w:sz="4" w:space="0"/>
+            </w:tcBorders>
+            <w:noWrap/>
             <w:vAlign w:val="center"/>
           </w:tcPr>
           <w:p>
             <w:pPr>
+              <w:keepNext w:val="0"/>
+              <w:keepLines w:val="0"/>
               <w:widowControl/>
-              <w:spacing w:after="0" w:line="240" w:lineRule="auto"/>
+              <w:suppressLineNumbers w:val="0"/>
+              <w:spacing w:before="0" w:beforeAutospacing="1" w:after="0" w:afterAutospacing="0" w:line="273" w:lineRule="auto"/>
+              <w:ind w:left="0" w:leftChars="0" w:right="0" w:rightChars="0"/>
               <w:jc w:val="center"/>
               <w:rPr>
                 <w:rFonts w:hint="eastAsia" w:ascii="仿宋_GB2312" w:hAnsi="宋体" w:eastAsia="仿宋_GB2312" w:cs="宋体"/>
                 <w:color w:val="000000"/>
                 <w:kern w:val="0"/>
                 <w:sz w:val="22"/>
-                <w:lang w:eastAsia="zh-CN"/>
               </w:rPr>
             </w:pPr>
             <w:r>
               <w:rPr>
-                <w:rFonts w:hint="eastAsia" w:ascii="仿宋_GB2312" w:hAnsi="宋体" w:eastAsia="仿宋_GB2312" w:cs="宋体"/>
+                <w:rFonts w:hint="eastAsia" w:ascii="仿宋_GB2312" w:hAnsi="宋体" w:eastAsia="仿宋_GB2312" w:cs="仿宋_GB2312"/>
                 <w:color w:val="000000"/>
                 <w:kern w:val="0"/>
                 <w:sz w:val="22"/>
-                <w:lang w:eastAsia="zh-CN"/>
+                <w:szCs w:val="22"/>
+                <w:lang w:val="en-US" w:eastAsia="zh-CN" w:bidi="ar"/>
               </w:rPr>
               <w:t>{%tr for row in problem_type_rows %}</w:t>
             </w:r>
@@ -1718,80 +1810,122 @@
         </w:tc>
         <w:tc>
           <w:tcPr>
-            <w:tcW w:w="3225" w:type="dxa"/>
+            <w:tcW w:w="1142" w:type="pct"/>
+            <w:tcBorders>
+              <w:top w:val="nil"/>
+              <w:left w:val="single" w:color="auto" w:sz="4" w:space="0"/>
+              <w:bottom w:val="single" w:color="auto" w:sz="4" w:space="0"/>
+              <w:right w:val="single" w:color="auto" w:sz="4" w:space="0"/>
+            </w:tcBorders>
+            <w:noWrap/>
             <w:vAlign w:val="center"/>
           </w:tcPr>
           <w:p>
             <w:pPr>
+              <w:keepNext w:val="0"/>
+              <w:keepLines w:val="0"/>
               <w:widowControl/>
-              <w:spacing w:after="0" w:line="240" w:lineRule="auto"/>
+              <w:suppressLineNumbers w:val="0"/>
+              <w:spacing w:before="0" w:beforeAutospacing="1" w:after="0" w:afterAutospacing="0" w:line="273" w:lineRule="auto"/>
+              <w:ind w:left="0" w:leftChars="0" w:right="0" w:rightChars="0"/>
+              <w:jc w:val="center"/>
+              <w:rPr>
+                <w:rFonts w:hint="eastAsia" w:ascii="仿宋_GB2312" w:hAnsi="宋体" w:eastAsia="仿宋_GB2312" w:cs="宋体"/>
+                <w:b/>
+                <w:bCs/>
+                <w:color w:val="000000"/>
+                <w:kern w:val="0"/>
+                <w:sz w:val="22"/>
+              </w:rPr>
+            </w:pPr>
+          </w:p>
+        </w:tc>
+        <w:tc>
+          <w:tcPr>
+            <w:tcW w:w="1097" w:type="pct"/>
+            <w:tcBorders>
+              <w:top w:val="nil"/>
+              <w:left w:val="nil"/>
+              <w:bottom w:val="single" w:color="auto" w:sz="4" w:space="0"/>
+              <w:right w:val="single" w:color="auto" w:sz="4" w:space="0"/>
+            </w:tcBorders>
+            <w:noWrap/>
+            <w:vAlign w:val="center"/>
+          </w:tcPr>
+          <w:p>
+            <w:pPr>
+              <w:keepNext w:val="0"/>
+              <w:keepLines w:val="0"/>
+              <w:widowControl/>
+              <w:suppressLineNumbers w:val="0"/>
+              <w:spacing w:before="0" w:beforeAutospacing="1" w:after="0" w:afterAutospacing="0" w:line="273" w:lineRule="auto"/>
+              <w:ind w:left="0" w:leftChars="0" w:right="0" w:rightChars="0"/>
               <w:jc w:val="center"/>
               <w:rPr>
                 <w:rFonts w:hint="eastAsia" w:ascii="仿宋_GB2312" w:hAnsi="宋体" w:eastAsia="仿宋_GB2312" w:cs="宋体"/>
                 <w:color w:val="000000"/>
                 <w:kern w:val="0"/>
                 <w:sz w:val="22"/>
-                <w:lang w:eastAsia="zh-CN"/>
               </w:rPr>
             </w:pPr>
           </w:p>
         </w:tc>
         <w:tc>
           <w:tcPr>
-            <w:tcW w:w="2012" w:type="dxa"/>
+            <w:tcW w:w="787" w:type="pct"/>
+            <w:tcBorders>
+              <w:top w:val="nil"/>
+              <w:left w:val="nil"/>
+              <w:bottom w:val="single" w:color="auto" w:sz="4" w:space="0"/>
+              <w:right w:val="single" w:color="auto" w:sz="4" w:space="0"/>
+            </w:tcBorders>
+            <w:noWrap/>
             <w:vAlign w:val="center"/>
           </w:tcPr>
           <w:p>
             <w:pPr>
+              <w:keepNext w:val="0"/>
+              <w:keepLines w:val="0"/>
               <w:widowControl/>
-              <w:spacing w:after="0" w:line="240" w:lineRule="auto"/>
+              <w:suppressLineNumbers w:val="0"/>
+              <w:spacing w:before="0" w:beforeAutospacing="1" w:after="0" w:afterAutospacing="0" w:line="273" w:lineRule="auto"/>
+              <w:ind w:left="0" w:leftChars="0" w:right="0" w:rightChars="0"/>
               <w:jc w:val="center"/>
               <w:rPr>
                 <w:rFonts w:hint="eastAsia" w:ascii="仿宋_GB2312" w:hAnsi="宋体" w:eastAsia="仿宋_GB2312" w:cs="宋体"/>
                 <w:color w:val="000000"/>
                 <w:kern w:val="0"/>
                 <w:sz w:val="22"/>
-                <w:lang w:eastAsia="zh-CN"/>
               </w:rPr>
             </w:pPr>
           </w:p>
         </w:tc>
         <w:tc>
           <w:tcPr>
-            <w:tcW w:w="1322" w:type="dxa"/>
+            <w:tcW w:w="964" w:type="pct"/>
+            <w:tcBorders>
+              <w:top w:val="nil"/>
+              <w:left w:val="nil"/>
+              <w:bottom w:val="single" w:color="auto" w:sz="4" w:space="0"/>
+              <w:right w:val="single" w:color="auto" w:sz="4" w:space="0"/>
+            </w:tcBorders>
+            <w:noWrap/>
             <w:vAlign w:val="center"/>
           </w:tcPr>
           <w:p>
             <w:pPr>
+              <w:keepNext w:val="0"/>
+              <w:keepLines w:val="0"/>
               <w:widowControl/>
-              <w:spacing w:after="0" w:line="240" w:lineRule="auto"/>
+              <w:suppressLineNumbers w:val="0"/>
+              <w:spacing w:before="0" w:beforeAutospacing="1" w:after="0" w:afterAutospacing="0" w:line="273" w:lineRule="auto"/>
+              <w:ind w:left="0" w:leftChars="0" w:right="0" w:rightChars="0"/>
               <w:jc w:val="center"/>
               <w:rPr>
                 <w:rFonts w:hint="eastAsia" w:ascii="仿宋_GB2312" w:hAnsi="宋体" w:eastAsia="仿宋_GB2312" w:cs="宋体"/>
                 <w:color w:val="000000"/>
                 <w:kern w:val="0"/>
                 <w:sz w:val="22"/>
-                <w:lang w:eastAsia="zh-CN"/>
-              </w:rPr>
-            </w:pPr>
-          </w:p>
-        </w:tc>
-        <w:tc>
-          <w:tcPr>
-            <w:tcW w:w="1553" w:type="dxa"/>
-            <w:vAlign w:val="center"/>
-          </w:tcPr>
-          <w:p>
-            <w:pPr>
-              <w:widowControl/>
-              <w:spacing w:after="0" w:line="240" w:lineRule="auto"/>
-              <w:jc w:val="center"/>
-              <w:rPr>
-                <w:rFonts w:hint="eastAsia" w:ascii="仿宋_GB2312" w:hAnsi="宋体" w:eastAsia="仿宋_GB2312" w:cs="宋体"/>
-                <w:color w:val="000000"/>
-                <w:kern w:val="0"/>
-                <w:sz w:val="22"/>
-                <w:lang w:eastAsia="zh-CN"/>
               </w:rPr>
             </w:pPr>
           </w:p>
@@ -1799,14 +1933,6 @@
       </w:tr>
       <w:tr>
         <w:tblPrEx>
-          <w:tblBorders>
-            <w:top w:val="single" w:color="auto" w:sz="4" w:space="0"/>
-            <w:left w:val="single" w:color="auto" w:sz="4" w:space="0"/>
-            <w:bottom w:val="single" w:color="auto" w:sz="4" w:space="0"/>
-            <w:right w:val="single" w:color="auto" w:sz="4" w:space="0"/>
-            <w:insideH w:val="single" w:color="auto" w:sz="4" w:space="0"/>
-            <w:insideV w:val="single" w:color="auto" w:sz="4" w:space="0"/>
-          </w:tblBorders>
           <w:tblCellMar>
             <w:top w:w="0" w:type="dxa"/>
             <w:left w:w="108" w:type="dxa"/>
@@ -1815,33 +1941,45 @@
           </w:tblCellMar>
         </w:tblPrEx>
         <w:trPr>
+          <w:trHeight w:val="283" w:hRule="atLeast"/>
           <w:jc w:val="center"/>
         </w:trPr>
         <w:tc>
           <w:tcPr>
-            <w:tcW w:w="744" w:type="dxa"/>
+            <w:tcW w:w="1008" w:type="pct"/>
+            <w:tcBorders>
+              <w:top w:val="nil"/>
+              <w:left w:val="single" w:color="auto" w:sz="4" w:space="0"/>
+              <w:bottom w:val="single" w:color="auto" w:sz="4" w:space="0"/>
+              <w:right w:val="single" w:color="auto" w:sz="4" w:space="0"/>
+            </w:tcBorders>
+            <w:noWrap/>
             <w:vAlign w:val="center"/>
           </w:tcPr>
           <w:p>
             <w:pPr>
+              <w:keepNext w:val="0"/>
+              <w:keepLines w:val="0"/>
               <w:widowControl/>
-              <w:spacing w:after="0" w:line="240" w:lineRule="auto"/>
+              <w:suppressLineNumbers w:val="0"/>
+              <w:spacing w:before="0" w:beforeAutospacing="1" w:after="0" w:afterAutospacing="0" w:line="273" w:lineRule="auto"/>
+              <w:ind w:left="0" w:leftChars="0" w:right="0" w:rightChars="0"/>
               <w:jc w:val="center"/>
               <w:rPr>
                 <w:rFonts w:hint="eastAsia" w:ascii="仿宋_GB2312" w:hAnsi="宋体" w:eastAsia="仿宋_GB2312" w:cs="宋体"/>
                 <w:color w:val="000000"/>
                 <w:kern w:val="0"/>
                 <w:sz w:val="22"/>
-                <w:lang w:eastAsia="zh-CN"/>
               </w:rPr>
             </w:pPr>
             <w:r>
               <w:rPr>
-                <w:rFonts w:hint="eastAsia" w:ascii="仿宋_GB2312" w:hAnsi="宋体" w:eastAsia="仿宋_GB2312" w:cs="宋体"/>
+                <w:rFonts w:hint="eastAsia" w:ascii="仿宋_GB2312" w:hAnsi="宋体" w:eastAsia="仿宋_GB2312" w:cs="仿宋_GB2312"/>
                 <w:color w:val="000000"/>
                 <w:kern w:val="0"/>
                 <w:sz w:val="22"/>
-                <w:lang w:eastAsia="zh-CN"/>
+                <w:szCs w:val="22"/>
+                <w:lang w:val="en-US" w:eastAsia="zh-CN" w:bidi="ar"/>
               </w:rPr>
               <w:t>{{ row.seq }}</w:t>
             </w:r>
@@ -1849,29 +1987,41 @@
         </w:tc>
         <w:tc>
           <w:tcPr>
-            <w:tcW w:w="3225" w:type="dxa"/>
+            <w:tcW w:w="1142" w:type="pct"/>
+            <w:tcBorders>
+              <w:top w:val="nil"/>
+              <w:left w:val="single" w:color="auto" w:sz="4" w:space="0"/>
+              <w:bottom w:val="single" w:color="auto" w:sz="4" w:space="0"/>
+              <w:right w:val="single" w:color="auto" w:sz="4" w:space="0"/>
+            </w:tcBorders>
             <w:vAlign w:val="center"/>
           </w:tcPr>
           <w:p>
             <w:pPr>
+              <w:keepNext w:val="0"/>
+              <w:keepLines w:val="0"/>
               <w:widowControl/>
-              <w:spacing w:after="0" w:line="240" w:lineRule="auto"/>
+              <w:suppressLineNumbers w:val="0"/>
+              <w:spacing w:before="0" w:beforeAutospacing="1" w:after="0" w:afterAutospacing="0" w:line="273" w:lineRule="auto"/>
+              <w:ind w:left="0" w:leftChars="0" w:right="0" w:rightChars="0"/>
               <w:jc w:val="center"/>
               <w:rPr>
                 <w:rFonts w:hint="eastAsia" w:ascii="仿宋_GB2312" w:hAnsi="宋体" w:eastAsia="仿宋_GB2312" w:cs="宋体"/>
+                <w:b/>
+                <w:bCs/>
                 <w:color w:val="000000"/>
                 <w:kern w:val="0"/>
                 <w:sz w:val="22"/>
-                <w:lang w:eastAsia="zh-CN"/>
               </w:rPr>
             </w:pPr>
             <w:r>
               <w:rPr>
-                <w:rFonts w:hint="eastAsia" w:ascii="仿宋_GB2312" w:hAnsi="宋体" w:eastAsia="仿宋_GB2312" w:cs="宋体"/>
+                <w:rFonts w:hint="eastAsia" w:ascii="仿宋_GB2312" w:hAnsi="宋体" w:eastAsia="仿宋_GB2312" w:cs="仿宋_GB2312"/>
                 <w:color w:val="000000"/>
                 <w:kern w:val="0"/>
                 <w:sz w:val="22"/>
-                <w:lang w:eastAsia="zh-CN"/>
+                <w:szCs w:val="22"/>
+                <w:lang w:val="en-US" w:eastAsia="zh-CN" w:bidi="ar"/>
               </w:rPr>
               <w:t>{{ row.category_name }}</w:t>
             </w:r>
@@ -1879,29 +2029,40 @@
         </w:tc>
         <w:tc>
           <w:tcPr>
-            <w:tcW w:w="2012" w:type="dxa"/>
+            <w:tcW w:w="1097" w:type="pct"/>
+            <w:tcBorders>
+              <w:top w:val="nil"/>
+              <w:left w:val="nil"/>
+              <w:bottom w:val="single" w:color="auto" w:sz="4" w:space="0"/>
+              <w:right w:val="single" w:color="auto" w:sz="4" w:space="0"/>
+            </w:tcBorders>
+            <w:noWrap/>
             <w:vAlign w:val="center"/>
           </w:tcPr>
           <w:p>
             <w:pPr>
+              <w:keepNext w:val="0"/>
+              <w:keepLines w:val="0"/>
               <w:widowControl/>
-              <w:spacing w:after="0" w:line="240" w:lineRule="auto"/>
+              <w:suppressLineNumbers w:val="0"/>
+              <w:spacing w:before="0" w:beforeAutospacing="1" w:after="0" w:afterAutospacing="0" w:line="273" w:lineRule="auto"/>
+              <w:ind w:left="0" w:leftChars="0" w:right="0" w:rightChars="0"/>
               <w:jc w:val="center"/>
               <w:rPr>
                 <w:rFonts w:hint="eastAsia" w:ascii="仿宋_GB2312" w:hAnsi="宋体" w:eastAsia="仿宋_GB2312" w:cs="宋体"/>
                 <w:color w:val="000000"/>
                 <w:kern w:val="0"/>
                 <w:sz w:val="22"/>
-                <w:lang w:eastAsia="zh-CN"/>
               </w:rPr>
             </w:pPr>
             <w:r>
               <w:rPr>
-                <w:rFonts w:hint="eastAsia" w:ascii="仿宋_GB2312" w:hAnsi="宋体" w:eastAsia="仿宋_GB2312" w:cs="宋体"/>
+                <w:rFonts w:hint="eastAsia" w:ascii="仿宋_GB2312" w:hAnsi="宋体" w:eastAsia="仿宋_GB2312" w:cs="仿宋_GB2312"/>
                 <w:color w:val="000000"/>
                 <w:kern w:val="0"/>
                 <w:sz w:val="22"/>
-                <w:lang w:eastAsia="zh-CN"/>
+                <w:szCs w:val="22"/>
+                <w:lang w:val="en-US" w:eastAsia="zh-CN" w:bidi="ar"/>
               </w:rPr>
               <w:t>{{ row.problem_name }}</w:t>
             </w:r>
@@ -1909,29 +2070,42 @@
         </w:tc>
         <w:tc>
           <w:tcPr>
-            <w:tcW w:w="1322" w:type="dxa"/>
+            <w:tcW w:w="787" w:type="pct"/>
+            <w:tcBorders>
+              <w:top w:val="nil"/>
+              <w:left w:val="nil"/>
+              <w:bottom w:val="single" w:color="auto" w:sz="4" w:space="0"/>
+              <w:right w:val="single" w:color="auto" w:sz="4" w:space="0"/>
+            </w:tcBorders>
+            <w:noWrap/>
             <w:vAlign w:val="center"/>
           </w:tcPr>
           <w:p>
             <w:pPr>
+              <w:keepNext w:val="0"/>
+              <w:keepLines w:val="0"/>
               <w:widowControl/>
-              <w:spacing w:after="0" w:line="240" w:lineRule="auto"/>
+              <w:suppressLineNumbers w:val="0"/>
+              <w:spacing w:before="0" w:beforeAutospacing="1" w:after="0" w:afterAutospacing="0" w:line="273" w:lineRule="auto"/>
+              <w:ind w:left="0" w:leftChars="0" w:right="0" w:rightChars="0"/>
               <w:jc w:val="center"/>
               <w:rPr>
-                <w:rFonts w:hint="eastAsia" w:ascii="仿宋_GB2312" w:hAnsi="宋体" w:eastAsia="仿宋_GB2312" w:cs="宋体"/>
+                <w:rFonts w:hint="eastAsia" w:ascii="仿宋_GB2312" w:hAnsi="宋体" w:eastAsia="仿宋_GB2312" w:cs="仿宋_GB2312"/>
                 <w:color w:val="000000"/>
                 <w:kern w:val="0"/>
                 <w:sz w:val="22"/>
-                <w:lang w:eastAsia="zh-CN"/>
+                <w:szCs w:val="22"/>
+                <w:lang w:val="en-US" w:eastAsia="zh-CN" w:bidi="ar"/>
               </w:rPr>
             </w:pPr>
             <w:r>
               <w:rPr>
-                <w:rFonts w:hint="eastAsia" w:ascii="仿宋_GB2312" w:hAnsi="宋体" w:eastAsia="仿宋_GB2312" w:cs="宋体"/>
+                <w:rFonts w:hint="eastAsia" w:ascii="仿宋_GB2312" w:hAnsi="宋体" w:eastAsia="仿宋_GB2312" w:cs="仿宋_GB2312"/>
                 <w:color w:val="000000"/>
                 <w:kern w:val="0"/>
                 <w:sz w:val="22"/>
-                <w:lang w:eastAsia="zh-CN"/>
+                <w:szCs w:val="22"/>
+                <w:lang w:val="en-US" w:eastAsia="zh-CN" w:bidi="ar"/>
               </w:rPr>
               <w:t>{{ row.count }}</w:t>
             </w:r>
@@ -1939,29 +2113,42 @@
         </w:tc>
         <w:tc>
           <w:tcPr>
-            <w:tcW w:w="1553" w:type="dxa"/>
+            <w:tcW w:w="964" w:type="pct"/>
+            <w:tcBorders>
+              <w:top w:val="nil"/>
+              <w:left w:val="nil"/>
+              <w:bottom w:val="single" w:color="auto" w:sz="4" w:space="0"/>
+              <w:right w:val="single" w:color="auto" w:sz="4" w:space="0"/>
+            </w:tcBorders>
+            <w:noWrap/>
             <w:vAlign w:val="center"/>
           </w:tcPr>
           <w:p>
             <w:pPr>
+              <w:keepNext w:val="0"/>
+              <w:keepLines w:val="0"/>
               <w:widowControl/>
-              <w:spacing w:after="0" w:line="240" w:lineRule="auto"/>
+              <w:suppressLineNumbers w:val="0"/>
+              <w:spacing w:before="0" w:beforeAutospacing="1" w:after="0" w:afterAutospacing="0" w:line="273" w:lineRule="auto"/>
+              <w:ind w:left="0" w:leftChars="0" w:right="0" w:rightChars="0"/>
               <w:jc w:val="center"/>
               <w:rPr>
-                <w:rFonts w:hint="eastAsia" w:ascii="仿宋_GB2312" w:hAnsi="宋体" w:eastAsia="仿宋_GB2312" w:cs="宋体"/>
+                <w:rFonts w:hint="eastAsia" w:ascii="仿宋_GB2312" w:hAnsi="宋体" w:eastAsia="仿宋_GB2312" w:cs="仿宋_GB2312"/>
                 <w:color w:val="000000"/>
                 <w:kern w:val="0"/>
                 <w:sz w:val="22"/>
-                <w:lang w:eastAsia="zh-CN"/>
+                <w:szCs w:val="22"/>
+                <w:lang w:val="en-US" w:eastAsia="zh-CN" w:bidi="ar"/>
               </w:rPr>
             </w:pPr>
             <w:r>
               <w:rPr>
-                <w:rFonts w:hint="eastAsia" w:ascii="仿宋_GB2312" w:hAnsi="宋体" w:eastAsia="仿宋_GB2312" w:cs="宋体"/>
+                <w:rFonts w:hint="eastAsia" w:ascii="仿宋_GB2312" w:hAnsi="宋体" w:eastAsia="仿宋_GB2312" w:cs="仿宋_GB2312"/>
                 <w:color w:val="000000"/>
                 <w:kern w:val="0"/>
                 <w:sz w:val="22"/>
-                <w:lang w:eastAsia="zh-CN"/>
+                <w:szCs w:val="22"/>
+                <w:lang w:val="en-US" w:eastAsia="zh-CN" w:bidi="ar"/>
               </w:rPr>
               <w:t>{{ row.rate_text }}</w:t>
             </w:r>
@@ -1970,14 +2157,6 @@
       </w:tr>
       <w:tr>
         <w:tblPrEx>
-          <w:tblBorders>
-            <w:top w:val="single" w:color="auto" w:sz="4" w:space="0"/>
-            <w:left w:val="single" w:color="auto" w:sz="4" w:space="0"/>
-            <w:bottom w:val="single" w:color="auto" w:sz="4" w:space="0"/>
-            <w:right w:val="single" w:color="auto" w:sz="4" w:space="0"/>
-            <w:insideH w:val="single" w:color="auto" w:sz="4" w:space="0"/>
-            <w:insideV w:val="single" w:color="auto" w:sz="4" w:space="0"/>
-          </w:tblBorders>
           <w:tblCellMar>
             <w:top w:w="0" w:type="dxa"/>
             <w:left w:w="108" w:type="dxa"/>
@@ -1986,33 +2165,45 @@
           </w:tblCellMar>
         </w:tblPrEx>
         <w:trPr>
+          <w:trHeight w:val="283" w:hRule="atLeast"/>
           <w:jc w:val="center"/>
         </w:trPr>
         <w:tc>
           <w:tcPr>
-            <w:tcW w:w="744" w:type="dxa"/>
+            <w:tcW w:w="1008" w:type="pct"/>
+            <w:tcBorders>
+              <w:top w:val="nil"/>
+              <w:left w:val="single" w:color="auto" w:sz="4" w:space="0"/>
+              <w:bottom w:val="single" w:color="auto" w:sz="4" w:space="0"/>
+              <w:right w:val="single" w:color="auto" w:sz="4" w:space="0"/>
+            </w:tcBorders>
+            <w:noWrap/>
             <w:vAlign w:val="center"/>
           </w:tcPr>
           <w:p>
             <w:pPr>
+              <w:keepNext w:val="0"/>
+              <w:keepLines w:val="0"/>
               <w:widowControl/>
-              <w:spacing w:after="0" w:line="240" w:lineRule="auto"/>
+              <w:suppressLineNumbers w:val="0"/>
+              <w:spacing w:before="0" w:beforeAutospacing="1" w:after="0" w:afterAutospacing="0" w:line="273" w:lineRule="auto"/>
+              <w:ind w:left="0" w:leftChars="0" w:right="0" w:rightChars="0"/>
               <w:jc w:val="center"/>
               <w:rPr>
                 <w:rFonts w:hint="eastAsia" w:ascii="仿宋_GB2312" w:hAnsi="宋体" w:eastAsia="仿宋_GB2312" w:cs="宋体"/>
                 <w:color w:val="000000"/>
                 <w:kern w:val="0"/>
                 <w:sz w:val="22"/>
-                <w:lang w:eastAsia="zh-CN"/>
               </w:rPr>
             </w:pPr>
             <w:r>
               <w:rPr>
-                <w:rFonts w:hint="eastAsia" w:ascii="仿宋_GB2312" w:hAnsi="宋体" w:eastAsia="仿宋_GB2312" w:cs="宋体"/>
+                <w:rFonts w:hint="eastAsia" w:ascii="仿宋_GB2312" w:hAnsi="宋体" w:eastAsia="仿宋_GB2312" w:cs="仿宋_GB2312"/>
                 <w:color w:val="000000"/>
                 <w:kern w:val="0"/>
                 <w:sz w:val="22"/>
-                <w:lang w:eastAsia="zh-CN"/>
+                <w:szCs w:val="22"/>
+                <w:lang w:val="en-US" w:eastAsia="zh-CN" w:bidi="ar"/>
               </w:rPr>
               <w:t>{%tr endfor %}</w:t>
             </w:r>
@@ -2020,80 +2211,121 @@
         </w:tc>
         <w:tc>
           <w:tcPr>
-            <w:tcW w:w="3225" w:type="dxa"/>
+            <w:tcW w:w="1142" w:type="pct"/>
+            <w:tcBorders>
+              <w:top w:val="nil"/>
+              <w:left w:val="single" w:color="auto" w:sz="4" w:space="0"/>
+              <w:bottom w:val="single" w:color="auto" w:sz="4" w:space="0"/>
+              <w:right w:val="single" w:color="auto" w:sz="4" w:space="0"/>
+            </w:tcBorders>
             <w:vAlign w:val="center"/>
           </w:tcPr>
           <w:p>
             <w:pPr>
+              <w:keepNext w:val="0"/>
+              <w:keepLines w:val="0"/>
               <w:widowControl/>
-              <w:spacing w:after="0" w:line="240" w:lineRule="auto"/>
+              <w:suppressLineNumbers w:val="0"/>
+              <w:spacing w:before="0" w:beforeAutospacing="1" w:after="0" w:afterAutospacing="0" w:line="273" w:lineRule="auto"/>
+              <w:ind w:left="0" w:leftChars="0" w:right="0" w:rightChars="0"/>
+              <w:jc w:val="center"/>
+              <w:rPr>
+                <w:rFonts w:hint="eastAsia" w:ascii="仿宋_GB2312" w:hAnsi="宋体" w:eastAsia="仿宋_GB2312" w:cs="宋体"/>
+                <w:b/>
+                <w:bCs/>
+                <w:color w:val="000000"/>
+                <w:kern w:val="0"/>
+                <w:sz w:val="22"/>
+              </w:rPr>
+            </w:pPr>
+          </w:p>
+        </w:tc>
+        <w:tc>
+          <w:tcPr>
+            <w:tcW w:w="1097" w:type="pct"/>
+            <w:tcBorders>
+              <w:top w:val="nil"/>
+              <w:left w:val="nil"/>
+              <w:bottom w:val="single" w:color="auto" w:sz="4" w:space="0"/>
+              <w:right w:val="single" w:color="auto" w:sz="4" w:space="0"/>
+            </w:tcBorders>
+            <w:noWrap/>
+            <w:vAlign w:val="center"/>
+          </w:tcPr>
+          <w:p>
+            <w:pPr>
+              <w:keepNext w:val="0"/>
+              <w:keepLines w:val="0"/>
+              <w:widowControl/>
+              <w:suppressLineNumbers w:val="0"/>
+              <w:spacing w:before="0" w:beforeAutospacing="1" w:after="0" w:afterAutospacing="0" w:line="273" w:lineRule="auto"/>
+              <w:ind w:left="0" w:leftChars="0" w:right="0" w:rightChars="0"/>
               <w:jc w:val="center"/>
               <w:rPr>
                 <w:rFonts w:hint="eastAsia" w:ascii="仿宋_GB2312" w:hAnsi="宋体" w:eastAsia="仿宋_GB2312" w:cs="宋体"/>
                 <w:color w:val="000000"/>
                 <w:kern w:val="0"/>
                 <w:sz w:val="22"/>
-                <w:lang w:eastAsia="zh-CN"/>
               </w:rPr>
             </w:pPr>
           </w:p>
         </w:tc>
         <w:tc>
           <w:tcPr>
-            <w:tcW w:w="2012" w:type="dxa"/>
+            <w:tcW w:w="787" w:type="pct"/>
+            <w:tcBorders>
+              <w:top w:val="nil"/>
+              <w:left w:val="nil"/>
+              <w:bottom w:val="single" w:color="auto" w:sz="4" w:space="0"/>
+              <w:right w:val="single" w:color="auto" w:sz="4" w:space="0"/>
+            </w:tcBorders>
+            <w:noWrap/>
             <w:vAlign w:val="center"/>
           </w:tcPr>
           <w:p>
             <w:pPr>
+              <w:keepNext w:val="0"/>
+              <w:keepLines w:val="0"/>
               <w:widowControl/>
-              <w:spacing w:after="0" w:line="240" w:lineRule="auto"/>
+              <w:suppressLineNumbers w:val="0"/>
+              <w:spacing w:before="0" w:beforeAutospacing="1" w:after="0" w:afterAutospacing="0" w:line="273" w:lineRule="auto"/>
+              <w:ind w:left="0" w:leftChars="0" w:right="0" w:rightChars="0"/>
               <w:jc w:val="center"/>
               <w:rPr>
                 <w:rFonts w:hint="eastAsia" w:ascii="仿宋_GB2312" w:hAnsi="宋体" w:eastAsia="仿宋_GB2312" w:cs="宋体"/>
                 <w:color w:val="000000"/>
                 <w:kern w:val="0"/>
                 <w:sz w:val="22"/>
-                <w:lang w:eastAsia="zh-CN"/>
               </w:rPr>
             </w:pPr>
           </w:p>
         </w:tc>
         <w:tc>
           <w:tcPr>
-            <w:tcW w:w="1322" w:type="dxa"/>
+            <w:tcW w:w="964" w:type="pct"/>
+            <w:tcBorders>
+              <w:top w:val="nil"/>
+              <w:left w:val="nil"/>
+              <w:bottom w:val="single" w:color="auto" w:sz="4" w:space="0"/>
+              <w:right w:val="single" w:color="auto" w:sz="4" w:space="0"/>
+            </w:tcBorders>
+            <w:noWrap/>
             <w:vAlign w:val="center"/>
           </w:tcPr>
           <w:p>
             <w:pPr>
+              <w:keepNext w:val="0"/>
+              <w:keepLines w:val="0"/>
               <w:widowControl/>
-              <w:spacing w:after="0" w:line="240" w:lineRule="auto"/>
+              <w:suppressLineNumbers w:val="0"/>
+              <w:spacing w:before="0" w:beforeAutospacing="1" w:after="0" w:afterAutospacing="0" w:line="273" w:lineRule="auto"/>
+              <w:ind w:left="0" w:leftChars="0" w:right="0" w:rightChars="0"/>
               <w:jc w:val="center"/>
               <w:rPr>
                 <w:rFonts w:hint="eastAsia" w:ascii="仿宋_GB2312" w:hAnsi="宋体" w:eastAsia="仿宋_GB2312" w:cs="宋体"/>
                 <w:color w:val="000000"/>
                 <w:kern w:val="0"/>
                 <w:sz w:val="22"/>
-                <w:lang w:eastAsia="zh-CN"/>
-              </w:rPr>
-            </w:pPr>
-          </w:p>
-        </w:tc>
-        <w:tc>
-          <w:tcPr>
-            <w:tcW w:w="1553" w:type="dxa"/>
-            <w:vAlign w:val="center"/>
-          </w:tcPr>
-          <w:p>
-            <w:pPr>
-              <w:widowControl/>
-              <w:spacing w:after="0" w:line="240" w:lineRule="auto"/>
-              <w:jc w:val="center"/>
-              <w:rPr>
-                <w:rFonts w:hint="eastAsia" w:ascii="仿宋_GB2312" w:hAnsi="宋体" w:eastAsia="仿宋_GB2312" w:cs="宋体"/>
-                <w:color w:val="000000"/>
-                <w:kern w:val="0"/>
-                <w:sz w:val="22"/>
-                <w:lang w:eastAsia="zh-CN"/>
               </w:rPr>
             </w:pPr>
           </w:p>
@@ -2217,7 +2449,7 @@
     </w:p>
     <w:tbl>
       <w:tblPr>
-        <w:tblStyle w:val="33"/>
+        <w:tblStyle w:val="34"/>
         <w:tblW w:w="0" w:type="auto"/>
         <w:jc w:val="center"/>
         <w:tblBorders>
@@ -2269,8 +2501,12 @@
           </w:tcPr>
           <w:p>
             <w:pPr>
+              <w:keepNext w:val="0"/>
+              <w:keepLines w:val="0"/>
               <w:widowControl w:val="0"/>
-              <w:spacing w:after="0" w:line="240" w:lineRule="auto"/>
+              <w:suppressLineNumbers w:val="0"/>
+              <w:spacing w:before="0" w:beforeAutospacing="0" w:after="0" w:afterAutospacing="0" w:line="240" w:lineRule="auto"/>
+              <w:ind w:left="0" w:right="0"/>
               <w:jc w:val="center"/>
               <w:outlineLvl w:val="2"/>
               <w:rPr>
@@ -2312,8 +2548,12 @@
           </w:tcPr>
           <w:p>
             <w:pPr>
+              <w:keepNext w:val="0"/>
+              <w:keepLines w:val="0"/>
               <w:widowControl w:val="0"/>
-              <w:spacing w:after="0" w:line="240" w:lineRule="auto"/>
+              <w:suppressLineNumbers w:val="0"/>
+              <w:spacing w:before="0" w:beforeAutospacing="0" w:after="0" w:afterAutospacing="0" w:line="240" w:lineRule="auto"/>
+              <w:ind w:left="0" w:right="0"/>
               <w:jc w:val="center"/>
               <w:outlineLvl w:val="2"/>
               <w:rPr>
@@ -2355,8 +2595,12 @@
           </w:tcPr>
           <w:p>
             <w:pPr>
+              <w:keepNext w:val="0"/>
+              <w:keepLines w:val="0"/>
               <w:widowControl w:val="0"/>
-              <w:spacing w:after="0" w:line="240" w:lineRule="auto"/>
+              <w:suppressLineNumbers w:val="0"/>
+              <w:spacing w:before="0" w:beforeAutospacing="0" w:after="0" w:afterAutospacing="0" w:line="240" w:lineRule="auto"/>
+              <w:ind w:left="0" w:right="0"/>
               <w:jc w:val="center"/>
               <w:outlineLvl w:val="2"/>
               <w:rPr>
@@ -2398,8 +2642,12 @@
           </w:tcPr>
           <w:p>
             <w:pPr>
+              <w:keepNext w:val="0"/>
+              <w:keepLines w:val="0"/>
               <w:widowControl w:val="0"/>
-              <w:spacing w:after="0" w:line="240" w:lineRule="auto"/>
+              <w:suppressLineNumbers w:val="0"/>
+              <w:spacing w:before="0" w:beforeAutospacing="0" w:after="0" w:afterAutospacing="0" w:line="240" w:lineRule="auto"/>
+              <w:ind w:left="0" w:right="0"/>
               <w:jc w:val="center"/>
               <w:outlineLvl w:val="2"/>
               <w:rPr>
@@ -2462,8 +2710,12 @@
           </w:tcPr>
           <w:p>
             <w:pPr>
+              <w:keepNext w:val="0"/>
+              <w:keepLines w:val="0"/>
               <w:widowControl w:val="0"/>
-              <w:spacing w:after="0" w:line="240" w:lineRule="auto"/>
+              <w:suppressLineNumbers w:val="0"/>
+              <w:spacing w:before="0" w:beforeAutospacing="0" w:after="0" w:afterAutospacing="0" w:line="240" w:lineRule="auto"/>
+              <w:ind w:left="0" w:right="0"/>
               <w:jc w:val="center"/>
               <w:outlineLvl w:val="2"/>
               <w:rPr>
@@ -2505,8 +2757,12 @@
           </w:tcPr>
           <w:p>
             <w:pPr>
+              <w:keepNext w:val="0"/>
+              <w:keepLines w:val="0"/>
               <w:widowControl w:val="0"/>
-              <w:spacing w:after="0" w:line="240" w:lineRule="auto"/>
+              <w:suppressLineNumbers w:val="0"/>
+              <w:spacing w:before="0" w:beforeAutospacing="0" w:after="0" w:afterAutospacing="0" w:line="240" w:lineRule="auto"/>
+              <w:ind w:left="0" w:right="0"/>
               <w:jc w:val="center"/>
               <w:outlineLvl w:val="2"/>
               <w:rPr>
@@ -2532,8 +2788,12 @@
           </w:tcPr>
           <w:p>
             <w:pPr>
+              <w:keepNext w:val="0"/>
+              <w:keepLines w:val="0"/>
               <w:widowControl w:val="0"/>
-              <w:spacing w:after="0" w:line="240" w:lineRule="auto"/>
+              <w:suppressLineNumbers w:val="0"/>
+              <w:spacing w:before="0" w:beforeAutospacing="0" w:after="0" w:afterAutospacing="0" w:line="240" w:lineRule="auto"/>
+              <w:ind w:left="0" w:right="0"/>
               <w:jc w:val="center"/>
               <w:outlineLvl w:val="2"/>
               <w:rPr>
@@ -2559,8 +2819,12 @@
           </w:tcPr>
           <w:p>
             <w:pPr>
+              <w:keepNext w:val="0"/>
+              <w:keepLines w:val="0"/>
               <w:widowControl w:val="0"/>
-              <w:spacing w:after="0" w:line="240" w:lineRule="auto"/>
+              <w:suppressLineNumbers w:val="0"/>
+              <w:spacing w:before="0" w:beforeAutospacing="0" w:after="0" w:afterAutospacing="0" w:line="240" w:lineRule="auto"/>
+              <w:ind w:left="0" w:right="0"/>
               <w:jc w:val="center"/>
               <w:outlineLvl w:val="2"/>
               <w:rPr>
@@ -2607,8 +2871,12 @@
           </w:tcPr>
           <w:p>
             <w:pPr>
+              <w:keepNext w:val="0"/>
+              <w:keepLines w:val="0"/>
               <w:widowControl w:val="0"/>
-              <w:spacing w:after="0" w:line="240" w:lineRule="auto"/>
+              <w:suppressLineNumbers w:val="0"/>
+              <w:spacing w:before="0" w:beforeAutospacing="0" w:after="0" w:afterAutospacing="0" w:line="240" w:lineRule="auto"/>
+              <w:ind w:left="0" w:right="0"/>
               <w:jc w:val="center"/>
               <w:outlineLvl w:val="2"/>
               <w:rPr>
@@ -2650,8 +2918,12 @@
           </w:tcPr>
           <w:p>
             <w:pPr>
+              <w:keepNext w:val="0"/>
+              <w:keepLines w:val="0"/>
               <w:widowControl w:val="0"/>
-              <w:spacing w:after="0" w:line="240" w:lineRule="auto"/>
+              <w:suppressLineNumbers w:val="0"/>
+              <w:spacing w:before="0" w:beforeAutospacing="0" w:after="0" w:afterAutospacing="0" w:line="240" w:lineRule="auto"/>
+              <w:ind w:left="0" w:right="0"/>
               <w:jc w:val="center"/>
               <w:outlineLvl w:val="2"/>
               <w:rPr>
@@ -2693,8 +2965,12 @@
           </w:tcPr>
           <w:p>
             <w:pPr>
+              <w:keepNext w:val="0"/>
+              <w:keepLines w:val="0"/>
               <w:widowControl w:val="0"/>
-              <w:spacing w:after="0" w:line="240" w:lineRule="auto"/>
+              <w:suppressLineNumbers w:val="0"/>
+              <w:spacing w:before="0" w:beforeAutospacing="0" w:after="0" w:afterAutospacing="0" w:line="240" w:lineRule="auto"/>
+              <w:ind w:left="0" w:right="0"/>
               <w:jc w:val="center"/>
               <w:outlineLvl w:val="2"/>
               <w:rPr>
@@ -2736,8 +3012,12 @@
           </w:tcPr>
           <w:p>
             <w:pPr>
+              <w:keepNext w:val="0"/>
+              <w:keepLines w:val="0"/>
               <w:widowControl w:val="0"/>
-              <w:spacing w:after="0" w:line="240" w:lineRule="auto"/>
+              <w:suppressLineNumbers w:val="0"/>
+              <w:spacing w:before="0" w:beforeAutospacing="0" w:after="0" w:afterAutospacing="0" w:line="240" w:lineRule="auto"/>
+              <w:ind w:left="0" w:right="0"/>
               <w:jc w:val="center"/>
               <w:outlineLvl w:val="2"/>
               <w:rPr>
@@ -2800,8 +3080,12 @@
           </w:tcPr>
           <w:p>
             <w:pPr>
+              <w:keepNext w:val="0"/>
+              <w:keepLines w:val="0"/>
               <w:widowControl w:val="0"/>
-              <w:spacing w:after="0" w:line="240" w:lineRule="auto"/>
+              <w:suppressLineNumbers w:val="0"/>
+              <w:spacing w:before="0" w:beforeAutospacing="0" w:after="0" w:afterAutospacing="0" w:line="240" w:lineRule="auto"/>
+              <w:ind w:left="0" w:right="0"/>
               <w:jc w:val="center"/>
               <w:outlineLvl w:val="2"/>
               <w:rPr>
@@ -2843,8 +3127,12 @@
           </w:tcPr>
           <w:p>
             <w:pPr>
+              <w:keepNext w:val="0"/>
+              <w:keepLines w:val="0"/>
               <w:widowControl w:val="0"/>
-              <w:spacing w:after="0" w:line="240" w:lineRule="auto"/>
+              <w:suppressLineNumbers w:val="0"/>
+              <w:spacing w:before="0" w:beforeAutospacing="0" w:after="0" w:afterAutospacing="0" w:line="240" w:lineRule="auto"/>
+              <w:ind w:left="0" w:right="0"/>
               <w:jc w:val="center"/>
               <w:outlineLvl w:val="2"/>
               <w:rPr>
@@ -2870,8 +3158,12 @@
           </w:tcPr>
           <w:p>
             <w:pPr>
+              <w:keepNext w:val="0"/>
+              <w:keepLines w:val="0"/>
               <w:widowControl w:val="0"/>
-              <w:spacing w:after="0" w:line="240" w:lineRule="auto"/>
+              <w:suppressLineNumbers w:val="0"/>
+              <w:spacing w:before="0" w:beforeAutospacing="0" w:after="0" w:afterAutospacing="0" w:line="240" w:lineRule="auto"/>
+              <w:ind w:left="0" w:right="0"/>
               <w:jc w:val="center"/>
               <w:outlineLvl w:val="2"/>
               <w:rPr>
@@ -2897,8 +3189,12 @@
           </w:tcPr>
           <w:p>
             <w:pPr>
+              <w:keepNext w:val="0"/>
+              <w:keepLines w:val="0"/>
               <w:widowControl w:val="0"/>
-              <w:spacing w:after="0" w:line="240" w:lineRule="auto"/>
+              <w:suppressLineNumbers w:val="0"/>
+              <w:spacing w:before="0" w:beforeAutospacing="0" w:after="0" w:afterAutospacing="0" w:line="240" w:lineRule="auto"/>
+              <w:ind w:left="0" w:right="0"/>
               <w:jc w:val="center"/>
               <w:outlineLvl w:val="2"/>
               <w:rPr>
@@ -3036,7 +3332,7 @@
     </w:p>
     <w:tbl>
       <w:tblPr>
-        <w:tblStyle w:val="33"/>
+        <w:tblStyle w:val="34"/>
         <w:tblW w:w="0" w:type="auto"/>
         <w:jc w:val="center"/>
         <w:tblBorders>
@@ -3091,8 +3387,12 @@
           </w:tcPr>
           <w:p>
             <w:pPr>
+              <w:keepNext w:val="0"/>
+              <w:keepLines w:val="0"/>
               <w:widowControl w:val="0"/>
-              <w:spacing w:after="0" w:line="240" w:lineRule="auto"/>
+              <w:suppressLineNumbers w:val="0"/>
+              <w:spacing w:before="0" w:beforeAutospacing="0" w:after="0" w:afterAutospacing="0" w:line="240" w:lineRule="auto"/>
+              <w:ind w:left="0" w:right="0"/>
               <w:jc w:val="center"/>
               <w:outlineLvl w:val="2"/>
               <w:rPr>
@@ -3134,8 +3434,12 @@
           </w:tcPr>
           <w:p>
             <w:pPr>
+              <w:keepNext w:val="0"/>
+              <w:keepLines w:val="0"/>
               <w:widowControl w:val="0"/>
-              <w:spacing w:after="0" w:line="240" w:lineRule="auto"/>
+              <w:suppressLineNumbers w:val="0"/>
+              <w:spacing w:before="0" w:beforeAutospacing="0" w:after="0" w:afterAutospacing="0" w:line="240" w:lineRule="auto"/>
+              <w:ind w:left="0" w:right="0"/>
               <w:jc w:val="center"/>
               <w:outlineLvl w:val="2"/>
               <w:rPr>
@@ -3177,8 +3481,12 @@
           </w:tcPr>
           <w:p>
             <w:pPr>
+              <w:keepNext w:val="0"/>
+              <w:keepLines w:val="0"/>
               <w:widowControl w:val="0"/>
-              <w:spacing w:after="0" w:line="240" w:lineRule="auto"/>
+              <w:suppressLineNumbers w:val="0"/>
+              <w:spacing w:before="0" w:beforeAutospacing="0" w:after="0" w:afterAutospacing="0" w:line="240" w:lineRule="auto"/>
+              <w:ind w:left="0" w:right="0"/>
               <w:jc w:val="center"/>
               <w:outlineLvl w:val="2"/>
               <w:rPr>
@@ -3220,8 +3528,12 @@
           </w:tcPr>
           <w:p>
             <w:pPr>
+              <w:keepNext w:val="0"/>
+              <w:keepLines w:val="0"/>
               <w:widowControl w:val="0"/>
-              <w:spacing w:after="0" w:line="240" w:lineRule="auto"/>
+              <w:suppressLineNumbers w:val="0"/>
+              <w:spacing w:before="0" w:beforeAutospacing="0" w:after="0" w:afterAutospacing="0" w:line="240" w:lineRule="auto"/>
+              <w:ind w:left="0" w:right="0"/>
               <w:jc w:val="center"/>
               <w:outlineLvl w:val="2"/>
               <w:rPr>
@@ -3263,8 +3575,12 @@
           </w:tcPr>
           <w:p>
             <w:pPr>
+              <w:keepNext w:val="0"/>
+              <w:keepLines w:val="0"/>
               <w:widowControl w:val="0"/>
-              <w:spacing w:after="0" w:line="240" w:lineRule="auto"/>
+              <w:suppressLineNumbers w:val="0"/>
+              <w:spacing w:before="0" w:beforeAutospacing="0" w:after="0" w:afterAutospacing="0" w:line="240" w:lineRule="auto"/>
+              <w:ind w:left="0" w:right="0"/>
               <w:jc w:val="center"/>
               <w:outlineLvl w:val="2"/>
               <w:rPr>
@@ -3306,8 +3622,12 @@
           </w:tcPr>
           <w:p>
             <w:pPr>
+              <w:keepNext w:val="0"/>
+              <w:keepLines w:val="0"/>
               <w:widowControl w:val="0"/>
-              <w:spacing w:after="0" w:line="240" w:lineRule="auto"/>
+              <w:suppressLineNumbers w:val="0"/>
+              <w:spacing w:before="0" w:beforeAutospacing="0" w:after="0" w:afterAutospacing="0" w:line="240" w:lineRule="auto"/>
+              <w:ind w:left="0" w:right="0"/>
               <w:jc w:val="center"/>
               <w:outlineLvl w:val="2"/>
               <w:rPr>
@@ -3349,8 +3669,12 @@
           </w:tcPr>
           <w:p>
             <w:pPr>
+              <w:keepNext w:val="0"/>
+              <w:keepLines w:val="0"/>
               <w:widowControl w:val="0"/>
-              <w:spacing w:after="0" w:line="240" w:lineRule="auto"/>
+              <w:suppressLineNumbers w:val="0"/>
+              <w:spacing w:before="0" w:beforeAutospacing="0" w:after="0" w:afterAutospacing="0" w:line="240" w:lineRule="auto"/>
+              <w:ind w:left="0" w:right="0"/>
               <w:jc w:val="center"/>
               <w:outlineLvl w:val="2"/>
               <w:rPr>
@@ -3413,8 +3737,12 @@
           </w:tcPr>
           <w:p>
             <w:pPr>
+              <w:keepNext w:val="0"/>
+              <w:keepLines w:val="0"/>
               <w:widowControl/>
-              <w:spacing w:after="0" w:line="240" w:lineRule="auto"/>
+              <w:suppressLineNumbers w:val="0"/>
+              <w:spacing w:before="0" w:beforeAutospacing="0" w:after="0" w:afterAutospacing="0" w:line="240" w:lineRule="auto"/>
+              <w:ind w:left="0" w:right="0"/>
               <w:jc w:val="center"/>
               <w:rPr>
                 <w:rFonts w:hint="eastAsia" w:ascii="仿宋_GB2312" w:hAnsi="宋体" w:eastAsia="仿宋_GB2312" w:cs="宋体"/>
@@ -3447,8 +3775,12 @@
           </w:tcPr>
           <w:p>
             <w:pPr>
+              <w:keepNext w:val="0"/>
+              <w:keepLines w:val="0"/>
               <w:widowControl/>
-              <w:spacing w:after="0" w:line="240" w:lineRule="auto"/>
+              <w:suppressLineNumbers w:val="0"/>
+              <w:spacing w:before="0" w:beforeAutospacing="0" w:after="0" w:afterAutospacing="0" w:line="240" w:lineRule="auto"/>
+              <w:ind w:left="0" w:right="0"/>
               <w:jc w:val="center"/>
               <w:rPr>
                 <w:rFonts w:hint="eastAsia" w:ascii="仿宋_GB2312" w:hAnsi="宋体" w:eastAsia="仿宋_GB2312" w:cs="宋体"/>
@@ -3467,8 +3799,12 @@
           </w:tcPr>
           <w:p>
             <w:pPr>
+              <w:keepNext w:val="0"/>
+              <w:keepLines w:val="0"/>
               <w:widowControl/>
-              <w:spacing w:after="0" w:line="240" w:lineRule="auto"/>
+              <w:suppressLineNumbers w:val="0"/>
+              <w:spacing w:before="0" w:beforeAutospacing="0" w:after="0" w:afterAutospacing="0" w:line="240" w:lineRule="auto"/>
+              <w:ind w:left="0" w:right="0"/>
               <w:jc w:val="center"/>
               <w:rPr>
                 <w:rFonts w:hint="eastAsia" w:ascii="仿宋_GB2312" w:hAnsi="宋体" w:eastAsia="仿宋_GB2312" w:cs="宋体"/>
@@ -3487,8 +3823,12 @@
           </w:tcPr>
           <w:p>
             <w:pPr>
+              <w:keepNext w:val="0"/>
+              <w:keepLines w:val="0"/>
               <w:widowControl/>
-              <w:spacing w:after="0" w:line="240" w:lineRule="auto"/>
+              <w:suppressLineNumbers w:val="0"/>
+              <w:spacing w:before="0" w:beforeAutospacing="0" w:after="0" w:afterAutospacing="0" w:line="240" w:lineRule="auto"/>
+              <w:ind w:left="0" w:right="0"/>
               <w:jc w:val="center"/>
               <w:rPr>
                 <w:rFonts w:hint="eastAsia" w:ascii="仿宋_GB2312" w:hAnsi="宋体" w:eastAsia="仿宋_GB2312" w:cs="宋体"/>
@@ -3507,8 +3847,12 @@
           </w:tcPr>
           <w:p>
             <w:pPr>
+              <w:keepNext w:val="0"/>
+              <w:keepLines w:val="0"/>
               <w:widowControl/>
-              <w:spacing w:after="0" w:line="240" w:lineRule="auto"/>
+              <w:suppressLineNumbers w:val="0"/>
+              <w:spacing w:before="0" w:beforeAutospacing="0" w:after="0" w:afterAutospacing="0" w:line="240" w:lineRule="auto"/>
+              <w:ind w:left="0" w:right="0"/>
               <w:jc w:val="center"/>
               <w:rPr>
                 <w:rFonts w:hint="eastAsia" w:ascii="仿宋_GB2312" w:hAnsi="宋体" w:eastAsia="仿宋_GB2312" w:cs="宋体"/>
@@ -3527,8 +3871,12 @@
           </w:tcPr>
           <w:p>
             <w:pPr>
+              <w:keepNext w:val="0"/>
+              <w:keepLines w:val="0"/>
               <w:widowControl/>
-              <w:spacing w:after="0" w:line="240" w:lineRule="auto"/>
+              <w:suppressLineNumbers w:val="0"/>
+              <w:spacing w:before="0" w:beforeAutospacing="0" w:after="0" w:afterAutospacing="0" w:line="240" w:lineRule="auto"/>
+              <w:ind w:left="0" w:right="0"/>
               <w:jc w:val="center"/>
               <w:rPr>
                 <w:rFonts w:hint="eastAsia" w:ascii="仿宋_GB2312" w:hAnsi="宋体" w:eastAsia="仿宋_GB2312" w:cs="宋体"/>
@@ -3547,8 +3895,12 @@
           </w:tcPr>
           <w:p>
             <w:pPr>
+              <w:keepNext w:val="0"/>
+              <w:keepLines w:val="0"/>
               <w:widowControl/>
-              <w:spacing w:after="0" w:line="240" w:lineRule="auto"/>
+              <w:suppressLineNumbers w:val="0"/>
+              <w:spacing w:before="0" w:beforeAutospacing="0" w:after="0" w:afterAutospacing="0" w:line="240" w:lineRule="auto"/>
+              <w:ind w:left="0" w:right="0"/>
               <w:jc w:val="center"/>
               <w:rPr>
                 <w:rFonts w:hint="eastAsia" w:ascii="仿宋_GB2312" w:hAnsi="宋体" w:eastAsia="仿宋_GB2312" w:cs="宋体"/>
@@ -3588,8 +3940,12 @@
           </w:tcPr>
           <w:p>
             <w:pPr>
+              <w:keepNext w:val="0"/>
+              <w:keepLines w:val="0"/>
               <w:widowControl/>
-              <w:spacing w:after="0" w:line="240" w:lineRule="auto"/>
+              <w:suppressLineNumbers w:val="0"/>
+              <w:spacing w:before="0" w:beforeAutospacing="0" w:after="0" w:afterAutospacing="0" w:line="240" w:lineRule="auto"/>
+              <w:ind w:left="0" w:right="0"/>
               <w:jc w:val="center"/>
               <w:rPr>
                 <w:rFonts w:hint="eastAsia" w:ascii="仿宋_GB2312" w:hAnsi="宋体" w:eastAsia="仿宋_GB2312" w:cs="宋体"/>
@@ -3622,8 +3978,12 @@
           </w:tcPr>
           <w:p>
             <w:pPr>
+              <w:keepNext w:val="0"/>
+              <w:keepLines w:val="0"/>
               <w:widowControl/>
-              <w:spacing w:after="0" w:line="240" w:lineRule="auto"/>
+              <w:suppressLineNumbers w:val="0"/>
+              <w:spacing w:before="0" w:beforeAutospacing="0" w:after="0" w:afterAutospacing="0" w:line="240" w:lineRule="auto"/>
+              <w:ind w:left="0" w:right="0"/>
               <w:jc w:val="center"/>
               <w:rPr>
                 <w:rFonts w:hint="eastAsia" w:ascii="仿宋_GB2312" w:hAnsi="宋体" w:eastAsia="仿宋_GB2312" w:cs="宋体"/>
@@ -3652,8 +4012,48 @@
           </w:tcPr>
           <w:p>
             <w:pPr>
+              <w:keepNext w:val="0"/>
+              <w:keepLines w:val="0"/>
               <w:widowControl/>
-              <w:spacing w:after="0" w:line="240" w:lineRule="auto"/>
+              <w:suppressLineNumbers w:val="0"/>
+              <w:spacing w:before="0" w:beforeAutospacing="0" w:after="0" w:afterAutospacing="0" w:line="240" w:lineRule="auto"/>
+              <w:ind w:left="0" w:right="0"/>
+              <w:jc w:val="center"/>
+              <w:rPr>
+                <w:rFonts w:hint="eastAsia" w:ascii="仿宋_GB2312" w:hAnsi="宋体" w:eastAsia="仿宋_GB2312" w:cs="宋体"/>
+                <w:color w:val="000000"/>
+                <w:kern w:val="0"/>
+                <w:sz w:val="22"/>
+                <w:lang w:eastAsia="zh-CN"/>
+              </w:rPr>
+            </w:pPr>
+            <w:r>
+              <w:rPr>
+                <w:rFonts w:hint="eastAsia" w:ascii="仿宋_GB2312" w:hAnsi="宋体" w:eastAsia="仿宋_GB2312" w:cs="宋体"/>
+                <w:color w:val="000000"/>
+                <w:kern w:val="0"/>
+                <w:sz w:val="22"/>
+                <w:lang w:eastAsia="zh-CN"/>
+              </w:rPr>
+              <w:t>{{ row.village_appearance_count }}</w:t>
+            </w:r>
+            <w:bookmarkStart w:id="0" w:name="_GoBack"/>
+            <w:bookmarkEnd w:id="0"/>
+          </w:p>
+        </w:tc>
+        <w:tc>
+          <w:tcPr>
+            <w:tcW w:w="1154" w:type="dxa"/>
+            <w:vAlign w:val="center"/>
+          </w:tcPr>
+          <w:p>
+            <w:pPr>
+              <w:keepNext w:val="0"/>
+              <w:keepLines w:val="0"/>
+              <w:widowControl/>
+              <w:suppressLineNumbers w:val="0"/>
+              <w:spacing w:before="0" w:beforeAutospacing="0" w:after="0" w:afterAutospacing="0" w:line="240" w:lineRule="auto"/>
+              <w:ind w:left="0" w:right="0"/>
               <w:jc w:val="center"/>
               <w:rPr>
                 <w:rFonts w:hint="eastAsia" w:ascii="仿宋_GB2312" w:hAnsi="宋体" w:eastAsia="仿宋_GB2312" w:cs="宋体"/>
@@ -3677,43 +4077,17 @@
         </w:tc>
         <w:tc>
           <w:tcPr>
-            <w:tcW w:w="1154" w:type="dxa"/>
-            <w:vAlign w:val="center"/>
-          </w:tcPr>
-          <w:p>
-            <w:pPr>
-              <w:widowControl/>
-              <w:spacing w:after="0" w:line="240" w:lineRule="auto"/>
-              <w:jc w:val="center"/>
-              <w:rPr>
-                <w:rFonts w:hint="eastAsia" w:ascii="仿宋_GB2312" w:hAnsi="宋体" w:eastAsia="仿宋_GB2312" w:cs="宋体"/>
-                <w:color w:val="000000"/>
-                <w:kern w:val="0"/>
-                <w:sz w:val="22"/>
-                <w:lang w:eastAsia="zh-CN"/>
-              </w:rPr>
-            </w:pPr>
-            <w:r>
-              <w:rPr>
-                <w:rFonts w:hint="eastAsia" w:ascii="仿宋_GB2312" w:hAnsi="宋体" w:eastAsia="仿宋_GB2312" w:cs="宋体"/>
-                <w:color w:val="000000"/>
-                <w:kern w:val="0"/>
-                <w:sz w:val="22"/>
-                <w:lang w:eastAsia="zh-CN"/>
-              </w:rPr>
-              <w:t>{{ row.village_appearance_count }}</w:t>
-            </w:r>
-          </w:p>
-        </w:tc>
-        <w:tc>
-          <w:tcPr>
             <w:tcW w:w="1547" w:type="dxa"/>
             <w:vAlign w:val="center"/>
           </w:tcPr>
           <w:p>
             <w:pPr>
+              <w:keepNext w:val="0"/>
+              <w:keepLines w:val="0"/>
               <w:widowControl/>
-              <w:spacing w:after="0" w:line="240" w:lineRule="auto"/>
+              <w:suppressLineNumbers w:val="0"/>
+              <w:spacing w:before="0" w:beforeAutospacing="0" w:after="0" w:afterAutospacing="0" w:line="240" w:lineRule="auto"/>
+              <w:ind w:left="0" w:right="0"/>
               <w:jc w:val="center"/>
               <w:rPr>
                 <w:rFonts w:hint="eastAsia" w:ascii="仿宋_GB2312" w:hAnsi="宋体" w:eastAsia="仿宋_GB2312" w:cs="宋体"/>
@@ -3742,8 +4116,12 @@
           </w:tcPr>
           <w:p>
             <w:pPr>
+              <w:keepNext w:val="0"/>
+              <w:keepLines w:val="0"/>
               <w:widowControl/>
-              <w:spacing w:after="0" w:line="240" w:lineRule="auto"/>
+              <w:suppressLineNumbers w:val="0"/>
+              <w:spacing w:before="0" w:beforeAutospacing="0" w:after="0" w:afterAutospacing="0" w:line="240" w:lineRule="auto"/>
+              <w:ind w:left="0" w:right="0"/>
               <w:jc w:val="center"/>
               <w:rPr>
                 <w:rFonts w:hint="eastAsia" w:ascii="仿宋_GB2312" w:hAnsi="宋体" w:eastAsia="仿宋_GB2312" w:cs="宋体"/>
@@ -3772,8 +4150,12 @@
           </w:tcPr>
           <w:p>
             <w:pPr>
+              <w:keepNext w:val="0"/>
+              <w:keepLines w:val="0"/>
               <w:widowControl/>
-              <w:spacing w:after="0" w:line="240" w:lineRule="auto"/>
+              <w:suppressLineNumbers w:val="0"/>
+              <w:spacing w:before="0" w:beforeAutospacing="0" w:after="0" w:afterAutospacing="0" w:line="240" w:lineRule="auto"/>
+              <w:ind w:left="0" w:right="0"/>
               <w:jc w:val="center"/>
               <w:rPr>
                 <w:rFonts w:hint="eastAsia" w:ascii="仿宋_GB2312" w:hAnsi="宋体" w:eastAsia="仿宋_GB2312" w:cs="宋体"/>
@@ -3823,8 +4205,12 @@
           </w:tcPr>
           <w:p>
             <w:pPr>
+              <w:keepNext w:val="0"/>
+              <w:keepLines w:val="0"/>
               <w:widowControl/>
-              <w:spacing w:after="0" w:line="240" w:lineRule="auto"/>
+              <w:suppressLineNumbers w:val="0"/>
+              <w:spacing w:before="0" w:beforeAutospacing="0" w:after="0" w:afterAutospacing="0" w:line="240" w:lineRule="auto"/>
+              <w:ind w:left="0" w:right="0"/>
               <w:jc w:val="center"/>
               <w:rPr>
                 <w:rFonts w:hint="eastAsia" w:ascii="仿宋_GB2312" w:hAnsi="仿宋_GB2312" w:eastAsia="仿宋_GB2312" w:cs="仿宋_GB2312"/>
@@ -3861,8 +4247,12 @@
           </w:tcPr>
           <w:p>
             <w:pPr>
+              <w:keepNext w:val="0"/>
+              <w:keepLines w:val="0"/>
               <w:widowControl/>
-              <w:spacing w:after="0" w:line="240" w:lineRule="auto"/>
+              <w:suppressLineNumbers w:val="0"/>
+              <w:spacing w:before="0" w:beforeAutospacing="0" w:after="0" w:afterAutospacing="0" w:line="240" w:lineRule="auto"/>
+              <w:ind w:left="0" w:right="0"/>
               <w:jc w:val="center"/>
               <w:rPr>
                 <w:rFonts w:hint="eastAsia" w:ascii="仿宋_GB2312" w:hAnsi="宋体" w:eastAsia="仿宋_GB2312" w:cs="宋体"/>
@@ -3881,8 +4271,12 @@
           </w:tcPr>
           <w:p>
             <w:pPr>
+              <w:keepNext w:val="0"/>
+              <w:keepLines w:val="0"/>
               <w:widowControl/>
-              <w:spacing w:after="0" w:line="240" w:lineRule="auto"/>
+              <w:suppressLineNumbers w:val="0"/>
+              <w:spacing w:before="0" w:beforeAutospacing="0" w:after="0" w:afterAutospacing="0" w:line="240" w:lineRule="auto"/>
+              <w:ind w:left="0" w:right="0"/>
               <w:jc w:val="center"/>
               <w:rPr>
                 <w:rFonts w:hint="eastAsia" w:ascii="仿宋_GB2312" w:hAnsi="宋体" w:eastAsia="仿宋_GB2312" w:cs="宋体"/>
@@ -3901,8 +4295,12 @@
           </w:tcPr>
           <w:p>
             <w:pPr>
+              <w:keepNext w:val="0"/>
+              <w:keepLines w:val="0"/>
               <w:widowControl/>
-              <w:spacing w:after="0" w:line="240" w:lineRule="auto"/>
+              <w:suppressLineNumbers w:val="0"/>
+              <w:spacing w:before="0" w:beforeAutospacing="0" w:after="0" w:afterAutospacing="0" w:line="240" w:lineRule="auto"/>
+              <w:ind w:left="0" w:right="0"/>
               <w:jc w:val="center"/>
               <w:rPr>
                 <w:rFonts w:hint="eastAsia" w:ascii="仿宋_GB2312" w:hAnsi="宋体" w:eastAsia="仿宋_GB2312" w:cs="宋体"/>
@@ -3921,8 +4319,12 @@
           </w:tcPr>
           <w:p>
             <w:pPr>
+              <w:keepNext w:val="0"/>
+              <w:keepLines w:val="0"/>
               <w:widowControl/>
-              <w:spacing w:after="0" w:line="240" w:lineRule="auto"/>
+              <w:suppressLineNumbers w:val="0"/>
+              <w:spacing w:before="0" w:beforeAutospacing="0" w:after="0" w:afterAutospacing="0" w:line="240" w:lineRule="auto"/>
+              <w:ind w:left="0" w:right="0"/>
               <w:jc w:val="center"/>
               <w:rPr>
                 <w:rFonts w:hint="eastAsia" w:ascii="仿宋_GB2312" w:hAnsi="宋体" w:eastAsia="仿宋_GB2312" w:cs="宋体"/>
@@ -3941,8 +4343,12 @@
           </w:tcPr>
           <w:p>
             <w:pPr>
+              <w:keepNext w:val="0"/>
+              <w:keepLines w:val="0"/>
               <w:widowControl/>
-              <w:spacing w:after="0" w:line="240" w:lineRule="auto"/>
+              <w:suppressLineNumbers w:val="0"/>
+              <w:spacing w:before="0" w:beforeAutospacing="0" w:after="0" w:afterAutospacing="0" w:line="240" w:lineRule="auto"/>
+              <w:ind w:left="0" w:right="0"/>
               <w:jc w:val="center"/>
               <w:rPr>
                 <w:rFonts w:hint="eastAsia" w:ascii="仿宋_GB2312" w:hAnsi="宋体" w:eastAsia="仿宋_GB2312" w:cs="宋体"/>
@@ -3961,8 +4367,12 @@
           </w:tcPr>
           <w:p>
             <w:pPr>
+              <w:keepNext w:val="0"/>
+              <w:keepLines w:val="0"/>
               <w:widowControl/>
-              <w:spacing w:after="0" w:line="240" w:lineRule="auto"/>
+              <w:suppressLineNumbers w:val="0"/>
+              <w:spacing w:before="0" w:beforeAutospacing="0" w:after="0" w:afterAutospacing="0" w:line="240" w:lineRule="auto"/>
+              <w:ind w:left="0" w:right="0"/>
               <w:jc w:val="center"/>
               <w:rPr>
                 <w:rFonts w:hint="eastAsia" w:ascii="仿宋_GB2312" w:hAnsi="宋体" w:eastAsia="仿宋_GB2312" w:cs="宋体"/>
@@ -4182,7 +4592,7 @@
   <w:docDefaults>
     <w:rPrDefault>
       <w:rPr>
-        <w:rFonts w:asciiTheme="minorHAnsi" w:hAnsiTheme="minorHAnsi" w:eastAsiaTheme="minorEastAsia" w:cstheme="minorBidi"/>
+        <w:rFonts w:ascii="Times New Roman" w:hAnsi="Times New Roman" w:eastAsia="宋体" w:cs="Times New Roman"/>
       </w:rPr>
     </w:rPrDefault>
     <w:pPrDefault/>
@@ -4219,8 +4629,8 @@
     <w:lsdException w:uiPriority="99" w:name="Normal Indent"/>
     <w:lsdException w:uiPriority="99" w:name="footnote text"/>
     <w:lsdException w:uiPriority="99" w:name="annotation text"/>
-    <w:lsdException w:uiPriority="99" w:semiHidden="0" w:name="header"/>
-    <w:lsdException w:uiPriority="99" w:semiHidden="0" w:name="footer"/>
+    <w:lsdException w:qFormat="1" w:uiPriority="99" w:semiHidden="0" w:name="header"/>
+    <w:lsdException w:qFormat="1" w:uiPriority="99" w:semiHidden="0" w:name="footer"/>
     <w:lsdException w:uiPriority="99" w:name="index heading"/>
     <w:lsdException w:qFormat="1" w:uiPriority="35" w:name="caption"/>
     <w:lsdException w:uiPriority="99" w:name="table of figures"/>
@@ -4233,32 +4643,32 @@
     <w:lsdException w:uiPriority="99" w:name="endnote reference"/>
     <w:lsdException w:uiPriority="99" w:name="endnote text"/>
     <w:lsdException w:uiPriority="99" w:name="table of authorities"/>
-    <w:lsdException w:uiPriority="99" w:semiHidden="0" w:name="macro"/>
+    <w:lsdException w:qFormat="1" w:uiPriority="99" w:semiHidden="0" w:name="macro"/>
     <w:lsdException w:uiPriority="99" w:name="toa heading"/>
-    <w:lsdException w:uiPriority="99" w:semiHidden="0" w:name="List"/>
-    <w:lsdException w:uiPriority="99" w:semiHidden="0" w:name="List Bullet"/>
-    <w:lsdException w:uiPriority="99" w:semiHidden="0" w:name="List Number"/>
-    <w:lsdException w:uiPriority="99" w:semiHidden="0" w:name="List 2"/>
-    <w:lsdException w:uiPriority="99" w:semiHidden="0" w:name="List 3"/>
+    <w:lsdException w:qFormat="1" w:uiPriority="99" w:semiHidden="0" w:name="List"/>
+    <w:lsdException w:qFormat="1" w:uiPriority="99" w:semiHidden="0" w:name="List Bullet"/>
+    <w:lsdException w:qFormat="1" w:uiPriority="99" w:semiHidden="0" w:name="List Number"/>
+    <w:lsdException w:qFormat="1" w:uiPriority="99" w:semiHidden="0" w:name="List 2"/>
+    <w:lsdException w:qFormat="1" w:uiPriority="99" w:semiHidden="0" w:name="List 3"/>
     <w:lsdException w:uiPriority="99" w:name="List 4"/>
     <w:lsdException w:uiPriority="99" w:name="List 5"/>
-    <w:lsdException w:uiPriority="99" w:semiHidden="0" w:name="List Bullet 2"/>
+    <w:lsdException w:qFormat="1" w:uiPriority="99" w:semiHidden="0" w:name="List Bullet 2"/>
     <w:lsdException w:qFormat="1" w:uiPriority="99" w:semiHidden="0" w:name="List Bullet 3"/>
     <w:lsdException w:uiPriority="99" w:name="List Bullet 4"/>
     <w:lsdException w:uiPriority="99" w:name="List Bullet 5"/>
-    <w:lsdException w:uiPriority="99" w:semiHidden="0" w:name="List Number 2"/>
-    <w:lsdException w:uiPriority="99" w:semiHidden="0" w:name="List Number 3"/>
+    <w:lsdException w:qFormat="1" w:uiPriority="99" w:semiHidden="0" w:name="List Number 2"/>
+    <w:lsdException w:qFormat="1" w:uiPriority="99" w:semiHidden="0" w:name="List Number 3"/>
     <w:lsdException w:uiPriority="99" w:name="List Number 4"/>
     <w:lsdException w:uiPriority="99" w:name="List Number 5"/>
     <w:lsdException w:qFormat="1" w:unhideWhenUsed="0" w:uiPriority="10" w:semiHidden="0" w:name="Title"/>
     <w:lsdException w:uiPriority="99" w:name="Closing"/>
     <w:lsdException w:uiPriority="99" w:name="Signature"/>
-    <w:lsdException w:uiPriority="1" w:name="Default Paragraph Font"/>
-    <w:lsdException w:uiPriority="99" w:semiHidden="0" w:name="Body Text"/>
+    <w:lsdException w:qFormat="1" w:uiPriority="1" w:name="Default Paragraph Font"/>
+    <w:lsdException w:qFormat="1" w:uiPriority="99" w:semiHidden="0" w:name="Body Text"/>
     <w:lsdException w:uiPriority="99" w:name="Body Text Indent"/>
     <w:lsdException w:qFormat="1" w:uiPriority="99" w:semiHidden="0" w:name="List Continue"/>
-    <w:lsdException w:uiPriority="99" w:semiHidden="0" w:name="List Continue 2"/>
-    <w:lsdException w:uiPriority="99" w:semiHidden="0" w:name="List Continue 3"/>
+    <w:lsdException w:qFormat="1" w:uiPriority="99" w:semiHidden="0" w:name="List Continue 2"/>
+    <w:lsdException w:qFormat="1" w:uiPriority="99" w:semiHidden="0" w:name="List Continue 3"/>
     <w:lsdException w:uiPriority="99" w:name="List Continue 4"/>
     <w:lsdException w:uiPriority="99" w:name="List Continue 5"/>
     <w:lsdException w:uiPriority="99" w:name="Message Header"/>
@@ -4269,7 +4679,7 @@
     <w:lsdException w:uiPriority="99" w:name="Body Text First Indent 2"/>
     <w:lsdException w:uiPriority="99" w:name="Note Heading"/>
     <w:lsdException w:qFormat="1" w:uiPriority="99" w:semiHidden="0" w:name="Body Text 2"/>
-    <w:lsdException w:uiPriority="99" w:semiHidden="0" w:name="Body Text 3"/>
+    <w:lsdException w:qFormat="1" w:uiPriority="99" w:semiHidden="0" w:name="Body Text 3"/>
     <w:lsdException w:uiPriority="99" w:name="Body Text Indent 2"/>
     <w:lsdException w:uiPriority="99" w:name="Body Text Indent 3"/>
     <w:lsdException w:uiPriority="99" w:name="Block Text"/>
@@ -4287,7 +4697,7 @@
     <w:lsdException w:uiPriority="99" w:name="HTML Code"/>
     <w:lsdException w:uiPriority="99" w:name="HTML Definition"/>
     <w:lsdException w:uiPriority="99" w:name="HTML Keyboard"/>
-    <w:lsdException w:uiPriority="99" w:name="HTML Preformatted"/>
+    <w:lsdException w:qFormat="1" w:uiPriority="99" w:name="HTML Preformatted"/>
     <w:lsdException w:uiPriority="99" w:name="HTML Sample"/>
     <w:lsdException w:uiPriority="99" w:name="HTML Typewriter"/>
     <w:lsdException w:uiPriority="99" w:name="HTML Variable"/>
@@ -4343,101 +4753,101 @@
     <w:lsdException w:qFormat="1" w:unhideWhenUsed="0" w:uiPriority="61" w:semiHidden="0" w:name="Light List"/>
     <w:lsdException w:qFormat="1" w:unhideWhenUsed="0" w:uiPriority="62" w:semiHidden="0" w:name="Light Grid"/>
     <w:lsdException w:qFormat="1" w:unhideWhenUsed="0" w:uiPriority="63" w:semiHidden="0" w:name="Medium Shading 1"/>
-    <w:lsdException w:unhideWhenUsed="0" w:uiPriority="64" w:semiHidden="0" w:name="Medium Shading 2"/>
-    <w:lsdException w:unhideWhenUsed="0" w:uiPriority="65" w:semiHidden="0" w:name="Medium List 1"/>
-    <w:lsdException w:unhideWhenUsed="0" w:uiPriority="66" w:semiHidden="0" w:name="Medium List 2"/>
+    <w:lsdException w:qFormat="1" w:unhideWhenUsed="0" w:uiPriority="64" w:semiHidden="0" w:name="Medium Shading 2"/>
+    <w:lsdException w:qFormat="1" w:unhideWhenUsed="0" w:uiPriority="65" w:semiHidden="0" w:name="Medium List 1"/>
+    <w:lsdException w:qFormat="1" w:unhideWhenUsed="0" w:uiPriority="66" w:semiHidden="0" w:name="Medium List 2"/>
     <w:lsdException w:qFormat="1" w:unhideWhenUsed="0" w:uiPriority="67" w:semiHidden="0" w:name="Medium Grid 1"/>
     <w:lsdException w:qFormat="1" w:unhideWhenUsed="0" w:uiPriority="68" w:semiHidden="0" w:name="Medium Grid 2"/>
     <w:lsdException w:qFormat="1" w:unhideWhenUsed="0" w:uiPriority="69" w:semiHidden="0" w:name="Medium Grid 3"/>
-    <w:lsdException w:unhideWhenUsed="0" w:uiPriority="70" w:semiHidden="0" w:name="Dark List"/>
-    <w:lsdException w:unhideWhenUsed="0" w:uiPriority="71" w:semiHidden="0" w:name="Colorful Shading"/>
-    <w:lsdException w:unhideWhenUsed="0" w:uiPriority="72" w:semiHidden="0" w:name="Colorful List"/>
+    <w:lsdException w:qFormat="1" w:unhideWhenUsed="0" w:uiPriority="70" w:semiHidden="0" w:name="Dark List"/>
+    <w:lsdException w:qFormat="1" w:unhideWhenUsed="0" w:uiPriority="71" w:semiHidden="0" w:name="Colorful Shading"/>
+    <w:lsdException w:qFormat="1" w:unhideWhenUsed="0" w:uiPriority="72" w:semiHidden="0" w:name="Colorful List"/>
     <w:lsdException w:qFormat="1" w:unhideWhenUsed="0" w:uiPriority="73" w:semiHidden="0" w:name="Colorful Grid"/>
     <w:lsdException w:qFormat="1" w:unhideWhenUsed="0" w:uiPriority="60" w:semiHidden="0" w:name="Light Shading Accent 1"/>
     <w:lsdException w:qFormat="1" w:unhideWhenUsed="0" w:uiPriority="61" w:semiHidden="0" w:name="Light List Accent 1"/>
     <w:lsdException w:qFormat="1" w:unhideWhenUsed="0" w:uiPriority="62" w:semiHidden="0" w:name="Light Grid Accent 1"/>
     <w:lsdException w:qFormat="1" w:unhideWhenUsed="0" w:uiPriority="63" w:semiHidden="0" w:name="Medium Shading 1 Accent 1"/>
-    <w:lsdException w:unhideWhenUsed="0" w:uiPriority="64" w:semiHidden="0" w:name="Medium Shading 2 Accent 1"/>
-    <w:lsdException w:unhideWhenUsed="0" w:uiPriority="65" w:semiHidden="0" w:name="Medium List 1 Accent 1"/>
+    <w:lsdException w:qFormat="1" w:unhideWhenUsed="0" w:uiPriority="64" w:semiHidden="0" w:name="Medium Shading 2 Accent 1"/>
+    <w:lsdException w:qFormat="1" w:unhideWhenUsed="0" w:uiPriority="65" w:semiHidden="0" w:name="Medium List 1 Accent 1"/>
     <w:lsdException w:qFormat="1" w:unhideWhenUsed="0" w:uiPriority="34" w:semiHidden="0" w:name="List Paragraph"/>
     <w:lsdException w:qFormat="1" w:unhideWhenUsed="0" w:uiPriority="29" w:semiHidden="0" w:name="Quote"/>
     <w:lsdException w:qFormat="1" w:unhideWhenUsed="0" w:uiPriority="30" w:semiHidden="0" w:name="Intense Quote"/>
-    <w:lsdException w:unhideWhenUsed="0" w:uiPriority="66" w:semiHidden="0" w:name="Medium List 2 Accent 1"/>
+    <w:lsdException w:qFormat="1" w:unhideWhenUsed="0" w:uiPriority="66" w:semiHidden="0" w:name="Medium List 2 Accent 1"/>
     <w:lsdException w:qFormat="1" w:unhideWhenUsed="0" w:uiPriority="67" w:semiHidden="0" w:name="Medium Grid 1 Accent 1"/>
     <w:lsdException w:qFormat="1" w:unhideWhenUsed="0" w:uiPriority="68" w:semiHidden="0" w:name="Medium Grid 2 Accent 1"/>
     <w:lsdException w:qFormat="1" w:unhideWhenUsed="0" w:uiPriority="69" w:semiHidden="0" w:name="Medium Grid 3 Accent 1"/>
     <w:lsdException w:qFormat="1" w:unhideWhenUsed="0" w:uiPriority="70" w:semiHidden="0" w:name="Dark List Accent 1"/>
-    <w:lsdException w:unhideWhenUsed="0" w:uiPriority="71" w:semiHidden="0" w:name="Colorful Shading Accent 1"/>
-    <w:lsdException w:unhideWhenUsed="0" w:uiPriority="72" w:semiHidden="0" w:name="Colorful List Accent 1"/>
+    <w:lsdException w:qFormat="1" w:unhideWhenUsed="0" w:uiPriority="71" w:semiHidden="0" w:name="Colorful Shading Accent 1"/>
+    <w:lsdException w:qFormat="1" w:unhideWhenUsed="0" w:uiPriority="72" w:semiHidden="0" w:name="Colorful List Accent 1"/>
     <w:lsdException w:qFormat="1" w:unhideWhenUsed="0" w:uiPriority="73" w:semiHidden="0" w:name="Colorful Grid Accent 1"/>
     <w:lsdException w:qFormat="1" w:unhideWhenUsed="0" w:uiPriority="60" w:semiHidden="0" w:name="Light Shading Accent 2"/>
     <w:lsdException w:qFormat="1" w:unhideWhenUsed="0" w:uiPriority="61" w:semiHidden="0" w:name="Light List Accent 2"/>
     <w:lsdException w:qFormat="1" w:unhideWhenUsed="0" w:uiPriority="62" w:semiHidden="0" w:name="Light Grid Accent 2"/>
     <w:lsdException w:qFormat="1" w:unhideWhenUsed="0" w:uiPriority="63" w:semiHidden="0" w:name="Medium Shading 1 Accent 2"/>
-    <w:lsdException w:unhideWhenUsed="0" w:uiPriority="64" w:semiHidden="0" w:name="Medium Shading 2 Accent 2"/>
-    <w:lsdException w:unhideWhenUsed="0" w:uiPriority="65" w:semiHidden="0" w:name="Medium List 1 Accent 2"/>
-    <w:lsdException w:unhideWhenUsed="0" w:uiPriority="66" w:semiHidden="0" w:name="Medium List 2 Accent 2"/>
+    <w:lsdException w:qFormat="1" w:unhideWhenUsed="0" w:uiPriority="64" w:semiHidden="0" w:name="Medium Shading 2 Accent 2"/>
+    <w:lsdException w:qFormat="1" w:unhideWhenUsed="0" w:uiPriority="65" w:semiHidden="0" w:name="Medium List 1 Accent 2"/>
+    <w:lsdException w:qFormat="1" w:unhideWhenUsed="0" w:uiPriority="66" w:semiHidden="0" w:name="Medium List 2 Accent 2"/>
     <w:lsdException w:qFormat="1" w:unhideWhenUsed="0" w:uiPriority="67" w:semiHidden="0" w:name="Medium Grid 1 Accent 2"/>
     <w:lsdException w:qFormat="1" w:unhideWhenUsed="0" w:uiPriority="68" w:semiHidden="0" w:name="Medium Grid 2 Accent 2"/>
     <w:lsdException w:qFormat="1" w:unhideWhenUsed="0" w:uiPriority="69" w:semiHidden="0" w:name="Medium Grid 3 Accent 2"/>
-    <w:lsdException w:unhideWhenUsed="0" w:uiPriority="70" w:semiHidden="0" w:name="Dark List Accent 2"/>
-    <w:lsdException w:unhideWhenUsed="0" w:uiPriority="71" w:semiHidden="0" w:name="Colorful Shading Accent 2"/>
+    <w:lsdException w:qFormat="1" w:unhideWhenUsed="0" w:uiPriority="70" w:semiHidden="0" w:name="Dark List Accent 2"/>
+    <w:lsdException w:qFormat="1" w:unhideWhenUsed="0" w:uiPriority="71" w:semiHidden="0" w:name="Colorful Shading Accent 2"/>
     <w:lsdException w:qFormat="1" w:unhideWhenUsed="0" w:uiPriority="72" w:semiHidden="0" w:name="Colorful List Accent 2"/>
     <w:lsdException w:qFormat="1" w:unhideWhenUsed="0" w:uiPriority="73" w:semiHidden="0" w:name="Colorful Grid Accent 2"/>
     <w:lsdException w:qFormat="1" w:unhideWhenUsed="0" w:uiPriority="60" w:semiHidden="0" w:name="Light Shading Accent 3"/>
     <w:lsdException w:qFormat="1" w:unhideWhenUsed="0" w:uiPriority="61" w:semiHidden="0" w:name="Light List Accent 3"/>
     <w:lsdException w:qFormat="1" w:unhideWhenUsed="0" w:uiPriority="62" w:semiHidden="0" w:name="Light Grid Accent 3"/>
     <w:lsdException w:qFormat="1" w:unhideWhenUsed="0" w:uiPriority="63" w:semiHidden="0" w:name="Medium Shading 1 Accent 3"/>
-    <w:lsdException w:unhideWhenUsed="0" w:uiPriority="64" w:semiHidden="0" w:name="Medium Shading 2 Accent 3"/>
-    <w:lsdException w:unhideWhenUsed="0" w:uiPriority="65" w:semiHidden="0" w:name="Medium List 1 Accent 3"/>
+    <w:lsdException w:qFormat="1" w:unhideWhenUsed="0" w:uiPriority="64" w:semiHidden="0" w:name="Medium Shading 2 Accent 3"/>
+    <w:lsdException w:qFormat="1" w:unhideWhenUsed="0" w:uiPriority="65" w:semiHidden="0" w:name="Medium List 1 Accent 3"/>
     <w:lsdException w:qFormat="1" w:unhideWhenUsed="0" w:uiPriority="66" w:semiHidden="0" w:name="Medium List 2 Accent 3"/>
     <w:lsdException w:qFormat="1" w:unhideWhenUsed="0" w:uiPriority="67" w:semiHidden="0" w:name="Medium Grid 1 Accent 3"/>
     <w:lsdException w:qFormat="1" w:unhideWhenUsed="0" w:uiPriority="68" w:semiHidden="0" w:name="Medium Grid 2 Accent 3"/>
     <w:lsdException w:qFormat="1" w:unhideWhenUsed="0" w:uiPriority="69" w:semiHidden="0" w:name="Medium Grid 3 Accent 3"/>
-    <w:lsdException w:unhideWhenUsed="0" w:uiPriority="70" w:semiHidden="0" w:name="Dark List Accent 3"/>
-    <w:lsdException w:unhideWhenUsed="0" w:uiPriority="71" w:semiHidden="0" w:name="Colorful Shading Accent 3"/>
+    <w:lsdException w:qFormat="1" w:unhideWhenUsed="0" w:uiPriority="70" w:semiHidden="0" w:name="Dark List Accent 3"/>
+    <w:lsdException w:qFormat="1" w:unhideWhenUsed="0" w:uiPriority="71" w:semiHidden="0" w:name="Colorful Shading Accent 3"/>
     <w:lsdException w:qFormat="1" w:unhideWhenUsed="0" w:uiPriority="72" w:semiHidden="0" w:name="Colorful List Accent 3"/>
     <w:lsdException w:qFormat="1" w:unhideWhenUsed="0" w:uiPriority="73" w:semiHidden="0" w:name="Colorful Grid Accent 3"/>
-    <w:lsdException w:unhideWhenUsed="0" w:uiPriority="60" w:semiHidden="0" w:name="Light Shading Accent 4"/>
+    <w:lsdException w:qFormat="1" w:unhideWhenUsed="0" w:uiPriority="60" w:semiHidden="0" w:name="Light Shading Accent 4"/>
     <w:lsdException w:qFormat="1" w:unhideWhenUsed="0" w:uiPriority="61" w:semiHidden="0" w:name="Light List Accent 4"/>
     <w:lsdException w:qFormat="1" w:unhideWhenUsed="0" w:uiPriority="62" w:semiHidden="0" w:name="Light Grid Accent 4"/>
     <w:lsdException w:qFormat="1" w:unhideWhenUsed="0" w:uiPriority="63" w:semiHidden="0" w:name="Medium Shading 1 Accent 4"/>
-    <w:lsdException w:unhideWhenUsed="0" w:uiPriority="64" w:semiHidden="0" w:name="Medium Shading 2 Accent 4"/>
+    <w:lsdException w:qFormat="1" w:unhideWhenUsed="0" w:uiPriority="64" w:semiHidden="0" w:name="Medium Shading 2 Accent 4"/>
     <w:lsdException w:qFormat="1" w:unhideWhenUsed="0" w:uiPriority="65" w:semiHidden="0" w:name="Medium List 1 Accent 4"/>
     <w:lsdException w:qFormat="1" w:unhideWhenUsed="0" w:uiPriority="66" w:semiHidden="0" w:name="Medium List 2 Accent 4"/>
     <w:lsdException w:qFormat="1" w:unhideWhenUsed="0" w:uiPriority="67" w:semiHidden="0" w:name="Medium Grid 1 Accent 4"/>
     <w:lsdException w:qFormat="1" w:unhideWhenUsed="0" w:uiPriority="68" w:semiHidden="0" w:name="Medium Grid 2 Accent 4"/>
     <w:lsdException w:qFormat="1" w:unhideWhenUsed="0" w:uiPriority="69" w:semiHidden="0" w:name="Medium Grid 3 Accent 4"/>
-    <w:lsdException w:unhideWhenUsed="0" w:uiPriority="70" w:semiHidden="0" w:name="Dark List Accent 4"/>
-    <w:lsdException w:unhideWhenUsed="0" w:uiPriority="71" w:semiHidden="0" w:name="Colorful Shading Accent 4"/>
+    <w:lsdException w:qFormat="1" w:unhideWhenUsed="0" w:uiPriority="70" w:semiHidden="0" w:name="Dark List Accent 4"/>
+    <w:lsdException w:qFormat="1" w:unhideWhenUsed="0" w:uiPriority="71" w:semiHidden="0" w:name="Colorful Shading Accent 4"/>
     <w:lsdException w:qFormat="1" w:unhideWhenUsed="0" w:uiPriority="72" w:semiHidden="0" w:name="Colorful List Accent 4"/>
     <w:lsdException w:qFormat="1" w:unhideWhenUsed="0" w:uiPriority="73" w:semiHidden="0" w:name="Colorful Grid Accent 4"/>
-    <w:lsdException w:unhideWhenUsed="0" w:uiPriority="60" w:semiHidden="0" w:name="Light Shading Accent 5"/>
+    <w:lsdException w:qFormat="1" w:unhideWhenUsed="0" w:uiPriority="60" w:semiHidden="0" w:name="Light Shading Accent 5"/>
     <w:lsdException w:qFormat="1" w:unhideWhenUsed="0" w:uiPriority="61" w:semiHidden="0" w:name="Light List Accent 5"/>
     <w:lsdException w:qFormat="1" w:unhideWhenUsed="0" w:uiPriority="62" w:semiHidden="0" w:name="Light Grid Accent 5"/>
-    <w:lsdException w:unhideWhenUsed="0" w:uiPriority="63" w:semiHidden="0" w:name="Medium Shading 1 Accent 5"/>
-    <w:lsdException w:unhideWhenUsed="0" w:uiPriority="64" w:semiHidden="0" w:name="Medium Shading 2 Accent 5"/>
-    <w:lsdException w:unhideWhenUsed="0" w:uiPriority="65" w:semiHidden="0" w:name="Medium List 1 Accent 5"/>
+    <w:lsdException w:qFormat="1" w:unhideWhenUsed="0" w:uiPriority="63" w:semiHidden="0" w:name="Medium Shading 1 Accent 5"/>
+    <w:lsdException w:qFormat="1" w:unhideWhenUsed="0" w:uiPriority="64" w:semiHidden="0" w:name="Medium Shading 2 Accent 5"/>
+    <w:lsdException w:qFormat="1" w:unhideWhenUsed="0" w:uiPriority="65" w:semiHidden="0" w:name="Medium List 1 Accent 5"/>
     <w:lsdException w:qFormat="1" w:unhideWhenUsed="0" w:uiPriority="66" w:semiHidden="0" w:name="Medium List 2 Accent 5"/>
     <w:lsdException w:qFormat="1" w:unhideWhenUsed="0" w:uiPriority="67" w:semiHidden="0" w:name="Medium Grid 1 Accent 5"/>
     <w:lsdException w:qFormat="1" w:unhideWhenUsed="0" w:uiPriority="68" w:semiHidden="0" w:name="Medium Grid 2 Accent 5"/>
-    <w:lsdException w:unhideWhenUsed="0" w:uiPriority="69" w:semiHidden="0" w:name="Medium Grid 3 Accent 5"/>
-    <w:lsdException w:unhideWhenUsed="0" w:uiPriority="70" w:semiHidden="0" w:name="Dark List Accent 5"/>
+    <w:lsdException w:qFormat="1" w:unhideWhenUsed="0" w:uiPriority="69" w:semiHidden="0" w:name="Medium Grid 3 Accent 5"/>
+    <w:lsdException w:qFormat="1" w:unhideWhenUsed="0" w:uiPriority="70" w:semiHidden="0" w:name="Dark List Accent 5"/>
     <w:lsdException w:qFormat="1" w:unhideWhenUsed="0" w:uiPriority="71" w:semiHidden="0" w:name="Colorful Shading Accent 5"/>
     <w:lsdException w:qFormat="1" w:unhideWhenUsed="0" w:uiPriority="72" w:semiHidden="0" w:name="Colorful List Accent 5"/>
     <w:lsdException w:qFormat="1" w:unhideWhenUsed="0" w:uiPriority="73" w:semiHidden="0" w:name="Colorful Grid Accent 5"/>
     <w:lsdException w:qFormat="1" w:unhideWhenUsed="0" w:uiPriority="60" w:semiHidden="0" w:name="Light Shading Accent 6"/>
     <w:lsdException w:qFormat="1" w:unhideWhenUsed="0" w:uiPriority="61" w:semiHidden="0" w:name="Light List Accent 6"/>
     <w:lsdException w:qFormat="1" w:unhideWhenUsed="0" w:uiPriority="62" w:semiHidden="0" w:name="Light Grid Accent 6"/>
-    <w:lsdException w:unhideWhenUsed="0" w:uiPriority="63" w:semiHidden="0" w:name="Medium Shading 1 Accent 6"/>
-    <w:lsdException w:unhideWhenUsed="0" w:uiPriority="64" w:semiHidden="0" w:name="Medium Shading 2 Accent 6"/>
-    <w:lsdException w:unhideWhenUsed="0" w:uiPriority="65" w:semiHidden="0" w:name="Medium List 1 Accent 6"/>
+    <w:lsdException w:qFormat="1" w:unhideWhenUsed="0" w:uiPriority="63" w:semiHidden="0" w:name="Medium Shading 1 Accent 6"/>
+    <w:lsdException w:qFormat="1" w:unhideWhenUsed="0" w:uiPriority="64" w:semiHidden="0" w:name="Medium Shading 2 Accent 6"/>
+    <w:lsdException w:qFormat="1" w:unhideWhenUsed="0" w:uiPriority="65" w:semiHidden="0" w:name="Medium List 1 Accent 6"/>
     <w:lsdException w:qFormat="1" w:unhideWhenUsed="0" w:uiPriority="66" w:semiHidden="0" w:name="Medium List 2 Accent 6"/>
     <w:lsdException w:qFormat="1" w:unhideWhenUsed="0" w:uiPriority="67" w:semiHidden="0" w:name="Medium Grid 1 Accent 6"/>
     <w:lsdException w:qFormat="1" w:unhideWhenUsed="0" w:uiPriority="68" w:semiHidden="0" w:name="Medium Grid 2 Accent 6"/>
-    <w:lsdException w:unhideWhenUsed="0" w:uiPriority="69" w:semiHidden="0" w:name="Medium Grid 3 Accent 6"/>
-    <w:lsdException w:unhideWhenUsed="0" w:uiPriority="70" w:semiHidden="0" w:name="Dark List Accent 6"/>
-    <w:lsdException w:unhideWhenUsed="0" w:uiPriority="71" w:semiHidden="0" w:name="Colorful Shading Accent 6"/>
+    <w:lsdException w:qFormat="1" w:unhideWhenUsed="0" w:uiPriority="69" w:semiHidden="0" w:name="Medium Grid 3 Accent 6"/>
+    <w:lsdException w:qFormat="1" w:unhideWhenUsed="0" w:uiPriority="70" w:semiHidden="0" w:name="Dark List Accent 6"/>
+    <w:lsdException w:qFormat="1" w:unhideWhenUsed="0" w:uiPriority="71" w:semiHidden="0" w:name="Colorful Shading Accent 6"/>
     <w:lsdException w:qFormat="1" w:unhideWhenUsed="0" w:uiPriority="72" w:semiHidden="0" w:name="Colorful List Accent 6"/>
     <w:lsdException w:qFormat="1" w:unhideWhenUsed="0" w:uiPriority="73" w:semiHidden="0" w:name="Colorful Grid Accent 6"/>
   </w:latentStyles>
@@ -4460,7 +4870,7 @@
     <w:name w:val="heading 1"/>
     <w:basedOn w:val="1"/>
     <w:next w:val="1"/>
-    <w:link w:val="138"/>
+    <w:link w:val="140"/>
     <w:qFormat/>
     <w:uiPriority w:val="9"/>
     <w:pPr>
@@ -4482,7 +4892,7 @@
     <w:name w:val="heading 2"/>
     <w:basedOn w:val="1"/>
     <w:next w:val="1"/>
-    <w:link w:val="139"/>
+    <w:link w:val="141"/>
     <w:unhideWhenUsed/>
     <w:qFormat/>
     <w:uiPriority w:val="9"/>
@@ -4510,7 +4920,7 @@
     <w:name w:val="heading 3"/>
     <w:basedOn w:val="1"/>
     <w:next w:val="1"/>
-    <w:link w:val="140"/>
+    <w:link w:val="142"/>
     <w:unhideWhenUsed/>
     <w:qFormat/>
     <w:uiPriority w:val="9"/>
@@ -4536,7 +4946,7 @@
     <w:name w:val="heading 4"/>
     <w:basedOn w:val="1"/>
     <w:next w:val="1"/>
-    <w:link w:val="150"/>
+    <w:link w:val="152"/>
     <w:semiHidden/>
     <w:unhideWhenUsed/>
     <w:qFormat/>
@@ -4565,7 +4975,7 @@
     <w:name w:val="heading 5"/>
     <w:basedOn w:val="1"/>
     <w:next w:val="1"/>
-    <w:link w:val="151"/>
+    <w:link w:val="153"/>
     <w:semiHidden/>
     <w:unhideWhenUsed/>
     <w:qFormat/>
@@ -4585,7 +4995,7 @@
     <w:name w:val="heading 6"/>
     <w:basedOn w:val="1"/>
     <w:next w:val="1"/>
-    <w:link w:val="152"/>
+    <w:link w:val="154"/>
     <w:semiHidden/>
     <w:unhideWhenUsed/>
     <w:qFormat/>
@@ -4607,7 +5017,7 @@
     <w:name w:val="heading 7"/>
     <w:basedOn w:val="1"/>
     <w:next w:val="1"/>
-    <w:link w:val="153"/>
+    <w:link w:val="155"/>
     <w:semiHidden/>
     <w:unhideWhenUsed/>
     <w:qFormat/>
@@ -4637,7 +5047,7 @@
     <w:name w:val="heading 8"/>
     <w:basedOn w:val="1"/>
     <w:next w:val="1"/>
-    <w:link w:val="154"/>
+    <w:link w:val="156"/>
     <w:semiHidden/>
     <w:unhideWhenUsed/>
     <w:qFormat/>
@@ -4664,7 +5074,7 @@
     <w:name w:val="heading 9"/>
     <w:basedOn w:val="1"/>
     <w:next w:val="1"/>
-    <w:link w:val="155"/>
+    <w:link w:val="157"/>
     <w:semiHidden/>
     <w:unhideWhenUsed/>
     <w:qFormat/>
@@ -4692,18 +5102,32 @@
       </w14:textFill>
     </w:rPr>
   </w:style>
-  <w:style w:type="character" w:default="1" w:styleId="132">
+  <w:style w:type="character" w:default="1" w:styleId="133">
     <w:name w:val="Default Paragraph Font"/>
     <w:semiHidden/>
     <w:unhideWhenUsed/>
+    <w:qFormat/>
     <w:uiPriority w:val="1"/>
   </w:style>
-  <w:style w:type="table" w:default="1" w:styleId="32">
+  <w:style w:type="table" w:default="1" w:styleId="33">
     <w:name w:val="Normal Table"/>
     <w:semiHidden/>
     <w:unhideWhenUsed/>
     <w:qFormat/>
     <w:uiPriority w:val="99"/>
+    <w:pPr>
+      <w:keepNext w:val="0"/>
+      <w:keepLines w:val="0"/>
+      <w:widowControl/>
+      <w:suppressLineNumbers w:val="0"/>
+      <w:spacing w:before="0" w:beforeAutospacing="0" w:after="0" w:afterAutospacing="0"/>
+      <w:ind w:left="0" w:right="0"/>
+    </w:pPr>
+    <w:rPr>
+      <w:rFonts w:hint="default" w:ascii="Times New Roman" w:hAnsi="Times New Roman" w:cs="Times New Roman"/>
+      <w:sz w:val="20"/>
+      <w:szCs w:val="20"/>
+    </w:rPr>
     <w:tblPr>
       <w:tblCellMar>
         <w:top w:w="0" w:type="dxa"/>
@@ -4716,8 +5140,9 @@
   <w:style w:type="paragraph" w:styleId="2">
     <w:name w:val="Body Text"/>
     <w:basedOn w:val="1"/>
-    <w:link w:val="144"/>
+    <w:link w:val="146"/>
     <w:unhideWhenUsed/>
+    <w:qFormat/>
     <w:uiPriority w:val="99"/>
     <w:pPr>
       <w:spacing w:after="120"/>
@@ -4725,8 +5150,9 @@
   </w:style>
   <w:style w:type="paragraph" w:styleId="3">
     <w:name w:val="macro"/>
-    <w:link w:val="147"/>
+    <w:link w:val="149"/>
     <w:unhideWhenUsed/>
+    <w:qFormat/>
     <w:uiPriority w:val="99"/>
     <w:pPr>
       <w:tabs>
@@ -4751,6 +5177,7 @@
     <w:name w:val="List 3"/>
     <w:basedOn w:val="1"/>
     <w:unhideWhenUsed/>
+    <w:qFormat/>
     <w:uiPriority w:val="99"/>
     <w:pPr>
       <w:ind w:left="1080" w:hanging="360"/>
@@ -4761,6 +5188,7 @@
     <w:name w:val="List Number 2"/>
     <w:basedOn w:val="1"/>
     <w:unhideWhenUsed/>
+    <w:qFormat/>
     <w:uiPriority w:val="99"/>
     <w:pPr>
       <w:numPr>
@@ -4774,6 +5202,7 @@
     <w:name w:val="List Number"/>
     <w:basedOn w:val="1"/>
     <w:unhideWhenUsed/>
+    <w:qFormat/>
     <w:uiPriority w:val="99"/>
     <w:pPr>
       <w:numPr>
@@ -4811,6 +5240,7 @@
     <w:name w:val="List Bullet"/>
     <w:basedOn w:val="1"/>
     <w:unhideWhenUsed/>
+    <w:qFormat/>
     <w:uiPriority w:val="99"/>
     <w:pPr>
       <w:numPr>
@@ -4823,8 +5253,9 @@
   <w:style w:type="paragraph" w:styleId="18">
     <w:name w:val="Body Text 3"/>
     <w:basedOn w:val="1"/>
-    <w:link w:val="146"/>
+    <w:link w:val="148"/>
     <w:unhideWhenUsed/>
+    <w:qFormat/>
     <w:uiPriority w:val="99"/>
     <w:pPr>
       <w:spacing w:after="120"/>
@@ -4852,6 +5283,7 @@
     <w:name w:val="List Number 3"/>
     <w:basedOn w:val="1"/>
     <w:unhideWhenUsed/>
+    <w:qFormat/>
     <w:uiPriority w:val="99"/>
     <w:pPr>
       <w:numPr>
@@ -4865,6 +5297,7 @@
     <w:name w:val="List 2"/>
     <w:basedOn w:val="1"/>
     <w:unhideWhenUsed/>
+    <w:qFormat/>
     <w:uiPriority w:val="99"/>
     <w:pPr>
       <w:ind w:left="720" w:hanging="360"/>
@@ -4887,6 +5320,7 @@
     <w:name w:val="List Bullet 2"/>
     <w:basedOn w:val="1"/>
     <w:unhideWhenUsed/>
+    <w:qFormat/>
     <w:uiPriority w:val="99"/>
     <w:pPr>
       <w:numPr>
@@ -4899,8 +5333,9 @@
   <w:style w:type="paragraph" w:styleId="24">
     <w:name w:val="footer"/>
     <w:basedOn w:val="1"/>
-    <w:link w:val="136"/>
+    <w:link w:val="138"/>
     <w:unhideWhenUsed/>
+    <w:qFormat/>
     <w:uiPriority w:val="99"/>
     <w:pPr>
       <w:tabs>
@@ -4913,8 +5348,9 @@
   <w:style w:type="paragraph" w:styleId="25">
     <w:name w:val="header"/>
     <w:basedOn w:val="1"/>
-    <w:link w:val="135"/>
+    <w:link w:val="137"/>
     <w:unhideWhenUsed/>
+    <w:qFormat/>
     <w:uiPriority w:val="99"/>
     <w:pPr>
       <w:tabs>
@@ -4928,7 +5364,7 @@
     <w:name w:val="Subtitle"/>
     <w:basedOn w:val="1"/>
     <w:next w:val="1"/>
-    <w:link w:val="142"/>
+    <w:link w:val="144"/>
     <w:qFormat/>
     <w:uiPriority w:val="11"/>
     <w:rPr>
@@ -4950,6 +5386,7 @@
     <w:name w:val="List"/>
     <w:basedOn w:val="1"/>
     <w:unhideWhenUsed/>
+    <w:qFormat/>
     <w:uiPriority w:val="99"/>
     <w:pPr>
       <w:ind w:left="360" w:hanging="360"/>
@@ -4959,7 +5396,7 @@
   <w:style w:type="paragraph" w:styleId="28">
     <w:name w:val="Body Text 2"/>
     <w:basedOn w:val="1"/>
-    <w:link w:val="145"/>
+    <w:link w:val="147"/>
     <w:unhideWhenUsed/>
     <w:qFormat/>
     <w:uiPriority w:val="99"/>
@@ -4971,6 +5408,7 @@
     <w:name w:val="List Continue 2"/>
     <w:basedOn w:val="1"/>
     <w:unhideWhenUsed/>
+    <w:qFormat/>
     <w:uiPriority w:val="99"/>
     <w:pPr>
       <w:spacing w:after="120"/>
@@ -4979,9 +5417,46 @@
     </w:pPr>
   </w:style>
   <w:style w:type="paragraph" w:styleId="30">
+    <w:name w:val="HTML Preformatted"/>
+    <w:basedOn w:val="1"/>
+    <w:semiHidden/>
+    <w:unhideWhenUsed/>
+    <w:qFormat/>
+    <w:uiPriority w:val="99"/>
+    <w:pPr>
+      <w:tabs>
+        <w:tab w:val="left" w:pos="916"/>
+        <w:tab w:val="left" w:pos="1832"/>
+        <w:tab w:val="left" w:pos="2748"/>
+        <w:tab w:val="left" w:pos="3664"/>
+        <w:tab w:val="left" w:pos="4580"/>
+        <w:tab w:val="left" w:pos="5496"/>
+        <w:tab w:val="left" w:pos="6412"/>
+        <w:tab w:val="left" w:pos="7328"/>
+        <w:tab w:val="left" w:pos="8244"/>
+        <w:tab w:val="left" w:pos="9160"/>
+        <w:tab w:val="left" w:pos="10076"/>
+        <w:tab w:val="left" w:pos="10992"/>
+        <w:tab w:val="left" w:pos="11908"/>
+        <w:tab w:val="left" w:pos="12824"/>
+        <w:tab w:val="left" w:pos="13740"/>
+        <w:tab w:val="left" w:pos="14656"/>
+      </w:tabs>
+      <w:jc w:val="left"/>
+    </w:pPr>
+    <w:rPr>
+      <w:rFonts w:hint="eastAsia" w:ascii="宋体" w:hAnsi="宋体" w:eastAsia="宋体" w:cs="宋体"/>
+      <w:kern w:val="0"/>
+      <w:sz w:val="24"/>
+      <w:szCs w:val="24"/>
+      <w:lang w:val="en-US" w:eastAsia="zh-CN" w:bidi="ar"/>
+    </w:rPr>
+  </w:style>
+  <w:style w:type="paragraph" w:styleId="31">
     <w:name w:val="List Continue 3"/>
     <w:basedOn w:val="1"/>
     <w:unhideWhenUsed/>
+    <w:qFormat/>
     <w:uiPriority w:val="99"/>
     <w:pPr>
       <w:spacing w:after="120"/>
@@ -4989,11 +5464,11 @@
       <w:contextualSpacing/>
     </w:pPr>
   </w:style>
-  <w:style w:type="paragraph" w:styleId="31">
+  <w:style w:type="paragraph" w:styleId="32">
     <w:name w:val="Title"/>
     <w:basedOn w:val="1"/>
     <w:next w:val="1"/>
-    <w:link w:val="141"/>
+    <w:link w:val="143"/>
     <w:qFormat/>
     <w:uiPriority w:val="10"/>
     <w:pPr>
@@ -5012,9 +5487,9 @@
       <w:szCs w:val="52"/>
     </w:rPr>
   </w:style>
-  <w:style w:type="table" w:styleId="33">
+  <w:style w:type="table" w:styleId="34">
     <w:name w:val="Table Grid"/>
-    <w:basedOn w:val="32"/>
+    <w:basedOn w:val="33"/>
     <w:qFormat/>
     <w:uiPriority w:val="59"/>
     <w:pPr>
@@ -5037,9 +5512,9 @@
       </w:tblCellMar>
     </w:tblPr>
   </w:style>
-  <w:style w:type="table" w:styleId="34">
+  <w:style w:type="table" w:styleId="35">
     <w:name w:val="Light Shading"/>
-    <w:basedOn w:val="32"/>
+    <w:basedOn w:val="33"/>
     <w:qFormat/>
     <w:uiPriority w:val="60"/>
     <w:pPr>
@@ -5137,9 +5612,9 @@
       </w:tcPr>
     </w:tblStylePr>
   </w:style>
-  <w:style w:type="table" w:styleId="35">
+  <w:style w:type="table" w:styleId="36">
     <w:name w:val="Light Shading Accent 1"/>
-    <w:basedOn w:val="32"/>
+    <w:basedOn w:val="33"/>
     <w:qFormat/>
     <w:uiPriority w:val="60"/>
     <w:pPr>
@@ -5237,9 +5712,9 @@
       </w:tcPr>
     </w:tblStylePr>
   </w:style>
-  <w:style w:type="table" w:styleId="36">
+  <w:style w:type="table" w:styleId="37">
     <w:name w:val="Light Shading Accent 2"/>
-    <w:basedOn w:val="32"/>
+    <w:basedOn w:val="33"/>
     <w:qFormat/>
     <w:uiPriority w:val="60"/>
     <w:pPr>
@@ -5337,9 +5812,9 @@
       </w:tcPr>
     </w:tblStylePr>
   </w:style>
-  <w:style w:type="table" w:styleId="37">
+  <w:style w:type="table" w:styleId="38">
     <w:name w:val="Light Shading Accent 3"/>
-    <w:basedOn w:val="32"/>
+    <w:basedOn w:val="33"/>
     <w:qFormat/>
     <w:uiPriority w:val="60"/>
     <w:pPr>
@@ -5437,9 +5912,10 @@
       </w:tcPr>
     </w:tblStylePr>
   </w:style>
-  <w:style w:type="table" w:styleId="38">
+  <w:style w:type="table" w:styleId="39">
     <w:name w:val="Light Shading Accent 4"/>
-    <w:basedOn w:val="32"/>
+    <w:basedOn w:val="33"/>
+    <w:qFormat/>
     <w:uiPriority w:val="60"/>
     <w:pPr>
       <w:spacing w:after="0" w:line="240" w:lineRule="auto"/>
@@ -5536,9 +6012,10 @@
       </w:tcPr>
     </w:tblStylePr>
   </w:style>
-  <w:style w:type="table" w:styleId="39">
+  <w:style w:type="table" w:styleId="40">
     <w:name w:val="Light Shading Accent 5"/>
-    <w:basedOn w:val="32"/>
+    <w:basedOn w:val="33"/>
+    <w:qFormat/>
     <w:uiPriority w:val="60"/>
     <w:pPr>
       <w:spacing w:after="0" w:line="240" w:lineRule="auto"/>
@@ -5635,9 +6112,9 @@
       </w:tcPr>
     </w:tblStylePr>
   </w:style>
-  <w:style w:type="table" w:styleId="40">
+  <w:style w:type="table" w:styleId="41">
     <w:name w:val="Light Shading Accent 6"/>
-    <w:basedOn w:val="32"/>
+    <w:basedOn w:val="33"/>
     <w:qFormat/>
     <w:uiPriority w:val="60"/>
     <w:pPr>
@@ -5735,9 +6212,9 @@
       </w:tcPr>
     </w:tblStylePr>
   </w:style>
-  <w:style w:type="table" w:styleId="41">
+  <w:style w:type="table" w:styleId="42">
     <w:name w:val="Light List"/>
-    <w:basedOn w:val="32"/>
+    <w:basedOn w:val="33"/>
     <w:qFormat/>
     <w:uiPriority w:val="61"/>
     <w:pPr>
@@ -5829,9 +6306,9 @@
       </w:tcPr>
     </w:tblStylePr>
   </w:style>
-  <w:style w:type="table" w:styleId="42">
+  <w:style w:type="table" w:styleId="43">
     <w:name w:val="Light List Accent 1"/>
-    <w:basedOn w:val="32"/>
+    <w:basedOn w:val="33"/>
     <w:qFormat/>
     <w:uiPriority w:val="61"/>
     <w:pPr>
@@ -5923,9 +6400,9 @@
       </w:tcPr>
     </w:tblStylePr>
   </w:style>
-  <w:style w:type="table" w:styleId="43">
+  <w:style w:type="table" w:styleId="44">
     <w:name w:val="Light List Accent 2"/>
-    <w:basedOn w:val="32"/>
+    <w:basedOn w:val="33"/>
     <w:qFormat/>
     <w:uiPriority w:val="61"/>
     <w:pPr>
@@ -6017,9 +6494,9 @@
       </w:tcPr>
     </w:tblStylePr>
   </w:style>
-  <w:style w:type="table" w:styleId="44">
+  <w:style w:type="table" w:styleId="45">
     <w:name w:val="Light List Accent 3"/>
-    <w:basedOn w:val="32"/>
+    <w:basedOn w:val="33"/>
     <w:qFormat/>
     <w:uiPriority w:val="61"/>
     <w:pPr>
@@ -6111,9 +6588,9 @@
       </w:tcPr>
     </w:tblStylePr>
   </w:style>
-  <w:style w:type="table" w:styleId="45">
+  <w:style w:type="table" w:styleId="46">
     <w:name w:val="Light List Accent 4"/>
-    <w:basedOn w:val="32"/>
+    <w:basedOn w:val="33"/>
     <w:qFormat/>
     <w:uiPriority w:val="61"/>
     <w:pPr>
@@ -6205,9 +6682,9 @@
       </w:tcPr>
     </w:tblStylePr>
   </w:style>
-  <w:style w:type="table" w:styleId="46">
+  <w:style w:type="table" w:styleId="47">
     <w:name w:val="Light List Accent 5"/>
-    <w:basedOn w:val="32"/>
+    <w:basedOn w:val="33"/>
     <w:qFormat/>
     <w:uiPriority w:val="61"/>
     <w:pPr>
@@ -6299,9 +6776,9 @@
       </w:tcPr>
     </w:tblStylePr>
   </w:style>
-  <w:style w:type="table" w:styleId="47">
+  <w:style w:type="table" w:styleId="48">
     <w:name w:val="Light List Accent 6"/>
-    <w:basedOn w:val="32"/>
+    <w:basedOn w:val="33"/>
     <w:qFormat/>
     <w:uiPriority w:val="61"/>
     <w:pPr>
@@ -6393,9 +6870,9 @@
       </w:tcPr>
     </w:tblStylePr>
   </w:style>
-  <w:style w:type="table" w:styleId="48">
+  <w:style w:type="table" w:styleId="49">
     <w:name w:val="Light Grid"/>
-    <w:basedOn w:val="32"/>
+    <w:basedOn w:val="33"/>
     <w:qFormat/>
     <w:uiPriority w:val="62"/>
     <w:pPr>
@@ -6520,9 +6997,9 @@
       </w:tcPr>
     </w:tblStylePr>
   </w:style>
-  <w:style w:type="table" w:styleId="49">
+  <w:style w:type="table" w:styleId="50">
     <w:name w:val="Light Grid Accent 1"/>
-    <w:basedOn w:val="32"/>
+    <w:basedOn w:val="33"/>
     <w:qFormat/>
     <w:uiPriority w:val="62"/>
     <w:pPr>
@@ -6647,9 +7124,9 @@
       </w:tcPr>
     </w:tblStylePr>
   </w:style>
-  <w:style w:type="table" w:styleId="50">
+  <w:style w:type="table" w:styleId="51">
     <w:name w:val="Light Grid Accent 2"/>
-    <w:basedOn w:val="32"/>
+    <w:basedOn w:val="33"/>
     <w:qFormat/>
     <w:uiPriority w:val="62"/>
     <w:pPr>
@@ -6774,9 +7251,9 @@
       </w:tcPr>
     </w:tblStylePr>
   </w:style>
-  <w:style w:type="table" w:styleId="51">
+  <w:style w:type="table" w:styleId="52">
     <w:name w:val="Light Grid Accent 3"/>
-    <w:basedOn w:val="32"/>
+    <w:basedOn w:val="33"/>
     <w:qFormat/>
     <w:uiPriority w:val="62"/>
     <w:pPr>
@@ -6901,9 +7378,9 @@
       </w:tcPr>
     </w:tblStylePr>
   </w:style>
-  <w:style w:type="table" w:styleId="52">
+  <w:style w:type="table" w:styleId="53">
     <w:name w:val="Light Grid Accent 4"/>
-    <w:basedOn w:val="32"/>
+    <w:basedOn w:val="33"/>
     <w:qFormat/>
     <w:uiPriority w:val="62"/>
     <w:pPr>
@@ -7028,9 +7505,9 @@
       </w:tcPr>
     </w:tblStylePr>
   </w:style>
-  <w:style w:type="table" w:styleId="53">
+  <w:style w:type="table" w:styleId="54">
     <w:name w:val="Light Grid Accent 5"/>
-    <w:basedOn w:val="32"/>
+    <w:basedOn w:val="33"/>
     <w:qFormat/>
     <w:uiPriority w:val="62"/>
     <w:pPr>
@@ -7155,9 +7632,9 @@
       </w:tcPr>
     </w:tblStylePr>
   </w:style>
-  <w:style w:type="table" w:styleId="54">
+  <w:style w:type="table" w:styleId="55">
     <w:name w:val="Light Grid Accent 6"/>
-    <w:basedOn w:val="32"/>
+    <w:basedOn w:val="33"/>
     <w:qFormat/>
     <w:uiPriority w:val="62"/>
     <w:pPr>
@@ -7282,9 +7759,9 @@
       </w:tcPr>
     </w:tblStylePr>
   </w:style>
-  <w:style w:type="table" w:styleId="55">
+  <w:style w:type="table" w:styleId="56">
     <w:name w:val="Medium Shading 1"/>
-    <w:basedOn w:val="32"/>
+    <w:basedOn w:val="33"/>
     <w:qFormat/>
     <w:uiPriority w:val="63"/>
     <w:pPr>
@@ -7390,9 +7867,9 @@
       </w:tcPr>
     </w:tblStylePr>
   </w:style>
-  <w:style w:type="table" w:styleId="56">
+  <w:style w:type="table" w:styleId="57">
     <w:name w:val="Medium Shading 1 Accent 1"/>
-    <w:basedOn w:val="32"/>
+    <w:basedOn w:val="33"/>
     <w:qFormat/>
     <w:uiPriority w:val="63"/>
     <w:pPr>
@@ -7498,9 +7975,9 @@
       </w:tcPr>
     </w:tblStylePr>
   </w:style>
-  <w:style w:type="table" w:styleId="57">
+  <w:style w:type="table" w:styleId="58">
     <w:name w:val="Medium Shading 1 Accent 2"/>
-    <w:basedOn w:val="32"/>
+    <w:basedOn w:val="33"/>
     <w:qFormat/>
     <w:uiPriority w:val="63"/>
     <w:pPr>
@@ -7606,9 +8083,9 @@
       </w:tcPr>
     </w:tblStylePr>
   </w:style>
-  <w:style w:type="table" w:styleId="58">
+  <w:style w:type="table" w:styleId="59">
     <w:name w:val="Medium Shading 1 Accent 3"/>
-    <w:basedOn w:val="32"/>
+    <w:basedOn w:val="33"/>
     <w:qFormat/>
     <w:uiPriority w:val="63"/>
     <w:pPr>
@@ -7714,9 +8191,9 @@
       </w:tcPr>
     </w:tblStylePr>
   </w:style>
-  <w:style w:type="table" w:styleId="59">
+  <w:style w:type="table" w:styleId="60">
     <w:name w:val="Medium Shading 1 Accent 4"/>
-    <w:basedOn w:val="32"/>
+    <w:basedOn w:val="33"/>
     <w:qFormat/>
     <w:uiPriority w:val="63"/>
     <w:pPr>
@@ -7822,9 +8299,10 @@
       </w:tcPr>
     </w:tblStylePr>
   </w:style>
-  <w:style w:type="table" w:styleId="60">
+  <w:style w:type="table" w:styleId="61">
     <w:name w:val="Medium Shading 1 Accent 5"/>
-    <w:basedOn w:val="32"/>
+    <w:basedOn w:val="33"/>
+    <w:qFormat/>
     <w:uiPriority w:val="63"/>
     <w:pPr>
       <w:spacing w:after="0" w:line="240" w:lineRule="auto"/>
@@ -7929,9 +8407,10 @@
       </w:tcPr>
     </w:tblStylePr>
   </w:style>
-  <w:style w:type="table" w:styleId="61">
+  <w:style w:type="table" w:styleId="62">
     <w:name w:val="Medium Shading 1 Accent 6"/>
-    <w:basedOn w:val="32"/>
+    <w:basedOn w:val="33"/>
+    <w:qFormat/>
     <w:uiPriority w:val="63"/>
     <w:pPr>
       <w:spacing w:after="0" w:line="240" w:lineRule="auto"/>
@@ -8036,9 +8515,10 @@
       </w:tcPr>
     </w:tblStylePr>
   </w:style>
-  <w:style w:type="table" w:styleId="62">
+  <w:style w:type="table" w:styleId="63">
     <w:name w:val="Medium Shading 2"/>
-    <w:basedOn w:val="32"/>
+    <w:basedOn w:val="33"/>
+    <w:qFormat/>
     <w:uiPriority w:val="64"/>
     <w:pPr>
       <w:spacing w:after="0" w:line="240" w:lineRule="auto"/>
@@ -8201,9 +8681,10 @@
       </w:tcPr>
     </w:tblStylePr>
   </w:style>
-  <w:style w:type="table" w:styleId="63">
+  <w:style w:type="table" w:styleId="64">
     <w:name w:val="Medium Shading 2 Accent 1"/>
-    <w:basedOn w:val="32"/>
+    <w:basedOn w:val="33"/>
+    <w:qFormat/>
     <w:uiPriority w:val="64"/>
     <w:pPr>
       <w:spacing w:after="0" w:line="240" w:lineRule="auto"/>
@@ -8366,9 +8847,10 @@
       </w:tcPr>
     </w:tblStylePr>
   </w:style>
-  <w:style w:type="table" w:styleId="64">
+  <w:style w:type="table" w:styleId="65">
     <w:name w:val="Medium Shading 2 Accent 2"/>
-    <w:basedOn w:val="32"/>
+    <w:basedOn w:val="33"/>
+    <w:qFormat/>
     <w:uiPriority w:val="64"/>
     <w:pPr>
       <w:spacing w:after="0" w:line="240" w:lineRule="auto"/>
@@ -8531,9 +9013,10 @@
       </w:tcPr>
     </w:tblStylePr>
   </w:style>
-  <w:style w:type="table" w:styleId="65">
+  <w:style w:type="table" w:styleId="66">
     <w:name w:val="Medium Shading 2 Accent 3"/>
-    <w:basedOn w:val="32"/>
+    <w:basedOn w:val="33"/>
+    <w:qFormat/>
     <w:uiPriority w:val="64"/>
     <w:pPr>
       <w:spacing w:after="0" w:line="240" w:lineRule="auto"/>
@@ -8696,9 +9179,10 @@
       </w:tcPr>
     </w:tblStylePr>
   </w:style>
-  <w:style w:type="table" w:styleId="66">
+  <w:style w:type="table" w:styleId="67">
     <w:name w:val="Medium Shading 2 Accent 4"/>
-    <w:basedOn w:val="32"/>
+    <w:basedOn w:val="33"/>
+    <w:qFormat/>
     <w:uiPriority w:val="64"/>
     <w:pPr>
       <w:spacing w:after="0" w:line="240" w:lineRule="auto"/>
@@ -8861,9 +9345,10 @@
       </w:tcPr>
     </w:tblStylePr>
   </w:style>
-  <w:style w:type="table" w:styleId="67">
+  <w:style w:type="table" w:styleId="68">
     <w:name w:val="Medium Shading 2 Accent 5"/>
-    <w:basedOn w:val="32"/>
+    <w:basedOn w:val="33"/>
+    <w:qFormat/>
     <w:uiPriority w:val="64"/>
     <w:pPr>
       <w:spacing w:after="0" w:line="240" w:lineRule="auto"/>
@@ -9026,9 +9511,10 @@
       </w:tcPr>
     </w:tblStylePr>
   </w:style>
-  <w:style w:type="table" w:styleId="68">
+  <w:style w:type="table" w:styleId="69">
     <w:name w:val="Medium Shading 2 Accent 6"/>
-    <w:basedOn w:val="32"/>
+    <w:basedOn w:val="33"/>
+    <w:qFormat/>
     <w:uiPriority w:val="64"/>
     <w:pPr>
       <w:spacing w:after="0" w:line="240" w:lineRule="auto"/>
@@ -9191,9 +9677,10 @@
       </w:tcPr>
     </w:tblStylePr>
   </w:style>
-  <w:style w:type="table" w:styleId="69">
+  <w:style w:type="table" w:styleId="70">
     <w:name w:val="Medium List 1"/>
-    <w:basedOn w:val="32"/>
+    <w:basedOn w:val="33"/>
+    <w:qFormat/>
     <w:uiPriority w:val="65"/>
     <w:pPr>
       <w:spacing w:after="0" w:line="240" w:lineRule="auto"/>
@@ -9281,9 +9768,10 @@
       </w:tcPr>
     </w:tblStylePr>
   </w:style>
-  <w:style w:type="table" w:styleId="70">
+  <w:style w:type="table" w:styleId="71">
     <w:name w:val="Medium List 1 Accent 1"/>
-    <w:basedOn w:val="32"/>
+    <w:basedOn w:val="33"/>
+    <w:qFormat/>
     <w:uiPriority w:val="65"/>
     <w:pPr>
       <w:spacing w:after="0" w:line="240" w:lineRule="auto"/>
@@ -9371,9 +9859,10 @@
       </w:tcPr>
     </w:tblStylePr>
   </w:style>
-  <w:style w:type="table" w:styleId="71">
+  <w:style w:type="table" w:styleId="72">
     <w:name w:val="Medium List 1 Accent 2"/>
-    <w:basedOn w:val="32"/>
+    <w:basedOn w:val="33"/>
+    <w:qFormat/>
     <w:uiPriority w:val="65"/>
     <w:pPr>
       <w:spacing w:after="0" w:line="240" w:lineRule="auto"/>
@@ -9461,9 +9950,10 @@
       </w:tcPr>
     </w:tblStylePr>
   </w:style>
-  <w:style w:type="table" w:styleId="72">
+  <w:style w:type="table" w:styleId="73">
     <w:name w:val="Medium List 1 Accent 3"/>
-    <w:basedOn w:val="32"/>
+    <w:basedOn w:val="33"/>
+    <w:qFormat/>
     <w:uiPriority w:val="65"/>
     <w:pPr>
       <w:spacing w:after="0" w:line="240" w:lineRule="auto"/>
@@ -9551,9 +10041,9 @@
       </w:tcPr>
     </w:tblStylePr>
   </w:style>
-  <w:style w:type="table" w:styleId="73">
+  <w:style w:type="table" w:styleId="74">
     <w:name w:val="Medium List 1 Accent 4"/>
-    <w:basedOn w:val="32"/>
+    <w:basedOn w:val="33"/>
     <w:qFormat/>
     <w:uiPriority w:val="65"/>
     <w:pPr>
@@ -9642,9 +10132,10 @@
       </w:tcPr>
     </w:tblStylePr>
   </w:style>
-  <w:style w:type="table" w:styleId="74">
+  <w:style w:type="table" w:styleId="75">
     <w:name w:val="Medium List 1 Accent 5"/>
-    <w:basedOn w:val="32"/>
+    <w:basedOn w:val="33"/>
+    <w:qFormat/>
     <w:uiPriority w:val="65"/>
     <w:pPr>
       <w:spacing w:after="0" w:line="240" w:lineRule="auto"/>
@@ -9732,9 +10223,10 @@
       </w:tcPr>
     </w:tblStylePr>
   </w:style>
-  <w:style w:type="table" w:styleId="75">
+  <w:style w:type="table" w:styleId="76">
     <w:name w:val="Medium List 1 Accent 6"/>
-    <w:basedOn w:val="32"/>
+    <w:basedOn w:val="33"/>
+    <w:qFormat/>
     <w:uiPriority w:val="65"/>
     <w:pPr>
       <w:spacing w:after="0" w:line="240" w:lineRule="auto"/>
@@ -9822,9 +10314,10 @@
       </w:tcPr>
     </w:tblStylePr>
   </w:style>
-  <w:style w:type="table" w:styleId="76">
+  <w:style w:type="table" w:styleId="77">
     <w:name w:val="Medium List 2"/>
-    <w:basedOn w:val="32"/>
+    <w:basedOn w:val="33"/>
+    <w:qFormat/>
     <w:uiPriority w:val="66"/>
     <w:pPr>
       <w:spacing w:after="0" w:line="240" w:lineRule="auto"/>
@@ -9951,9 +10444,10 @@
       </w:tcPr>
     </w:tblStylePr>
   </w:style>
-  <w:style w:type="table" w:styleId="77">
+  <w:style w:type="table" w:styleId="78">
     <w:name w:val="Medium List 2 Accent 1"/>
-    <w:basedOn w:val="32"/>
+    <w:basedOn w:val="33"/>
+    <w:qFormat/>
     <w:uiPriority w:val="66"/>
     <w:pPr>
       <w:spacing w:after="0" w:line="240" w:lineRule="auto"/>
@@ -10080,9 +10574,10 @@
       </w:tcPr>
     </w:tblStylePr>
   </w:style>
-  <w:style w:type="table" w:styleId="78">
+  <w:style w:type="table" w:styleId="79">
     <w:name w:val="Medium List 2 Accent 2"/>
-    <w:basedOn w:val="32"/>
+    <w:basedOn w:val="33"/>
+    <w:qFormat/>
     <w:uiPriority w:val="66"/>
     <w:pPr>
       <w:spacing w:after="0" w:line="240" w:lineRule="auto"/>
@@ -10209,9 +10704,9 @@
       </w:tcPr>
     </w:tblStylePr>
   </w:style>
-  <w:style w:type="table" w:styleId="79">
+  <w:style w:type="table" w:styleId="80">
     <w:name w:val="Medium List 2 Accent 3"/>
-    <w:basedOn w:val="32"/>
+    <w:basedOn w:val="33"/>
     <w:qFormat/>
     <w:uiPriority w:val="66"/>
     <w:pPr>
@@ -10339,9 +10834,9 @@
       </w:tcPr>
     </w:tblStylePr>
   </w:style>
-  <w:style w:type="table" w:styleId="80">
+  <w:style w:type="table" w:styleId="81">
     <w:name w:val="Medium List 2 Accent 4"/>
-    <w:basedOn w:val="32"/>
+    <w:basedOn w:val="33"/>
     <w:qFormat/>
     <w:uiPriority w:val="66"/>
     <w:pPr>
@@ -10469,9 +10964,9 @@
       </w:tcPr>
     </w:tblStylePr>
   </w:style>
-  <w:style w:type="table" w:styleId="81">
+  <w:style w:type="table" w:styleId="82">
     <w:name w:val="Medium List 2 Accent 5"/>
-    <w:basedOn w:val="32"/>
+    <w:basedOn w:val="33"/>
     <w:qFormat/>
     <w:uiPriority w:val="66"/>
     <w:pPr>
@@ -10599,9 +11094,9 @@
       </w:tcPr>
     </w:tblStylePr>
   </w:style>
-  <w:style w:type="table" w:styleId="82">
+  <w:style w:type="table" w:styleId="83">
     <w:name w:val="Medium List 2 Accent 6"/>
-    <w:basedOn w:val="32"/>
+    <w:basedOn w:val="33"/>
     <w:qFormat/>
     <w:uiPriority w:val="66"/>
     <w:pPr>
@@ -10729,9 +11224,9 @@
       </w:tcPr>
     </w:tblStylePr>
   </w:style>
-  <w:style w:type="table" w:styleId="83">
+  <w:style w:type="table" w:styleId="84">
     <w:name w:val="Medium Grid 1"/>
-    <w:basedOn w:val="32"/>
+    <w:basedOn w:val="33"/>
     <w:qFormat/>
     <w:uiPriority w:val="67"/>
     <w:pPr>
@@ -10799,9 +11294,9 @@
       </w:tcPr>
     </w:tblStylePr>
   </w:style>
-  <w:style w:type="table" w:styleId="84">
+  <w:style w:type="table" w:styleId="85">
     <w:name w:val="Medium Grid 1 Accent 1"/>
-    <w:basedOn w:val="32"/>
+    <w:basedOn w:val="33"/>
     <w:qFormat/>
     <w:uiPriority w:val="67"/>
     <w:pPr>
@@ -10869,9 +11364,9 @@
       </w:tcPr>
     </w:tblStylePr>
   </w:style>
-  <w:style w:type="table" w:styleId="85">
+  <w:style w:type="table" w:styleId="86">
     <w:name w:val="Medium Grid 1 Accent 2"/>
-    <w:basedOn w:val="32"/>
+    <w:basedOn w:val="33"/>
     <w:qFormat/>
     <w:uiPriority w:val="67"/>
     <w:pPr>
@@ -10939,9 +11434,9 @@
       </w:tcPr>
     </w:tblStylePr>
   </w:style>
-  <w:style w:type="table" w:styleId="86">
+  <w:style w:type="table" w:styleId="87">
     <w:name w:val="Medium Grid 1 Accent 3"/>
-    <w:basedOn w:val="32"/>
+    <w:basedOn w:val="33"/>
     <w:qFormat/>
     <w:uiPriority w:val="67"/>
     <w:pPr>
@@ -11009,9 +11504,9 @@
       </w:tcPr>
     </w:tblStylePr>
   </w:style>
-  <w:style w:type="table" w:styleId="87">
+  <w:style w:type="table" w:styleId="88">
     <w:name w:val="Medium Grid 1 Accent 4"/>
-    <w:basedOn w:val="32"/>
+    <w:basedOn w:val="33"/>
     <w:qFormat/>
     <w:uiPriority w:val="67"/>
     <w:pPr>
@@ -11079,9 +11574,9 @@
       </w:tcPr>
     </w:tblStylePr>
   </w:style>
-  <w:style w:type="table" w:styleId="88">
+  <w:style w:type="table" w:styleId="89">
     <w:name w:val="Medium Grid 1 Accent 5"/>
-    <w:basedOn w:val="32"/>
+    <w:basedOn w:val="33"/>
     <w:qFormat/>
     <w:uiPriority w:val="67"/>
     <w:pPr>
@@ -11149,9 +11644,9 @@
       </w:tcPr>
     </w:tblStylePr>
   </w:style>
-  <w:style w:type="table" w:styleId="89">
+  <w:style w:type="table" w:styleId="90">
     <w:name w:val="Medium Grid 1 Accent 6"/>
-    <w:basedOn w:val="32"/>
+    <w:basedOn w:val="33"/>
     <w:qFormat/>
     <w:uiPriority w:val="67"/>
     <w:pPr>
@@ -11219,9 +11714,9 @@
       </w:tcPr>
     </w:tblStylePr>
   </w:style>
-  <w:style w:type="table" w:styleId="90">
+  <w:style w:type="table" w:styleId="91">
     <w:name w:val="Medium Grid 2"/>
-    <w:basedOn w:val="32"/>
+    <w:basedOn w:val="33"/>
     <w:qFormat/>
     <w:uiPriority w:val="68"/>
     <w:pPr>
@@ -11366,9 +11861,9 @@
       </w:tcPr>
     </w:tblStylePr>
   </w:style>
-  <w:style w:type="table" w:styleId="91">
+  <w:style w:type="table" w:styleId="92">
     <w:name w:val="Medium Grid 2 Accent 1"/>
-    <w:basedOn w:val="32"/>
+    <w:basedOn w:val="33"/>
     <w:qFormat/>
     <w:uiPriority w:val="68"/>
     <w:pPr>
@@ -11513,9 +12008,9 @@
       </w:tcPr>
     </w:tblStylePr>
   </w:style>
-  <w:style w:type="table" w:styleId="92">
+  <w:style w:type="table" w:styleId="93">
     <w:name w:val="Medium Grid 2 Accent 2"/>
-    <w:basedOn w:val="32"/>
+    <w:basedOn w:val="33"/>
     <w:qFormat/>
     <w:uiPriority w:val="68"/>
     <w:pPr>
@@ -11660,9 +12155,9 @@
       </w:tcPr>
     </w:tblStylePr>
   </w:style>
-  <w:style w:type="table" w:styleId="93">
+  <w:style w:type="table" w:styleId="94">
     <w:name w:val="Medium Grid 2 Accent 3"/>
-    <w:basedOn w:val="32"/>
+    <w:basedOn w:val="33"/>
     <w:qFormat/>
     <w:uiPriority w:val="68"/>
     <w:pPr>
@@ -11807,9 +12302,9 @@
       </w:tcPr>
     </w:tblStylePr>
   </w:style>
-  <w:style w:type="table" w:styleId="94">
+  <w:style w:type="table" w:styleId="95">
     <w:name w:val="Medium Grid 2 Accent 4"/>
-    <w:basedOn w:val="32"/>
+    <w:basedOn w:val="33"/>
     <w:qFormat/>
     <w:uiPriority w:val="68"/>
     <w:pPr>
@@ -11954,9 +12449,9 @@
       </w:tcPr>
     </w:tblStylePr>
   </w:style>
-  <w:style w:type="table" w:styleId="95">
+  <w:style w:type="table" w:styleId="96">
     <w:name w:val="Medium Grid 2 Accent 5"/>
-    <w:basedOn w:val="32"/>
+    <w:basedOn w:val="33"/>
     <w:qFormat/>
     <w:uiPriority w:val="68"/>
     <w:pPr>
@@ -12101,9 +12596,9 @@
       </w:tcPr>
     </w:tblStylePr>
   </w:style>
-  <w:style w:type="table" w:styleId="96">
+  <w:style w:type="table" w:styleId="97">
     <w:name w:val="Medium Grid 2 Accent 6"/>
-    <w:basedOn w:val="32"/>
+    <w:basedOn w:val="33"/>
     <w:qFormat/>
     <w:uiPriority w:val="68"/>
     <w:pPr>
@@ -12248,9 +12743,9 @@
       </w:tcPr>
     </w:tblStylePr>
   </w:style>
-  <w:style w:type="table" w:styleId="97">
+  <w:style w:type="table" w:styleId="98">
     <w:name w:val="Medium Grid 3"/>
-    <w:basedOn w:val="32"/>
+    <w:basedOn w:val="33"/>
     <w:qFormat/>
     <w:uiPriority w:val="69"/>
     <w:pPr>
@@ -12406,9 +12901,9 @@
       </w:tcPr>
     </w:tblStylePr>
   </w:style>
-  <w:style w:type="table" w:styleId="98">
+  <w:style w:type="table" w:styleId="99">
     <w:name w:val="Medium Grid 3 Accent 1"/>
-    <w:basedOn w:val="32"/>
+    <w:basedOn w:val="33"/>
     <w:qFormat/>
     <w:uiPriority w:val="69"/>
     <w:pPr>
@@ -12564,9 +13059,9 @@
       </w:tcPr>
     </w:tblStylePr>
   </w:style>
-  <w:style w:type="table" w:styleId="99">
+  <w:style w:type="table" w:styleId="100">
     <w:name w:val="Medium Grid 3 Accent 2"/>
-    <w:basedOn w:val="32"/>
+    <w:basedOn w:val="33"/>
     <w:qFormat/>
     <w:uiPriority w:val="69"/>
     <w:pPr>
@@ -12722,9 +13217,9 @@
       </w:tcPr>
     </w:tblStylePr>
   </w:style>
-  <w:style w:type="table" w:styleId="100">
+  <w:style w:type="table" w:styleId="101">
     <w:name w:val="Medium Grid 3 Accent 3"/>
-    <w:basedOn w:val="32"/>
+    <w:basedOn w:val="33"/>
     <w:qFormat/>
     <w:uiPriority w:val="69"/>
     <w:pPr>
@@ -12880,9 +13375,9 @@
       </w:tcPr>
     </w:tblStylePr>
   </w:style>
-  <w:style w:type="table" w:styleId="101">
+  <w:style w:type="table" w:styleId="102">
     <w:name w:val="Medium Grid 3 Accent 4"/>
-    <w:basedOn w:val="32"/>
+    <w:basedOn w:val="33"/>
     <w:qFormat/>
     <w:uiPriority w:val="69"/>
     <w:pPr>
@@ -13038,9 +13533,10 @@
       </w:tcPr>
     </w:tblStylePr>
   </w:style>
-  <w:style w:type="table" w:styleId="102">
+  <w:style w:type="table" w:styleId="103">
     <w:name w:val="Medium Grid 3 Accent 5"/>
-    <w:basedOn w:val="32"/>
+    <w:basedOn w:val="33"/>
+    <w:qFormat/>
     <w:uiPriority w:val="69"/>
     <w:pPr>
       <w:spacing w:after="0" w:line="240" w:lineRule="auto"/>
@@ -13195,9 +13691,10 @@
       </w:tcPr>
     </w:tblStylePr>
   </w:style>
-  <w:style w:type="table" w:styleId="103">
+  <w:style w:type="table" w:styleId="104">
     <w:name w:val="Medium Grid 3 Accent 6"/>
-    <w:basedOn w:val="32"/>
+    <w:basedOn w:val="33"/>
+    <w:qFormat/>
     <w:uiPriority w:val="69"/>
     <w:pPr>
       <w:spacing w:after="0" w:line="240" w:lineRule="auto"/>
@@ -13352,9 +13849,10 @@
       </w:tcPr>
     </w:tblStylePr>
   </w:style>
-  <w:style w:type="table" w:styleId="104">
+  <w:style w:type="table" w:styleId="105">
     <w:name w:val="Dark List"/>
-    <w:basedOn w:val="32"/>
+    <w:basedOn w:val="33"/>
+    <w:qFormat/>
     <w:uiPriority w:val="70"/>
     <w:pPr>
       <w:spacing w:after="0" w:line="240" w:lineRule="auto"/>
@@ -13467,9 +13965,9 @@
       </w:tcPr>
     </w:tblStylePr>
   </w:style>
-  <w:style w:type="table" w:styleId="105">
+  <w:style w:type="table" w:styleId="106">
     <w:name w:val="Dark List Accent 1"/>
-    <w:basedOn w:val="32"/>
+    <w:basedOn w:val="33"/>
     <w:qFormat/>
     <w:uiPriority w:val="70"/>
     <w:pPr>
@@ -13583,9 +14081,10 @@
       </w:tcPr>
     </w:tblStylePr>
   </w:style>
-  <w:style w:type="table" w:styleId="106">
+  <w:style w:type="table" w:styleId="107">
     <w:name w:val="Dark List Accent 2"/>
-    <w:basedOn w:val="32"/>
+    <w:basedOn w:val="33"/>
+    <w:qFormat/>
     <w:uiPriority w:val="70"/>
     <w:pPr>
       <w:spacing w:after="0" w:line="240" w:lineRule="auto"/>
@@ -13698,9 +14197,10 @@
       </w:tcPr>
     </w:tblStylePr>
   </w:style>
-  <w:style w:type="table" w:styleId="107">
+  <w:style w:type="table" w:styleId="108">
     <w:name w:val="Dark List Accent 3"/>
-    <w:basedOn w:val="32"/>
+    <w:basedOn w:val="33"/>
+    <w:qFormat/>
     <w:uiPriority w:val="70"/>
     <w:pPr>
       <w:spacing w:after="0" w:line="240" w:lineRule="auto"/>
@@ -13813,9 +14313,10 @@
       </w:tcPr>
     </w:tblStylePr>
   </w:style>
-  <w:style w:type="table" w:styleId="108">
+  <w:style w:type="table" w:styleId="109">
     <w:name w:val="Dark List Accent 4"/>
-    <w:basedOn w:val="32"/>
+    <w:basedOn w:val="33"/>
+    <w:qFormat/>
     <w:uiPriority w:val="70"/>
     <w:pPr>
       <w:spacing w:after="0" w:line="240" w:lineRule="auto"/>
@@ -13928,9 +14429,10 @@
       </w:tcPr>
     </w:tblStylePr>
   </w:style>
-  <w:style w:type="table" w:styleId="109">
+  <w:style w:type="table" w:styleId="110">
     <w:name w:val="Dark List Accent 5"/>
-    <w:basedOn w:val="32"/>
+    <w:basedOn w:val="33"/>
+    <w:qFormat/>
     <w:uiPriority w:val="70"/>
     <w:pPr>
       <w:spacing w:after="0" w:line="240" w:lineRule="auto"/>
@@ -14043,9 +14545,10 @@
       </w:tcPr>
     </w:tblStylePr>
   </w:style>
-  <w:style w:type="table" w:styleId="110">
+  <w:style w:type="table" w:styleId="111">
     <w:name w:val="Dark List Accent 6"/>
-    <w:basedOn w:val="32"/>
+    <w:basedOn w:val="33"/>
+    <w:qFormat/>
     <w:uiPriority w:val="70"/>
     <w:pPr>
       <w:spacing w:after="0" w:line="240" w:lineRule="auto"/>
@@ -14158,9 +14661,10 @@
       </w:tcPr>
     </w:tblStylePr>
   </w:style>
-  <w:style w:type="table" w:styleId="111">
+  <w:style w:type="table" w:styleId="112">
     <w:name w:val="Colorful Shading"/>
-    <w:basedOn w:val="32"/>
+    <w:basedOn w:val="33"/>
+    <w:qFormat/>
     <w:uiPriority w:val="71"/>
     <w:pPr>
       <w:spacing w:after="0" w:line="240" w:lineRule="auto"/>
@@ -14306,9 +14810,10 @@
       </w:rPr>
     </w:tblStylePr>
   </w:style>
-  <w:style w:type="table" w:styleId="112">
+  <w:style w:type="table" w:styleId="113">
     <w:name w:val="Colorful Shading Accent 1"/>
-    <w:basedOn w:val="32"/>
+    <w:basedOn w:val="33"/>
+    <w:qFormat/>
     <w:uiPriority w:val="71"/>
     <w:pPr>
       <w:spacing w:after="0" w:line="240" w:lineRule="auto"/>
@@ -14454,9 +14959,10 @@
       </w:rPr>
     </w:tblStylePr>
   </w:style>
-  <w:style w:type="table" w:styleId="113">
+  <w:style w:type="table" w:styleId="114">
     <w:name w:val="Colorful Shading Accent 2"/>
-    <w:basedOn w:val="32"/>
+    <w:basedOn w:val="33"/>
+    <w:qFormat/>
     <w:uiPriority w:val="71"/>
     <w:pPr>
       <w:spacing w:after="0" w:line="240" w:lineRule="auto"/>
@@ -14602,9 +15108,10 @@
       </w:rPr>
     </w:tblStylePr>
   </w:style>
-  <w:style w:type="table" w:styleId="114">
+  <w:style w:type="table" w:styleId="115">
     <w:name w:val="Colorful Shading Accent 3"/>
-    <w:basedOn w:val="32"/>
+    <w:basedOn w:val="33"/>
+    <w:qFormat/>
     <w:uiPriority w:val="71"/>
     <w:pPr>
       <w:spacing w:after="0" w:line="240" w:lineRule="auto"/>
@@ -14730,9 +15237,10 @@
       </w:tcPr>
     </w:tblStylePr>
   </w:style>
-  <w:style w:type="table" w:styleId="115">
+  <w:style w:type="table" w:styleId="116">
     <w:name w:val="Colorful Shading Accent 4"/>
-    <w:basedOn w:val="32"/>
+    <w:basedOn w:val="33"/>
+    <w:qFormat/>
     <w:uiPriority w:val="71"/>
     <w:pPr>
       <w:spacing w:after="0" w:line="240" w:lineRule="auto"/>
@@ -14878,9 +15386,9 @@
       </w:rPr>
     </w:tblStylePr>
   </w:style>
-  <w:style w:type="table" w:styleId="116">
+  <w:style w:type="table" w:styleId="117">
     <w:name w:val="Colorful Shading Accent 5"/>
-    <w:basedOn w:val="32"/>
+    <w:basedOn w:val="33"/>
     <w:qFormat/>
     <w:uiPriority w:val="71"/>
     <w:pPr>
@@ -15027,9 +15535,10 @@
       </w:rPr>
     </w:tblStylePr>
   </w:style>
-  <w:style w:type="table" w:styleId="117">
+  <w:style w:type="table" w:styleId="118">
     <w:name w:val="Colorful Shading Accent 6"/>
-    <w:basedOn w:val="32"/>
+    <w:basedOn w:val="33"/>
+    <w:qFormat/>
     <w:uiPriority w:val="71"/>
     <w:pPr>
       <w:spacing w:after="0" w:line="240" w:lineRule="auto"/>
@@ -15175,9 +15684,10 @@
       </w:rPr>
     </w:tblStylePr>
   </w:style>
-  <w:style w:type="table" w:styleId="118">
+  <w:style w:type="table" w:styleId="119">
     <w:name w:val="Colorful List"/>
-    <w:basedOn w:val="32"/>
+    <w:basedOn w:val="33"/>
+    <w:qFormat/>
     <w:uiPriority w:val="72"/>
     <w:pPr>
       <w:spacing w:after="0" w:line="240" w:lineRule="auto"/>
@@ -15267,9 +15777,10 @@
       </w:tcPr>
     </w:tblStylePr>
   </w:style>
-  <w:style w:type="table" w:styleId="119">
+  <w:style w:type="table" w:styleId="120">
     <w:name w:val="Colorful List Accent 1"/>
-    <w:basedOn w:val="32"/>
+    <w:basedOn w:val="33"/>
+    <w:qFormat/>
     <w:uiPriority w:val="72"/>
     <w:pPr>
       <w:spacing w:after="0" w:line="240" w:lineRule="auto"/>
@@ -15359,9 +15870,9 @@
       </w:tcPr>
     </w:tblStylePr>
   </w:style>
-  <w:style w:type="table" w:styleId="120">
+  <w:style w:type="table" w:styleId="121">
     <w:name w:val="Colorful List Accent 2"/>
-    <w:basedOn w:val="32"/>
+    <w:basedOn w:val="33"/>
     <w:qFormat/>
     <w:uiPriority w:val="72"/>
     <w:pPr>
@@ -15452,9 +15963,9 @@
       </w:tcPr>
     </w:tblStylePr>
   </w:style>
-  <w:style w:type="table" w:styleId="121">
+  <w:style w:type="table" w:styleId="122">
     <w:name w:val="Colorful List Accent 3"/>
-    <w:basedOn w:val="32"/>
+    <w:basedOn w:val="33"/>
     <w:qFormat/>
     <w:uiPriority w:val="72"/>
     <w:pPr>
@@ -15545,9 +16056,9 @@
       </w:tcPr>
     </w:tblStylePr>
   </w:style>
-  <w:style w:type="table" w:styleId="122">
+  <w:style w:type="table" w:styleId="123">
     <w:name w:val="Colorful List Accent 4"/>
-    <w:basedOn w:val="32"/>
+    <w:basedOn w:val="33"/>
     <w:qFormat/>
     <w:uiPriority w:val="72"/>
     <w:pPr>
@@ -15638,9 +16149,9 @@
       </w:tcPr>
     </w:tblStylePr>
   </w:style>
-  <w:style w:type="table" w:styleId="123">
+  <w:style w:type="table" w:styleId="124">
     <w:name w:val="Colorful List Accent 5"/>
-    <w:basedOn w:val="32"/>
+    <w:basedOn w:val="33"/>
     <w:qFormat/>
     <w:uiPriority w:val="72"/>
     <w:pPr>
@@ -15731,9 +16242,9 @@
       </w:tcPr>
     </w:tblStylePr>
   </w:style>
-  <w:style w:type="table" w:styleId="124">
+  <w:style w:type="table" w:styleId="125">
     <w:name w:val="Colorful List Accent 6"/>
-    <w:basedOn w:val="32"/>
+    <w:basedOn w:val="33"/>
     <w:qFormat/>
     <w:uiPriority w:val="72"/>
     <w:pPr>
@@ -15824,9 +16335,9 @@
       </w:tcPr>
     </w:tblStylePr>
   </w:style>
-  <w:style w:type="table" w:styleId="125">
+  <w:style w:type="table" w:styleId="126">
     <w:name w:val="Colorful Grid"/>
-    <w:basedOn w:val="32"/>
+    <w:basedOn w:val="33"/>
     <w:qFormat/>
     <w:uiPriority w:val="73"/>
     <w:pPr>
@@ -15921,9 +16432,9 @@
       </w:tcPr>
     </w:tblStylePr>
   </w:style>
-  <w:style w:type="table" w:styleId="126">
+  <w:style w:type="table" w:styleId="127">
     <w:name w:val="Colorful Grid Accent 1"/>
-    <w:basedOn w:val="32"/>
+    <w:basedOn w:val="33"/>
     <w:qFormat/>
     <w:uiPriority w:val="73"/>
     <w:pPr>
@@ -16018,9 +16529,9 @@
       </w:tcPr>
     </w:tblStylePr>
   </w:style>
-  <w:style w:type="table" w:styleId="127">
+  <w:style w:type="table" w:styleId="128">
     <w:name w:val="Colorful Grid Accent 2"/>
-    <w:basedOn w:val="32"/>
+    <w:basedOn w:val="33"/>
     <w:qFormat/>
     <w:uiPriority w:val="73"/>
     <w:pPr>
@@ -16115,9 +16626,9 @@
       </w:tcPr>
     </w:tblStylePr>
   </w:style>
-  <w:style w:type="table" w:styleId="128">
+  <w:style w:type="table" w:styleId="129">
     <w:name w:val="Colorful Grid Accent 3"/>
-    <w:basedOn w:val="32"/>
+    <w:basedOn w:val="33"/>
     <w:qFormat/>
     <w:uiPriority w:val="73"/>
     <w:pPr>
@@ -16212,9 +16723,9 @@
       </w:tcPr>
     </w:tblStylePr>
   </w:style>
-  <w:style w:type="table" w:styleId="129">
+  <w:style w:type="table" w:styleId="130">
     <w:name w:val="Colorful Grid Accent 4"/>
-    <w:basedOn w:val="32"/>
+    <w:basedOn w:val="33"/>
     <w:qFormat/>
     <w:uiPriority w:val="73"/>
     <w:pPr>
@@ -16309,9 +16820,9 @@
       </w:tcPr>
     </w:tblStylePr>
   </w:style>
-  <w:style w:type="table" w:styleId="130">
+  <w:style w:type="table" w:styleId="131">
     <w:name w:val="Colorful Grid Accent 5"/>
-    <w:basedOn w:val="32"/>
+    <w:basedOn w:val="33"/>
     <w:qFormat/>
     <w:uiPriority w:val="73"/>
     <w:pPr>
@@ -16406,9 +16917,9 @@
       </w:tcPr>
     </w:tblStylePr>
   </w:style>
-  <w:style w:type="table" w:styleId="131">
+  <w:style w:type="table" w:styleId="132">
     <w:name w:val="Colorful Grid Accent 6"/>
-    <w:basedOn w:val="32"/>
+    <w:basedOn w:val="33"/>
     <w:qFormat/>
     <w:uiPriority w:val="73"/>
     <w:pPr>
@@ -16503,9 +17014,9 @@
       </w:tcPr>
     </w:tblStylePr>
   </w:style>
-  <w:style w:type="character" w:styleId="133">
+  <w:style w:type="character" w:styleId="134">
     <w:name w:val="Strong"/>
-    <w:basedOn w:val="132"/>
+    <w:basedOn w:val="133"/>
     <w:qFormat/>
     <w:uiPriority w:val="22"/>
     <w:rPr>
@@ -16513,9 +17024,9 @@
       <w:bCs/>
     </w:rPr>
   </w:style>
-  <w:style w:type="character" w:styleId="134">
+  <w:style w:type="character" w:styleId="135">
     <w:name w:val="Emphasis"/>
-    <w:basedOn w:val="132"/>
+    <w:basedOn w:val="133"/>
     <w:qFormat/>
     <w:uiPriority w:val="20"/>
     <w:rPr>
@@ -16523,21 +17034,32 @@
       <w:iCs/>
     </w:rPr>
   </w:style>
-  <w:style w:type="character" w:customStyle="1" w:styleId="135">
+  <w:style w:type="character" w:styleId="136">
+    <w:name w:val="HTML Code"/>
+    <w:basedOn w:val="133"/>
+    <w:semiHidden/>
+    <w:unhideWhenUsed/>
+    <w:uiPriority w:val="99"/>
+    <w:rPr>
+      <w:rFonts w:ascii="Courier New" w:hAnsi="Courier New"/>
+      <w:sz w:val="20"/>
+    </w:rPr>
+  </w:style>
+  <w:style w:type="character" w:customStyle="1" w:styleId="137">
     <w:name w:val="Header Char"/>
-    <w:basedOn w:val="132"/>
+    <w:basedOn w:val="133"/>
     <w:link w:val="25"/>
     <w:qFormat/>
     <w:uiPriority w:val="99"/>
   </w:style>
-  <w:style w:type="character" w:customStyle="1" w:styleId="136">
+  <w:style w:type="character" w:customStyle="1" w:styleId="138">
     <w:name w:val="Footer Char"/>
-    <w:basedOn w:val="132"/>
+    <w:basedOn w:val="133"/>
     <w:link w:val="24"/>
     <w:qFormat/>
     <w:uiPriority w:val="99"/>
   </w:style>
-  <w:style w:type="paragraph" w:styleId="137">
+  <w:style w:type="paragraph" w:styleId="139">
     <w:name w:val="No Spacing"/>
     <w:qFormat/>
     <w:uiPriority w:val="1"/>
@@ -16551,9 +17073,9 @@
       <w:lang w:val="en-US" w:eastAsia="en-US" w:bidi="ar-SA"/>
     </w:rPr>
   </w:style>
-  <w:style w:type="character" w:customStyle="1" w:styleId="138">
+  <w:style w:type="character" w:customStyle="1" w:styleId="140">
     <w:name w:val="Heading 1 Char"/>
-    <w:basedOn w:val="132"/>
+    <w:basedOn w:val="133"/>
     <w:link w:val="4"/>
     <w:qFormat/>
     <w:uiPriority w:val="9"/>
@@ -16566,9 +17088,9 @@
       <w:szCs w:val="28"/>
     </w:rPr>
   </w:style>
-  <w:style w:type="character" w:customStyle="1" w:styleId="139">
+  <w:style w:type="character" w:customStyle="1" w:styleId="141">
     <w:name w:val="Heading 2 Char"/>
-    <w:basedOn w:val="132"/>
+    <w:basedOn w:val="133"/>
     <w:link w:val="5"/>
     <w:qFormat/>
     <w:uiPriority w:val="9"/>
@@ -16586,9 +17108,9 @@
       </w14:textFill>
     </w:rPr>
   </w:style>
-  <w:style w:type="character" w:customStyle="1" w:styleId="140">
+  <w:style w:type="character" w:customStyle="1" w:styleId="142">
     <w:name w:val="Heading 3 Char"/>
-    <w:basedOn w:val="132"/>
+    <w:basedOn w:val="133"/>
     <w:link w:val="6"/>
     <w:qFormat/>
     <w:uiPriority w:val="9"/>
@@ -16604,10 +17126,10 @@
       </w14:textFill>
     </w:rPr>
   </w:style>
-  <w:style w:type="character" w:customStyle="1" w:styleId="141">
+  <w:style w:type="character" w:customStyle="1" w:styleId="143">
     <w:name w:val="Title Char"/>
-    <w:basedOn w:val="132"/>
-    <w:link w:val="31"/>
+    <w:basedOn w:val="133"/>
+    <w:link w:val="32"/>
     <w:qFormat/>
     <w:uiPriority w:val="10"/>
     <w:rPr>
@@ -16619,9 +17141,9 @@
       <w:szCs w:val="52"/>
     </w:rPr>
   </w:style>
-  <w:style w:type="character" w:customStyle="1" w:styleId="142">
+  <w:style w:type="character" w:customStyle="1" w:styleId="144">
     <w:name w:val="Subtitle Char"/>
-    <w:basedOn w:val="132"/>
+    <w:basedOn w:val="133"/>
     <w:link w:val="26"/>
     <w:qFormat/>
     <w:uiPriority w:val="11"/>
@@ -16640,7 +17162,7 @@
       </w14:textFill>
     </w:rPr>
   </w:style>
-  <w:style w:type="paragraph" w:styleId="143">
+  <w:style w:type="paragraph" w:styleId="145">
     <w:name w:val="List Paragraph"/>
     <w:basedOn w:val="1"/>
     <w:qFormat/>
@@ -16650,23 +17172,23 @@
       <w:contextualSpacing/>
     </w:pPr>
   </w:style>
-  <w:style w:type="character" w:customStyle="1" w:styleId="144">
+  <w:style w:type="character" w:customStyle="1" w:styleId="146">
     <w:name w:val="Body Text Char"/>
-    <w:basedOn w:val="132"/>
+    <w:basedOn w:val="133"/>
     <w:link w:val="2"/>
     <w:qFormat/>
     <w:uiPriority w:val="99"/>
   </w:style>
-  <w:style w:type="character" w:customStyle="1" w:styleId="145">
+  <w:style w:type="character" w:customStyle="1" w:styleId="147">
     <w:name w:val="Body Text 2 Char"/>
-    <w:basedOn w:val="132"/>
+    <w:basedOn w:val="133"/>
     <w:link w:val="28"/>
     <w:qFormat/>
     <w:uiPriority w:val="99"/>
   </w:style>
-  <w:style w:type="character" w:customStyle="1" w:styleId="146">
+  <w:style w:type="character" w:customStyle="1" w:styleId="148">
     <w:name w:val="Body Text 3 Char"/>
-    <w:basedOn w:val="132"/>
+    <w:basedOn w:val="133"/>
     <w:link w:val="18"/>
     <w:qFormat/>
     <w:uiPriority w:val="99"/>
@@ -16675,9 +17197,9 @@
       <w:szCs w:val="16"/>
     </w:rPr>
   </w:style>
-  <w:style w:type="character" w:customStyle="1" w:styleId="147">
+  <w:style w:type="character" w:customStyle="1" w:styleId="149">
     <w:name w:val="Macro Text Char"/>
-    <w:basedOn w:val="132"/>
+    <w:basedOn w:val="133"/>
     <w:link w:val="3"/>
     <w:qFormat/>
     <w:uiPriority w:val="99"/>
@@ -16687,11 +17209,11 @@
       <w:szCs w:val="20"/>
     </w:rPr>
   </w:style>
-  <w:style w:type="paragraph" w:styleId="148">
+  <w:style w:type="paragraph" w:styleId="150">
     <w:name w:val="Quote"/>
     <w:basedOn w:val="1"/>
     <w:next w:val="1"/>
-    <w:link w:val="149"/>
+    <w:link w:val="151"/>
     <w:qFormat/>
     <w:uiPriority w:val="29"/>
     <w:rPr>
@@ -16705,10 +17227,10 @@
       </w14:textFill>
     </w:rPr>
   </w:style>
-  <w:style w:type="character" w:customStyle="1" w:styleId="149">
+  <w:style w:type="character" w:customStyle="1" w:styleId="151">
     <w:name w:val="Quote Char"/>
-    <w:basedOn w:val="132"/>
-    <w:link w:val="148"/>
+    <w:basedOn w:val="133"/>
+    <w:link w:val="150"/>
     <w:qFormat/>
     <w:uiPriority w:val="29"/>
     <w:rPr>
@@ -16722,9 +17244,9 @@
       </w14:textFill>
     </w:rPr>
   </w:style>
-  <w:style w:type="character" w:customStyle="1" w:styleId="150">
+  <w:style w:type="character" w:customStyle="1" w:styleId="152">
     <w:name w:val="Heading 4 Char"/>
-    <w:basedOn w:val="132"/>
+    <w:basedOn w:val="133"/>
     <w:link w:val="7"/>
     <w:semiHidden/>
     <w:qFormat/>
@@ -16743,9 +17265,9 @@
       </w14:textFill>
     </w:rPr>
   </w:style>
-  <w:style w:type="character" w:customStyle="1" w:styleId="151">
+  <w:style w:type="character" w:customStyle="1" w:styleId="153">
     <w:name w:val="Heading 5 Char"/>
-    <w:basedOn w:val="132"/>
+    <w:basedOn w:val="133"/>
     <w:link w:val="8"/>
     <w:semiHidden/>
     <w:qFormat/>
@@ -16755,9 +17277,9 @@
       <w:color w:val="254061" w:themeColor="accent1" w:themeShade="80"/>
     </w:rPr>
   </w:style>
-  <w:style w:type="character" w:customStyle="1" w:styleId="152">
+  <w:style w:type="character" w:customStyle="1" w:styleId="154">
     <w:name w:val="Heading 6 Char"/>
-    <w:basedOn w:val="132"/>
+    <w:basedOn w:val="133"/>
     <w:link w:val="9"/>
     <w:semiHidden/>
     <w:qFormat/>
@@ -16769,9 +17291,9 @@
       <w:color w:val="254061" w:themeColor="accent1" w:themeShade="80"/>
     </w:rPr>
   </w:style>
-  <w:style w:type="character" w:customStyle="1" w:styleId="153">
+  <w:style w:type="character" w:customStyle="1" w:styleId="155">
     <w:name w:val="Heading 7 Char"/>
-    <w:basedOn w:val="132"/>
+    <w:basedOn w:val="133"/>
     <w:link w:val="10"/>
     <w:semiHidden/>
     <w:qFormat/>
@@ -16791,9 +17313,9 @@
       </w14:textFill>
     </w:rPr>
   </w:style>
-  <w:style w:type="character" w:customStyle="1" w:styleId="154">
+  <w:style w:type="character" w:customStyle="1" w:styleId="156">
     <w:name w:val="Heading 8 Char"/>
-    <w:basedOn w:val="132"/>
+    <w:basedOn w:val="133"/>
     <w:link w:val="11"/>
     <w:semiHidden/>
     <w:qFormat/>
@@ -16810,9 +17332,9 @@
       </w14:textFill>
     </w:rPr>
   </w:style>
-  <w:style w:type="character" w:customStyle="1" w:styleId="155">
+  <w:style w:type="character" w:customStyle="1" w:styleId="157">
     <w:name w:val="Heading 9 Char"/>
-    <w:basedOn w:val="132"/>
+    <w:basedOn w:val="133"/>
     <w:link w:val="12"/>
     <w:semiHidden/>
     <w:qFormat/>
@@ -16834,11 +17356,11 @@
       </w14:textFill>
     </w:rPr>
   </w:style>
-  <w:style w:type="paragraph" w:styleId="156">
+  <w:style w:type="paragraph" w:styleId="158">
     <w:name w:val="Intense Quote"/>
     <w:basedOn w:val="1"/>
     <w:next w:val="1"/>
-    <w:link w:val="157"/>
+    <w:link w:val="159"/>
     <w:qFormat/>
     <w:uiPriority w:val="30"/>
     <w:pPr>
@@ -16861,10 +17383,11 @@
       </w14:textFill>
     </w:rPr>
   </w:style>
-  <w:style w:type="character" w:customStyle="1" w:styleId="157">
+  <w:style w:type="character" w:customStyle="1" w:styleId="159">
     <w:name w:val="Intense Quote Char"/>
-    <w:basedOn w:val="132"/>
-    <w:link w:val="156"/>
+    <w:basedOn w:val="133"/>
+    <w:link w:val="158"/>
+    <w:qFormat/>
     <w:uiPriority w:val="30"/>
     <w:rPr>
       <w:b/>
@@ -16879,9 +17402,9 @@
       </w14:textFill>
     </w:rPr>
   </w:style>
-  <w:style w:type="character" w:customStyle="1" w:styleId="158">
+  <w:style w:type="character" w:customStyle="1" w:styleId="160">
     <w:name w:val="Subtle Emphasis"/>
-    <w:basedOn w:val="132"/>
+    <w:basedOn w:val="133"/>
     <w:qFormat/>
     <w:uiPriority w:val="19"/>
     <w:rPr>
@@ -16898,9 +17421,9 @@
       </w14:textFill>
     </w:rPr>
   </w:style>
-  <w:style w:type="character" w:customStyle="1" w:styleId="159">
+  <w:style w:type="character" w:customStyle="1" w:styleId="161">
     <w:name w:val="Intense Emphasis"/>
-    <w:basedOn w:val="132"/>
+    <w:basedOn w:val="133"/>
     <w:qFormat/>
     <w:uiPriority w:val="21"/>
     <w:rPr>
@@ -16916,9 +17439,9 @@
       </w14:textFill>
     </w:rPr>
   </w:style>
-  <w:style w:type="character" w:customStyle="1" w:styleId="160">
+  <w:style w:type="character" w:customStyle="1" w:styleId="162">
     <w:name w:val="Subtle Reference"/>
-    <w:basedOn w:val="132"/>
+    <w:basedOn w:val="133"/>
     <w:qFormat/>
     <w:uiPriority w:val="31"/>
     <w:rPr>
@@ -16932,9 +17455,9 @@
       </w14:textFill>
     </w:rPr>
   </w:style>
-  <w:style w:type="character" w:customStyle="1" w:styleId="161">
+  <w:style w:type="character" w:customStyle="1" w:styleId="163">
     <w:name w:val="Intense Reference"/>
-    <w:basedOn w:val="132"/>
+    <w:basedOn w:val="133"/>
     <w:qFormat/>
     <w:uiPriority w:val="32"/>
     <w:rPr>
@@ -16951,9 +17474,9 @@
       </w14:textFill>
     </w:rPr>
   </w:style>
-  <w:style w:type="character" w:customStyle="1" w:styleId="162">
+  <w:style w:type="character" w:customStyle="1" w:styleId="164">
     <w:name w:val="Book Title"/>
-    <w:basedOn w:val="132"/>
+    <w:basedOn w:val="133"/>
     <w:qFormat/>
     <w:uiPriority w:val="33"/>
     <w:rPr>
@@ -16963,7 +17486,7 @@
       <w:spacing w:val="5"/>
     </w:rPr>
   </w:style>
-  <w:style w:type="paragraph" w:customStyle="1" w:styleId="163">
+  <w:style w:type="paragraph" w:customStyle="1" w:styleId="165">
     <w:name w:val="TOC Heading"/>
     <w:basedOn w:val="4"/>
     <w:next w:val="1"/>
